--- a/Protokoll/Heberschutz/PruefungHeberschutz.docx
+++ b/Protokoll/Heberschutz/PruefungHeberschutz.docx
@@ -1,6 +1,6 @@
 
 <file path=word/document.xml><?xml version="1.0" encoding="utf-8"?>
-<w:document xmlns:wpc="http://schemas.microsoft.com/office/word/2010/wordprocessingCanvas" xmlns:cx="http://schemas.microsoft.com/office/drawing/2014/chartex" xmlns:cx1="http://schemas.microsoft.com/office/drawing/2015/9/8/chartex" xmlns:cx2="http://schemas.microsoft.com/office/drawing/2015/10/21/chartex" xmlns:cx3="http://schemas.microsoft.com/office/drawing/2016/5/9/chartex" xmlns:cx4="http://schemas.microsoft.com/office/drawing/2016/5/10/chartex" xmlns:cx5="http://schemas.microsoft.com/office/drawing/2016/5/11/chartex" xmlns:cx6="http://schemas.microsoft.com/office/drawing/2016/5/12/chartex" xmlns:cx7="http://schemas.microsoft.com/office/drawing/2016/5/13/chartex" xmlns:cx8="http://schemas.microsoft.com/office/drawing/2016/5/14/chartex" xmlns:mc="http://schemas.openxmlformats.org/markup-compatibility/2006" xmlns:aink="http://schemas.microsoft.com/office/drawing/2016/ink" xmlns:am3d="http://schemas.microsoft.com/office/drawing/2017/model3d" xmlns:o="urn:schemas-microsoft-com:office:office" xmlns:r="http://schemas.openxmlformats.org/officeDocument/2006/relationships" xmlns:m="http://schemas.openxmlformats.org/officeDocument/2006/math" xmlns:v="urn:schemas-microsoft-com:vml" xmlns:wp14="http://schemas.microsoft.com/office/word/2010/wordprocessingDrawing" xmlns:wp="http://schemas.openxmlformats.org/drawingml/2006/wordprocessingDrawing" xmlns:w10="urn:schemas-microsoft-com:office:word" xmlns:w="http://schemas.openxmlformats.org/wordprocessingml/2006/main" xmlns:w14="http://schemas.microsoft.com/office/word/2010/wordml" xmlns:w15="http://schemas.microsoft.com/office/word/2012/wordml" xmlns:w16cex="http://schemas.microsoft.com/office/word/2018/wordml/cex" xmlns:w16cid="http://schemas.microsoft.com/office/word/2016/wordml/cid" xmlns:w16="http://schemas.microsoft.com/office/word/2018/wordml" xmlns:w16sdtdh="http://schemas.microsoft.com/office/word/2020/wordml/sdtdatahash" xmlns:w16se="http://schemas.microsoft.com/office/word/2015/wordml/symex" xmlns:wpg="http://schemas.microsoft.com/office/word/2010/wordprocessingGroup" xmlns:wpi="http://schemas.microsoft.com/office/word/2010/wordprocessingInk" xmlns:wne="http://schemas.microsoft.com/office/word/2006/wordml" xmlns:wps="http://schemas.microsoft.com/office/word/2010/wordprocessingShape" mc:Ignorable="w14 w15 w16se w16cid w16 w16cex w16sdtdh wp14">
+<w:document xmlns:wpc="http://schemas.microsoft.com/office/word/2010/wordprocessingCanvas" xmlns:cx="http://schemas.microsoft.com/office/drawing/2014/chartex" xmlns:cx1="http://schemas.microsoft.com/office/drawing/2015/9/8/chartex" xmlns:cx2="http://schemas.microsoft.com/office/drawing/2015/10/21/chartex" xmlns:cx3="http://schemas.microsoft.com/office/drawing/2016/5/9/chartex" xmlns:cx4="http://schemas.microsoft.com/office/drawing/2016/5/10/chartex" xmlns:cx5="http://schemas.microsoft.com/office/drawing/2016/5/11/chartex" xmlns:cx6="http://schemas.microsoft.com/office/drawing/2016/5/12/chartex" xmlns:cx7="http://schemas.microsoft.com/office/drawing/2016/5/13/chartex" xmlns:cx8="http://schemas.microsoft.com/office/drawing/2016/5/14/chartex" xmlns:mc="http://schemas.openxmlformats.org/markup-compatibility/2006" xmlns:aink="http://schemas.microsoft.com/office/drawing/2016/ink" xmlns:am3d="http://schemas.microsoft.com/office/drawing/2017/model3d" xmlns:o="urn:schemas-microsoft-com:office:office" xmlns:oel="http://schemas.microsoft.com/office/2019/extlst" xmlns:r="http://schemas.openxmlformats.org/officeDocument/2006/relationships" xmlns:m="http://schemas.openxmlformats.org/officeDocument/2006/math" xmlns:v="urn:schemas-microsoft-com:vml" xmlns:wp14="http://schemas.microsoft.com/office/word/2010/wordprocessingDrawing" xmlns:wp="http://schemas.openxmlformats.org/drawingml/2006/wordprocessingDrawing" xmlns:w10="urn:schemas-microsoft-com:office:word" xmlns:w="http://schemas.openxmlformats.org/wordprocessingml/2006/main" xmlns:w14="http://schemas.microsoft.com/office/word/2010/wordml" xmlns:w15="http://schemas.microsoft.com/office/word/2012/wordml" xmlns:w16cex="http://schemas.microsoft.com/office/word/2018/wordml/cex" xmlns:w16cid="http://schemas.microsoft.com/office/word/2016/wordml/cid" xmlns:w16="http://schemas.microsoft.com/office/word/2018/wordml" xmlns:w16du="http://schemas.microsoft.com/office/word/2023/wordml/word16du" xmlns:w16sdtdh="http://schemas.microsoft.com/office/word/2020/wordml/sdtdatahash" xmlns:w16sdtfl="http://schemas.microsoft.com/office/word/2024/wordml/sdtformatlock" xmlns:w16se="http://schemas.microsoft.com/office/word/2015/wordml/symex" xmlns:wpg="http://schemas.microsoft.com/office/word/2010/wordprocessingGroup" xmlns:wpi="http://schemas.microsoft.com/office/word/2010/wordprocessingInk" xmlns:wne="http://schemas.microsoft.com/office/word/2006/wordml" xmlns:wps="http://schemas.microsoft.com/office/word/2010/wordprocessingShape" mc:Ignorable="w14 w15 w16se w16cid w16 w16cex w16sdtdh w16sdtfl w16du wp14">
   <w:background w:color="FFFFFF"/>
   <w:body>
     <w:p>
@@ -130,19 +130,7 @@
                               <w:rPr>
                                 <w:rFonts w:ascii="Arial" w:hAnsi="Arial" w:cs="Arial"/>
                               </w:rPr>
-                              <w:t>{Adress</w:t>
-                            </w:r>
-                            <w:r>
-                              <w:rPr>
-                                <w:rFonts w:ascii="Arial" w:hAnsi="Arial" w:cs="Arial"/>
-                              </w:rPr>
-                              <w:t>2</w:t>
-                            </w:r>
-                            <w:r>
-                              <w:rPr>
-                                <w:rFonts w:ascii="Arial" w:hAnsi="Arial" w:cs="Arial"/>
-                              </w:rPr>
-                              <w:t>}</w:t>
+                              <w:t>{Adress2}</w:t>
                             </w:r>
                           </w:p>
                           <w:p>
@@ -155,19 +143,7 @@
                               <w:rPr>
                                 <w:rFonts w:ascii="Arial" w:hAnsi="Arial" w:cs="Arial"/>
                               </w:rPr>
-                              <w:t>{Adress</w:t>
-                            </w:r>
-                            <w:r>
-                              <w:rPr>
-                                <w:rFonts w:ascii="Arial" w:hAnsi="Arial" w:cs="Arial"/>
-                              </w:rPr>
-                              <w:t>3</w:t>
-                            </w:r>
-                            <w:r>
-                              <w:rPr>
-                                <w:rFonts w:ascii="Arial" w:hAnsi="Arial" w:cs="Arial"/>
-                              </w:rPr>
-                              <w:t>}</w:t>
+                              <w:t>{Adress3}</w:t>
                             </w:r>
                           </w:p>
                           <w:p>
@@ -180,19 +156,7 @@
                               <w:rPr>
                                 <w:rFonts w:ascii="Arial" w:hAnsi="Arial" w:cs="Arial"/>
                               </w:rPr>
-                              <w:t>{Adress</w:t>
-                            </w:r>
-                            <w:r>
-                              <w:rPr>
-                                <w:rFonts w:ascii="Arial" w:hAnsi="Arial" w:cs="Arial"/>
-                              </w:rPr>
-                              <w:t>4</w:t>
-                            </w:r>
-                            <w:r>
-                              <w:rPr>
-                                <w:rFonts w:ascii="Arial" w:hAnsi="Arial" w:cs="Arial"/>
-                              </w:rPr>
-                              <w:t>}</w:t>
+                              <w:t>{Adress4}</w:t>
                             </w:r>
                           </w:p>
                           <w:p>
@@ -395,8 +359,18 @@
           <w:b/>
           <w:bCs/>
         </w:rPr>
-        <w:t>Prüfung Heberschutz</w:t>
+        <w:t xml:space="preserve">Prüfung </w:t>
       </w:r>
+      <w:proofErr w:type="spellStart"/>
+      <w:r>
+        <w:rPr>
+          <w:rFonts w:ascii="Arial" w:hAnsi="Arial" w:cs="Arial"/>
+          <w:b/>
+          <w:bCs/>
+        </w:rPr>
+        <w:t>Heberschutz</w:t>
+      </w:r>
+      <w:proofErr w:type="spellEnd"/>
     </w:p>
     <w:p>
       <w:pPr>
@@ -454,6 +428,13 @@
               </w:rPr>
               <w:t>Anlagenbeschreibung</w:t>
             </w:r>
+            <w:r>
+              <w:rPr>
+                <w:b w:val="0"/>
+                <w:bCs w:val="0"/>
+              </w:rPr>
+              <w:t>neu</w:t>
+            </w:r>
           </w:p>
         </w:tc>
         <w:tc>
@@ -821,12 +802,21 @@
                 <w:bCs w:val="0"/>
               </w:rPr>
             </w:pPr>
-            <w:r>
-              <w:rPr>
-                <w:b w:val="0"/>
-                <w:bCs w:val="0"/>
-              </w:rPr>
-              <w:t>Fab. Nummer</w:t>
+            <w:proofErr w:type="spellStart"/>
+            <w:r>
+              <w:rPr>
+                <w:b w:val="0"/>
+                <w:bCs w:val="0"/>
+              </w:rPr>
+              <w:t>Fab</w:t>
+            </w:r>
+            <w:proofErr w:type="spellEnd"/>
+            <w:r>
+              <w:rPr>
+                <w:b w:val="0"/>
+                <w:bCs w:val="0"/>
+              </w:rPr>
+              <w:t>. Nummer</w:t>
             </w:r>
             <w:r>
               <w:rPr>
@@ -862,7 +852,23 @@
                 <w:b w:val="0"/>
                 <w:bCs w:val="0"/>
               </w:rPr>
-              <w:t>{FabNummer}</w:t>
+              <w:t>{</w:t>
+            </w:r>
+            <w:proofErr w:type="spellStart"/>
+            <w:r>
+              <w:rPr>
+                <w:b w:val="0"/>
+                <w:bCs w:val="0"/>
+              </w:rPr>
+              <w:t>FabNummer</w:t>
+            </w:r>
+            <w:proofErr w:type="spellEnd"/>
+            <w:r>
+              <w:rPr>
+                <w:b w:val="0"/>
+                <w:bCs w:val="0"/>
+              </w:rPr>
+              <w:t>}</w:t>
             </w:r>
           </w:p>
         </w:tc>
@@ -1037,6 +1043,7 @@
                 <w:bCs w:val="0"/>
               </w:rPr>
             </w:pPr>
+            <w:proofErr w:type="spellStart"/>
             <w:r>
               <w:rPr>
                 <w:b w:val="0"/>
@@ -1044,6 +1051,7 @@
               </w:rPr>
               <w:t>Heberschutzventil</w:t>
             </w:r>
+            <w:proofErr w:type="spellEnd"/>
             <w:r>
               <w:rPr>
                 <w:b w:val="0"/>
@@ -1769,7 +1777,23 @@
                 <w:b w:val="0"/>
                 <w:bCs w:val="0"/>
               </w:rPr>
-              <w:t>{MFüll}</w:t>
+              <w:t>{</w:t>
+            </w:r>
+            <w:proofErr w:type="spellStart"/>
+            <w:r>
+              <w:rPr>
+                <w:b w:val="0"/>
+                <w:bCs w:val="0"/>
+              </w:rPr>
+              <w:t>MFüll</w:t>
+            </w:r>
+            <w:proofErr w:type="spellEnd"/>
+            <w:r>
+              <w:rPr>
+                <w:b w:val="0"/>
+                <w:bCs w:val="0"/>
+              </w:rPr>
+              <w:t>}</w:t>
             </w:r>
           </w:p>
         </w:tc>
@@ -1942,7 +1966,23 @@
                 <w:b w:val="0"/>
                 <w:bCs w:val="0"/>
               </w:rPr>
-              <w:t>{AFüll}</w:t>
+              <w:t>{</w:t>
+            </w:r>
+            <w:proofErr w:type="spellStart"/>
+            <w:r>
+              <w:rPr>
+                <w:b w:val="0"/>
+                <w:bCs w:val="0"/>
+              </w:rPr>
+              <w:t>AFüll</w:t>
+            </w:r>
+            <w:proofErr w:type="spellEnd"/>
+            <w:r>
+              <w:rPr>
+                <w:b w:val="0"/>
+                <w:bCs w:val="0"/>
+              </w:rPr>
+              <w:t>}</w:t>
             </w:r>
           </w:p>
         </w:tc>
@@ -2031,7 +2071,23 @@
                 <w:b w:val="0"/>
                 <w:bCs w:val="0"/>
               </w:rPr>
-              <w:t>{Mindest}</w:t>
+              <w:t>{</w:t>
+            </w:r>
+            <w:proofErr w:type="spellStart"/>
+            <w:r>
+              <w:rPr>
+                <w:b w:val="0"/>
+                <w:bCs w:val="0"/>
+              </w:rPr>
+              <w:t>Mindest</w:t>
+            </w:r>
+            <w:proofErr w:type="spellEnd"/>
+            <w:r>
+              <w:rPr>
+                <w:b w:val="0"/>
+                <w:bCs w:val="0"/>
+              </w:rPr>
+              <w:t>}</w:t>
             </w:r>
           </w:p>
         </w:tc>
@@ -2421,8 +2477,10 @@
     <w:sectPr>
       <w:headerReference w:type="even" r:id="rId8"/>
       <w:headerReference w:type="default" r:id="rId9"/>
-      <w:footerReference w:type="default" r:id="rId10"/>
-      <w:headerReference w:type="first" r:id="rId11"/>
+      <w:footerReference w:type="even" r:id="rId10"/>
+      <w:footerReference w:type="default" r:id="rId11"/>
+      <w:headerReference w:type="first" r:id="rId12"/>
+      <w:footerReference w:type="first" r:id="rId13"/>
       <w:pgSz w:w="11906" w:h="16838"/>
       <w:pgMar w:top="3415" w:right="1418" w:bottom="2157" w:left="1418" w:header="709" w:footer="284" w:gutter="0"/>
       <w:cols w:space="720"/>
@@ -2433,7 +2491,7 @@
 </file>
 
 <file path=word/endnotes.xml><?xml version="1.0" encoding="utf-8"?>
-<w:endnotes xmlns:wpc="http://schemas.microsoft.com/office/word/2010/wordprocessingCanvas" xmlns:cx="http://schemas.microsoft.com/office/drawing/2014/chartex" xmlns:cx1="http://schemas.microsoft.com/office/drawing/2015/9/8/chartex" xmlns:cx2="http://schemas.microsoft.com/office/drawing/2015/10/21/chartex" xmlns:cx3="http://schemas.microsoft.com/office/drawing/2016/5/9/chartex" xmlns:cx4="http://schemas.microsoft.com/office/drawing/2016/5/10/chartex" xmlns:cx5="http://schemas.microsoft.com/office/drawing/2016/5/11/chartex" xmlns:cx6="http://schemas.microsoft.com/office/drawing/2016/5/12/chartex" xmlns:cx7="http://schemas.microsoft.com/office/drawing/2016/5/13/chartex" xmlns:cx8="http://schemas.microsoft.com/office/drawing/2016/5/14/chartex" xmlns:mc="http://schemas.openxmlformats.org/markup-compatibility/2006" xmlns:aink="http://schemas.microsoft.com/office/drawing/2016/ink" xmlns:am3d="http://schemas.microsoft.com/office/drawing/2017/model3d" xmlns:o="urn:schemas-microsoft-com:office:office" xmlns:r="http://schemas.openxmlformats.org/officeDocument/2006/relationships" xmlns:m="http://schemas.openxmlformats.org/officeDocument/2006/math" xmlns:v="urn:schemas-microsoft-com:vml" xmlns:wp14="http://schemas.microsoft.com/office/word/2010/wordprocessingDrawing" xmlns:wp="http://schemas.openxmlformats.org/drawingml/2006/wordprocessingDrawing" xmlns:w10="urn:schemas-microsoft-com:office:word" xmlns:w="http://schemas.openxmlformats.org/wordprocessingml/2006/main" xmlns:w14="http://schemas.microsoft.com/office/word/2010/wordml" xmlns:w15="http://schemas.microsoft.com/office/word/2012/wordml" xmlns:w16cex="http://schemas.microsoft.com/office/word/2018/wordml/cex" xmlns:w16cid="http://schemas.microsoft.com/office/word/2016/wordml/cid" xmlns:w16="http://schemas.microsoft.com/office/word/2018/wordml" xmlns:w16sdtdh="http://schemas.microsoft.com/office/word/2020/wordml/sdtdatahash" xmlns:w16se="http://schemas.microsoft.com/office/word/2015/wordml/symex" xmlns:wpg="http://schemas.microsoft.com/office/word/2010/wordprocessingGroup" xmlns:wpi="http://schemas.microsoft.com/office/word/2010/wordprocessingInk" xmlns:wne="http://schemas.microsoft.com/office/word/2006/wordml" xmlns:wps="http://schemas.microsoft.com/office/word/2010/wordprocessingShape" mc:Ignorable="w14 w15 w16se w16cid w16 w16cex w16sdtdh wp14">
+<w:endnotes xmlns:wpc="http://schemas.microsoft.com/office/word/2010/wordprocessingCanvas" xmlns:cx="http://schemas.microsoft.com/office/drawing/2014/chartex" xmlns:cx1="http://schemas.microsoft.com/office/drawing/2015/9/8/chartex" xmlns:cx2="http://schemas.microsoft.com/office/drawing/2015/10/21/chartex" xmlns:cx3="http://schemas.microsoft.com/office/drawing/2016/5/9/chartex" xmlns:cx4="http://schemas.microsoft.com/office/drawing/2016/5/10/chartex" xmlns:cx5="http://schemas.microsoft.com/office/drawing/2016/5/11/chartex" xmlns:cx6="http://schemas.microsoft.com/office/drawing/2016/5/12/chartex" xmlns:cx7="http://schemas.microsoft.com/office/drawing/2016/5/13/chartex" xmlns:cx8="http://schemas.microsoft.com/office/drawing/2016/5/14/chartex" xmlns:mc="http://schemas.openxmlformats.org/markup-compatibility/2006" xmlns:aink="http://schemas.microsoft.com/office/drawing/2016/ink" xmlns:am3d="http://schemas.microsoft.com/office/drawing/2017/model3d" xmlns:o="urn:schemas-microsoft-com:office:office" xmlns:oel="http://schemas.microsoft.com/office/2019/extlst" xmlns:r="http://schemas.openxmlformats.org/officeDocument/2006/relationships" xmlns:m="http://schemas.openxmlformats.org/officeDocument/2006/math" xmlns:v="urn:schemas-microsoft-com:vml" xmlns:wp14="http://schemas.microsoft.com/office/word/2010/wordprocessingDrawing" xmlns:wp="http://schemas.openxmlformats.org/drawingml/2006/wordprocessingDrawing" xmlns:w10="urn:schemas-microsoft-com:office:word" xmlns:w="http://schemas.openxmlformats.org/wordprocessingml/2006/main" xmlns:w14="http://schemas.microsoft.com/office/word/2010/wordml" xmlns:w15="http://schemas.microsoft.com/office/word/2012/wordml" xmlns:w16cex="http://schemas.microsoft.com/office/word/2018/wordml/cex" xmlns:w16cid="http://schemas.microsoft.com/office/word/2016/wordml/cid" xmlns:w16="http://schemas.microsoft.com/office/word/2018/wordml" xmlns:w16du="http://schemas.microsoft.com/office/word/2023/wordml/word16du" xmlns:w16sdtdh="http://schemas.microsoft.com/office/word/2020/wordml/sdtdatahash" xmlns:w16sdtfl="http://schemas.microsoft.com/office/word/2024/wordml/sdtformatlock" xmlns:w16se="http://schemas.microsoft.com/office/word/2015/wordml/symex" xmlns:wpg="http://schemas.microsoft.com/office/word/2010/wordprocessingGroup" xmlns:wpi="http://schemas.microsoft.com/office/word/2010/wordprocessingInk" xmlns:wne="http://schemas.microsoft.com/office/word/2006/wordml" xmlns:wps="http://schemas.microsoft.com/office/word/2010/wordprocessingShape" mc:Ignorable="w14 w15 w16se w16cid w16 w16cex w16sdtdh w16sdtfl w16du wp14">
   <w:endnote w:type="separator" w:id="-1">
     <w:p>
       <w:r>
@@ -2452,7 +2510,17 @@
 </file>
 
 <file path=word/footer1.xml><?xml version="1.0" encoding="utf-8"?>
-<w:ftr xmlns:wpc="http://schemas.microsoft.com/office/word/2010/wordprocessingCanvas" xmlns:cx="http://schemas.microsoft.com/office/drawing/2014/chartex" xmlns:cx1="http://schemas.microsoft.com/office/drawing/2015/9/8/chartex" xmlns:cx2="http://schemas.microsoft.com/office/drawing/2015/10/21/chartex" xmlns:cx3="http://schemas.microsoft.com/office/drawing/2016/5/9/chartex" xmlns:cx4="http://schemas.microsoft.com/office/drawing/2016/5/10/chartex" xmlns:cx5="http://schemas.microsoft.com/office/drawing/2016/5/11/chartex" xmlns:cx6="http://schemas.microsoft.com/office/drawing/2016/5/12/chartex" xmlns:cx7="http://schemas.microsoft.com/office/drawing/2016/5/13/chartex" xmlns:cx8="http://schemas.microsoft.com/office/drawing/2016/5/14/chartex" xmlns:mc="http://schemas.openxmlformats.org/markup-compatibility/2006" xmlns:aink="http://schemas.microsoft.com/office/drawing/2016/ink" xmlns:am3d="http://schemas.microsoft.com/office/drawing/2017/model3d" xmlns:o="urn:schemas-microsoft-com:office:office" xmlns:r="http://schemas.openxmlformats.org/officeDocument/2006/relationships" xmlns:m="http://schemas.openxmlformats.org/officeDocument/2006/math" xmlns:v="urn:schemas-microsoft-com:vml" xmlns:wp14="http://schemas.microsoft.com/office/word/2010/wordprocessingDrawing" xmlns:wp="http://schemas.openxmlformats.org/drawingml/2006/wordprocessingDrawing" xmlns:w10="urn:schemas-microsoft-com:office:word" xmlns:w="http://schemas.openxmlformats.org/wordprocessingml/2006/main" xmlns:w14="http://schemas.microsoft.com/office/word/2010/wordml" xmlns:w15="http://schemas.microsoft.com/office/word/2012/wordml" xmlns:w16cex="http://schemas.microsoft.com/office/word/2018/wordml/cex" xmlns:w16cid="http://schemas.microsoft.com/office/word/2016/wordml/cid" xmlns:w16="http://schemas.microsoft.com/office/word/2018/wordml" xmlns:w16sdtdh="http://schemas.microsoft.com/office/word/2020/wordml/sdtdatahash" xmlns:w16se="http://schemas.microsoft.com/office/word/2015/wordml/symex" xmlns:wpg="http://schemas.microsoft.com/office/word/2010/wordprocessingGroup" xmlns:wpi="http://schemas.microsoft.com/office/word/2010/wordprocessingInk" xmlns:wne="http://schemas.microsoft.com/office/word/2006/wordml" xmlns:wps="http://schemas.microsoft.com/office/word/2010/wordprocessingShape" mc:Ignorable="w14 w15 w16se w16cid w16 w16cex w16sdtdh wp14">
+<w:ftr xmlns:wpc="http://schemas.microsoft.com/office/word/2010/wordprocessingCanvas" xmlns:cx="http://schemas.microsoft.com/office/drawing/2014/chartex" xmlns:cx1="http://schemas.microsoft.com/office/drawing/2015/9/8/chartex" xmlns:cx2="http://schemas.microsoft.com/office/drawing/2015/10/21/chartex" xmlns:cx3="http://schemas.microsoft.com/office/drawing/2016/5/9/chartex" xmlns:cx4="http://schemas.microsoft.com/office/drawing/2016/5/10/chartex" xmlns:cx5="http://schemas.microsoft.com/office/drawing/2016/5/11/chartex" xmlns:cx6="http://schemas.microsoft.com/office/drawing/2016/5/12/chartex" xmlns:cx7="http://schemas.microsoft.com/office/drawing/2016/5/13/chartex" xmlns:cx8="http://schemas.microsoft.com/office/drawing/2016/5/14/chartex" xmlns:mc="http://schemas.openxmlformats.org/markup-compatibility/2006" xmlns:aink="http://schemas.microsoft.com/office/drawing/2016/ink" xmlns:am3d="http://schemas.microsoft.com/office/drawing/2017/model3d" xmlns:o="urn:schemas-microsoft-com:office:office" xmlns:oel="http://schemas.microsoft.com/office/2019/extlst" xmlns:r="http://schemas.openxmlformats.org/officeDocument/2006/relationships" xmlns:m="http://schemas.openxmlformats.org/officeDocument/2006/math" xmlns:v="urn:schemas-microsoft-com:vml" xmlns:wp14="http://schemas.microsoft.com/office/word/2010/wordprocessingDrawing" xmlns:wp="http://schemas.openxmlformats.org/drawingml/2006/wordprocessingDrawing" xmlns:w10="urn:schemas-microsoft-com:office:word" xmlns:w="http://schemas.openxmlformats.org/wordprocessingml/2006/main" xmlns:w14="http://schemas.microsoft.com/office/word/2010/wordml" xmlns:w15="http://schemas.microsoft.com/office/word/2012/wordml" xmlns:w16cex="http://schemas.microsoft.com/office/word/2018/wordml/cex" xmlns:w16cid="http://schemas.microsoft.com/office/word/2016/wordml/cid" xmlns:w16="http://schemas.microsoft.com/office/word/2018/wordml" xmlns:w16du="http://schemas.microsoft.com/office/word/2023/wordml/word16du" xmlns:w16sdtdh="http://schemas.microsoft.com/office/word/2020/wordml/sdtdatahash" xmlns:w16sdtfl="http://schemas.microsoft.com/office/word/2024/wordml/sdtformatlock" xmlns:w16se="http://schemas.microsoft.com/office/word/2015/wordml/symex" xmlns:wpg="http://schemas.microsoft.com/office/word/2010/wordprocessingGroup" xmlns:wpi="http://schemas.microsoft.com/office/word/2010/wordprocessingInk" xmlns:wne="http://schemas.microsoft.com/office/word/2006/wordml" xmlns:wps="http://schemas.microsoft.com/office/word/2010/wordprocessingShape" mc:Ignorable="w14 w15 w16se w16cid w16 w16cex w16sdtdh w16sdtfl w16du wp14">
+  <w:p>
+    <w:pPr>
+      <w:pStyle w:val="Fuzeile"/>
+    </w:pPr>
+  </w:p>
+</w:ftr>
+</file>
+
+<file path=word/footer2.xml><?xml version="1.0" encoding="utf-8"?>
+<w:ftr xmlns:wpc="http://schemas.microsoft.com/office/word/2010/wordprocessingCanvas" xmlns:cx="http://schemas.microsoft.com/office/drawing/2014/chartex" xmlns:cx1="http://schemas.microsoft.com/office/drawing/2015/9/8/chartex" xmlns:cx2="http://schemas.microsoft.com/office/drawing/2015/10/21/chartex" xmlns:cx3="http://schemas.microsoft.com/office/drawing/2016/5/9/chartex" xmlns:cx4="http://schemas.microsoft.com/office/drawing/2016/5/10/chartex" xmlns:cx5="http://schemas.microsoft.com/office/drawing/2016/5/11/chartex" xmlns:cx6="http://schemas.microsoft.com/office/drawing/2016/5/12/chartex" xmlns:cx7="http://schemas.microsoft.com/office/drawing/2016/5/13/chartex" xmlns:cx8="http://schemas.microsoft.com/office/drawing/2016/5/14/chartex" xmlns:mc="http://schemas.openxmlformats.org/markup-compatibility/2006" xmlns:aink="http://schemas.microsoft.com/office/drawing/2016/ink" xmlns:am3d="http://schemas.microsoft.com/office/drawing/2017/model3d" xmlns:o="urn:schemas-microsoft-com:office:office" xmlns:oel="http://schemas.microsoft.com/office/2019/extlst" xmlns:r="http://schemas.openxmlformats.org/officeDocument/2006/relationships" xmlns:m="http://schemas.openxmlformats.org/officeDocument/2006/math" xmlns:v="urn:schemas-microsoft-com:vml" xmlns:wp14="http://schemas.microsoft.com/office/word/2010/wordprocessingDrawing" xmlns:wp="http://schemas.openxmlformats.org/drawingml/2006/wordprocessingDrawing" xmlns:w10="urn:schemas-microsoft-com:office:word" xmlns:w="http://schemas.openxmlformats.org/wordprocessingml/2006/main" xmlns:w14="http://schemas.microsoft.com/office/word/2010/wordml" xmlns:w15="http://schemas.microsoft.com/office/word/2012/wordml" xmlns:w16cex="http://schemas.microsoft.com/office/word/2018/wordml/cex" xmlns:w16cid="http://schemas.microsoft.com/office/word/2016/wordml/cid" xmlns:w16="http://schemas.microsoft.com/office/word/2018/wordml" xmlns:w16du="http://schemas.microsoft.com/office/word/2023/wordml/word16du" xmlns:w16sdtdh="http://schemas.microsoft.com/office/word/2020/wordml/sdtdatahash" xmlns:w16sdtfl="http://schemas.microsoft.com/office/word/2024/wordml/sdtformatlock" xmlns:w16se="http://schemas.microsoft.com/office/word/2015/wordml/symex" xmlns:wpg="http://schemas.microsoft.com/office/word/2010/wordprocessingGroup" xmlns:wpi="http://schemas.microsoft.com/office/word/2010/wordprocessingInk" xmlns:wne="http://schemas.microsoft.com/office/word/2006/wordml" xmlns:wps="http://schemas.microsoft.com/office/word/2010/wordprocessingShape" mc:Ignorable="w14 w15 w16se w16cid w16 w16cex w16sdtdh w16sdtfl w16du wp14">
   <w:tbl>
     <w:tblPr>
       <w:tblW w:w="12831" w:type="dxa"/>
@@ -3028,6 +3096,7 @@
               <w:szCs w:val="12"/>
             </w:rPr>
           </w:pPr>
+          <w:proofErr w:type="spellStart"/>
           <w:r>
             <w:rPr>
               <w:rFonts w:ascii="Arial" w:hAnsi="Arial" w:cs="Arial"/>
@@ -3036,7 +3105,18 @@
               <w:sz w:val="12"/>
               <w:szCs w:val="12"/>
             </w:rPr>
-            <w:t xml:space="preserve">e-Mail </w:t>
+            <w:t>e-Mail</w:t>
+          </w:r>
+          <w:proofErr w:type="spellEnd"/>
+          <w:r>
+            <w:rPr>
+              <w:rFonts w:ascii="Arial" w:hAnsi="Arial" w:cs="Arial"/>
+              <w:b/>
+              <w:bCs/>
+              <w:sz w:val="12"/>
+              <w:szCs w:val="12"/>
+            </w:rPr>
+            <w:t xml:space="preserve"> </w:t>
           </w:r>
         </w:p>
       </w:tc>
@@ -3496,6 +3576,7 @@
               <w:szCs w:val="12"/>
             </w:rPr>
           </w:pPr>
+          <w:proofErr w:type="spellStart"/>
           <w:r>
             <w:rPr>
               <w:rFonts w:ascii="Arial" w:hAnsi="Arial" w:cs="Arial"/>
@@ -3504,7 +3585,18 @@
               <w:sz w:val="12"/>
               <w:szCs w:val="12"/>
             </w:rPr>
-            <w:t>USt-ID</w:t>
+            <w:t>USt</w:t>
+          </w:r>
+          <w:proofErr w:type="spellEnd"/>
+          <w:r>
+            <w:rPr>
+              <w:rFonts w:ascii="Arial" w:hAnsi="Arial" w:cs="Arial"/>
+              <w:b/>
+              <w:bCs/>
+              <w:sz w:val="12"/>
+              <w:szCs w:val="12"/>
+            </w:rPr>
+            <w:t>-ID</w:t>
           </w:r>
         </w:p>
       </w:tc>
@@ -3548,8 +3640,18 @@
 </w:ftr>
 </file>
 
+<file path=word/footer3.xml><?xml version="1.0" encoding="utf-8"?>
+<w:ftr xmlns:wpc="http://schemas.microsoft.com/office/word/2010/wordprocessingCanvas" xmlns:cx="http://schemas.microsoft.com/office/drawing/2014/chartex" xmlns:cx1="http://schemas.microsoft.com/office/drawing/2015/9/8/chartex" xmlns:cx2="http://schemas.microsoft.com/office/drawing/2015/10/21/chartex" xmlns:cx3="http://schemas.microsoft.com/office/drawing/2016/5/9/chartex" xmlns:cx4="http://schemas.microsoft.com/office/drawing/2016/5/10/chartex" xmlns:cx5="http://schemas.microsoft.com/office/drawing/2016/5/11/chartex" xmlns:cx6="http://schemas.microsoft.com/office/drawing/2016/5/12/chartex" xmlns:cx7="http://schemas.microsoft.com/office/drawing/2016/5/13/chartex" xmlns:cx8="http://schemas.microsoft.com/office/drawing/2016/5/14/chartex" xmlns:mc="http://schemas.openxmlformats.org/markup-compatibility/2006" xmlns:aink="http://schemas.microsoft.com/office/drawing/2016/ink" xmlns:am3d="http://schemas.microsoft.com/office/drawing/2017/model3d" xmlns:o="urn:schemas-microsoft-com:office:office" xmlns:oel="http://schemas.microsoft.com/office/2019/extlst" xmlns:r="http://schemas.openxmlformats.org/officeDocument/2006/relationships" xmlns:m="http://schemas.openxmlformats.org/officeDocument/2006/math" xmlns:v="urn:schemas-microsoft-com:vml" xmlns:wp14="http://schemas.microsoft.com/office/word/2010/wordprocessingDrawing" xmlns:wp="http://schemas.openxmlformats.org/drawingml/2006/wordprocessingDrawing" xmlns:w10="urn:schemas-microsoft-com:office:word" xmlns:w="http://schemas.openxmlformats.org/wordprocessingml/2006/main" xmlns:w14="http://schemas.microsoft.com/office/word/2010/wordml" xmlns:w15="http://schemas.microsoft.com/office/word/2012/wordml" xmlns:w16cex="http://schemas.microsoft.com/office/word/2018/wordml/cex" xmlns:w16cid="http://schemas.microsoft.com/office/word/2016/wordml/cid" xmlns:w16="http://schemas.microsoft.com/office/word/2018/wordml" xmlns:w16du="http://schemas.microsoft.com/office/word/2023/wordml/word16du" xmlns:w16sdtdh="http://schemas.microsoft.com/office/word/2020/wordml/sdtdatahash" xmlns:w16sdtfl="http://schemas.microsoft.com/office/word/2024/wordml/sdtformatlock" xmlns:w16se="http://schemas.microsoft.com/office/word/2015/wordml/symex" xmlns:wpg="http://schemas.microsoft.com/office/word/2010/wordprocessingGroup" xmlns:wpi="http://schemas.microsoft.com/office/word/2010/wordprocessingInk" xmlns:wne="http://schemas.microsoft.com/office/word/2006/wordml" xmlns:wps="http://schemas.microsoft.com/office/word/2010/wordprocessingShape" mc:Ignorable="w14 w15 w16se w16cid w16 w16cex w16sdtdh w16sdtfl w16du wp14">
+  <w:p>
+    <w:pPr>
+      <w:pStyle w:val="Fuzeile"/>
+    </w:pPr>
+  </w:p>
+</w:ftr>
+</file>
+
 <file path=word/footnotes.xml><?xml version="1.0" encoding="utf-8"?>
-<w:footnotes xmlns:wpc="http://schemas.microsoft.com/office/word/2010/wordprocessingCanvas" xmlns:cx="http://schemas.microsoft.com/office/drawing/2014/chartex" xmlns:cx1="http://schemas.microsoft.com/office/drawing/2015/9/8/chartex" xmlns:cx2="http://schemas.microsoft.com/office/drawing/2015/10/21/chartex" xmlns:cx3="http://schemas.microsoft.com/office/drawing/2016/5/9/chartex" xmlns:cx4="http://schemas.microsoft.com/office/drawing/2016/5/10/chartex" xmlns:cx5="http://schemas.microsoft.com/office/drawing/2016/5/11/chartex" xmlns:cx6="http://schemas.microsoft.com/office/drawing/2016/5/12/chartex" xmlns:cx7="http://schemas.microsoft.com/office/drawing/2016/5/13/chartex" xmlns:cx8="http://schemas.microsoft.com/office/drawing/2016/5/14/chartex" xmlns:mc="http://schemas.openxmlformats.org/markup-compatibility/2006" xmlns:aink="http://schemas.microsoft.com/office/drawing/2016/ink" xmlns:am3d="http://schemas.microsoft.com/office/drawing/2017/model3d" xmlns:o="urn:schemas-microsoft-com:office:office" xmlns:r="http://schemas.openxmlformats.org/officeDocument/2006/relationships" xmlns:m="http://schemas.openxmlformats.org/officeDocument/2006/math" xmlns:v="urn:schemas-microsoft-com:vml" xmlns:wp14="http://schemas.microsoft.com/office/word/2010/wordprocessingDrawing" xmlns:wp="http://schemas.openxmlformats.org/drawingml/2006/wordprocessingDrawing" xmlns:w10="urn:schemas-microsoft-com:office:word" xmlns:w="http://schemas.openxmlformats.org/wordprocessingml/2006/main" xmlns:w14="http://schemas.microsoft.com/office/word/2010/wordml" xmlns:w15="http://schemas.microsoft.com/office/word/2012/wordml" xmlns:w16cex="http://schemas.microsoft.com/office/word/2018/wordml/cex" xmlns:w16cid="http://schemas.microsoft.com/office/word/2016/wordml/cid" xmlns:w16="http://schemas.microsoft.com/office/word/2018/wordml" xmlns:w16sdtdh="http://schemas.microsoft.com/office/word/2020/wordml/sdtdatahash" xmlns:w16se="http://schemas.microsoft.com/office/word/2015/wordml/symex" xmlns:wpg="http://schemas.microsoft.com/office/word/2010/wordprocessingGroup" xmlns:wpi="http://schemas.microsoft.com/office/word/2010/wordprocessingInk" xmlns:wne="http://schemas.microsoft.com/office/word/2006/wordml" xmlns:wps="http://schemas.microsoft.com/office/word/2010/wordprocessingShape" mc:Ignorable="w14 w15 w16se w16cid w16 w16cex w16sdtdh wp14">
+<w:footnotes xmlns:wpc="http://schemas.microsoft.com/office/word/2010/wordprocessingCanvas" xmlns:cx="http://schemas.microsoft.com/office/drawing/2014/chartex" xmlns:cx1="http://schemas.microsoft.com/office/drawing/2015/9/8/chartex" xmlns:cx2="http://schemas.microsoft.com/office/drawing/2015/10/21/chartex" xmlns:cx3="http://schemas.microsoft.com/office/drawing/2016/5/9/chartex" xmlns:cx4="http://schemas.microsoft.com/office/drawing/2016/5/10/chartex" xmlns:cx5="http://schemas.microsoft.com/office/drawing/2016/5/11/chartex" xmlns:cx6="http://schemas.microsoft.com/office/drawing/2016/5/12/chartex" xmlns:cx7="http://schemas.microsoft.com/office/drawing/2016/5/13/chartex" xmlns:cx8="http://schemas.microsoft.com/office/drawing/2016/5/14/chartex" xmlns:mc="http://schemas.openxmlformats.org/markup-compatibility/2006" xmlns:aink="http://schemas.microsoft.com/office/drawing/2016/ink" xmlns:am3d="http://schemas.microsoft.com/office/drawing/2017/model3d" xmlns:o="urn:schemas-microsoft-com:office:office" xmlns:oel="http://schemas.microsoft.com/office/2019/extlst" xmlns:r="http://schemas.openxmlformats.org/officeDocument/2006/relationships" xmlns:m="http://schemas.openxmlformats.org/officeDocument/2006/math" xmlns:v="urn:schemas-microsoft-com:vml" xmlns:wp14="http://schemas.microsoft.com/office/word/2010/wordprocessingDrawing" xmlns:wp="http://schemas.openxmlformats.org/drawingml/2006/wordprocessingDrawing" xmlns:w10="urn:schemas-microsoft-com:office:word" xmlns:w="http://schemas.openxmlformats.org/wordprocessingml/2006/main" xmlns:w14="http://schemas.microsoft.com/office/word/2010/wordml" xmlns:w15="http://schemas.microsoft.com/office/word/2012/wordml" xmlns:w16cex="http://schemas.microsoft.com/office/word/2018/wordml/cex" xmlns:w16cid="http://schemas.microsoft.com/office/word/2016/wordml/cid" xmlns:w16="http://schemas.microsoft.com/office/word/2018/wordml" xmlns:w16du="http://schemas.microsoft.com/office/word/2023/wordml/word16du" xmlns:w16sdtdh="http://schemas.microsoft.com/office/word/2020/wordml/sdtdatahash" xmlns:w16sdtfl="http://schemas.microsoft.com/office/word/2024/wordml/sdtformatlock" xmlns:w16se="http://schemas.microsoft.com/office/word/2015/wordml/symex" xmlns:wpg="http://schemas.microsoft.com/office/word/2010/wordprocessingGroup" xmlns:wpi="http://schemas.microsoft.com/office/word/2010/wordprocessingInk" xmlns:wne="http://schemas.microsoft.com/office/word/2006/wordml" xmlns:wps="http://schemas.microsoft.com/office/word/2010/wordprocessingShape" mc:Ignorable="w14 w15 w16se w16cid w16 w16cex w16sdtdh w16sdtfl w16du wp14">
   <w:footnote w:type="separator" w:id="-1">
     <w:p>
       <w:r>
@@ -3568,7 +3670,7 @@
 </file>
 
 <file path=word/header1.xml><?xml version="1.0" encoding="utf-8"?>
-<w:hdr xmlns:wpc="http://schemas.microsoft.com/office/word/2010/wordprocessingCanvas" xmlns:cx="http://schemas.microsoft.com/office/drawing/2014/chartex" xmlns:cx1="http://schemas.microsoft.com/office/drawing/2015/9/8/chartex" xmlns:cx2="http://schemas.microsoft.com/office/drawing/2015/10/21/chartex" xmlns:cx3="http://schemas.microsoft.com/office/drawing/2016/5/9/chartex" xmlns:cx4="http://schemas.microsoft.com/office/drawing/2016/5/10/chartex" xmlns:cx5="http://schemas.microsoft.com/office/drawing/2016/5/11/chartex" xmlns:cx6="http://schemas.microsoft.com/office/drawing/2016/5/12/chartex" xmlns:cx7="http://schemas.microsoft.com/office/drawing/2016/5/13/chartex" xmlns:cx8="http://schemas.microsoft.com/office/drawing/2016/5/14/chartex" xmlns:mc="http://schemas.openxmlformats.org/markup-compatibility/2006" xmlns:aink="http://schemas.microsoft.com/office/drawing/2016/ink" xmlns:am3d="http://schemas.microsoft.com/office/drawing/2017/model3d" xmlns:o="urn:schemas-microsoft-com:office:office" xmlns:r="http://schemas.openxmlformats.org/officeDocument/2006/relationships" xmlns:m="http://schemas.openxmlformats.org/officeDocument/2006/math" xmlns:v="urn:schemas-microsoft-com:vml" xmlns:wp14="http://schemas.microsoft.com/office/word/2010/wordprocessingDrawing" xmlns:wp="http://schemas.openxmlformats.org/drawingml/2006/wordprocessingDrawing" xmlns:w10="urn:schemas-microsoft-com:office:word" xmlns:w="http://schemas.openxmlformats.org/wordprocessingml/2006/main" xmlns:w14="http://schemas.microsoft.com/office/word/2010/wordml" xmlns:w15="http://schemas.microsoft.com/office/word/2012/wordml" xmlns:w16cex="http://schemas.microsoft.com/office/word/2018/wordml/cex" xmlns:w16cid="http://schemas.microsoft.com/office/word/2016/wordml/cid" xmlns:w16="http://schemas.microsoft.com/office/word/2018/wordml" xmlns:w16sdtdh="http://schemas.microsoft.com/office/word/2020/wordml/sdtdatahash" xmlns:w16se="http://schemas.microsoft.com/office/word/2015/wordml/symex" xmlns:wpg="http://schemas.microsoft.com/office/word/2010/wordprocessingGroup" xmlns:wpi="http://schemas.microsoft.com/office/word/2010/wordprocessingInk" xmlns:wne="http://schemas.microsoft.com/office/word/2006/wordml" xmlns:wps="http://schemas.microsoft.com/office/word/2010/wordprocessingShape" mc:Ignorable="w14 w15 w16se w16cid w16 w16cex w16sdtdh wp14">
+<w:hdr xmlns:wpc="http://schemas.microsoft.com/office/word/2010/wordprocessingCanvas" xmlns:cx="http://schemas.microsoft.com/office/drawing/2014/chartex" xmlns:cx1="http://schemas.microsoft.com/office/drawing/2015/9/8/chartex" xmlns:cx2="http://schemas.microsoft.com/office/drawing/2015/10/21/chartex" xmlns:cx3="http://schemas.microsoft.com/office/drawing/2016/5/9/chartex" xmlns:cx4="http://schemas.microsoft.com/office/drawing/2016/5/10/chartex" xmlns:cx5="http://schemas.microsoft.com/office/drawing/2016/5/11/chartex" xmlns:cx6="http://schemas.microsoft.com/office/drawing/2016/5/12/chartex" xmlns:cx7="http://schemas.microsoft.com/office/drawing/2016/5/13/chartex" xmlns:cx8="http://schemas.microsoft.com/office/drawing/2016/5/14/chartex" xmlns:mc="http://schemas.openxmlformats.org/markup-compatibility/2006" xmlns:aink="http://schemas.microsoft.com/office/drawing/2016/ink" xmlns:am3d="http://schemas.microsoft.com/office/drawing/2017/model3d" xmlns:o="urn:schemas-microsoft-com:office:office" xmlns:oel="http://schemas.microsoft.com/office/2019/extlst" xmlns:r="http://schemas.openxmlformats.org/officeDocument/2006/relationships" xmlns:m="http://schemas.openxmlformats.org/officeDocument/2006/math" xmlns:v="urn:schemas-microsoft-com:vml" xmlns:wp14="http://schemas.microsoft.com/office/word/2010/wordprocessingDrawing" xmlns:wp="http://schemas.openxmlformats.org/drawingml/2006/wordprocessingDrawing" xmlns:w10="urn:schemas-microsoft-com:office:word" xmlns:w="http://schemas.openxmlformats.org/wordprocessingml/2006/main" xmlns:w14="http://schemas.microsoft.com/office/word/2010/wordml" xmlns:w15="http://schemas.microsoft.com/office/word/2012/wordml" xmlns:w16cex="http://schemas.microsoft.com/office/word/2018/wordml/cex" xmlns:w16cid="http://schemas.microsoft.com/office/word/2016/wordml/cid" xmlns:w16="http://schemas.microsoft.com/office/word/2018/wordml" xmlns:w16du="http://schemas.microsoft.com/office/word/2023/wordml/word16du" xmlns:w16sdtdh="http://schemas.microsoft.com/office/word/2020/wordml/sdtdatahash" xmlns:w16sdtfl="http://schemas.microsoft.com/office/word/2024/wordml/sdtformatlock" xmlns:w16se="http://schemas.microsoft.com/office/word/2015/wordml/symex" xmlns:wpg="http://schemas.microsoft.com/office/word/2010/wordprocessingGroup" xmlns:wpi="http://schemas.microsoft.com/office/word/2010/wordprocessingInk" xmlns:wne="http://schemas.microsoft.com/office/word/2006/wordml" xmlns:wps="http://schemas.microsoft.com/office/word/2010/wordprocessingShape" mc:Ignorable="w14 w15 w16se w16cid w16 w16cex w16sdtdh w16sdtfl w16du wp14">
   <w:p>
     <w:pPr>
       <w:pStyle w:val="Kopfzeile"/>
@@ -3578,7 +3680,7 @@
 </file>
 
 <file path=word/header2.xml><?xml version="1.0" encoding="utf-8"?>
-<w:hdr xmlns:wpc="http://schemas.microsoft.com/office/word/2010/wordprocessingCanvas" xmlns:cx="http://schemas.microsoft.com/office/drawing/2014/chartex" xmlns:cx1="http://schemas.microsoft.com/office/drawing/2015/9/8/chartex" xmlns:cx2="http://schemas.microsoft.com/office/drawing/2015/10/21/chartex" xmlns:cx3="http://schemas.microsoft.com/office/drawing/2016/5/9/chartex" xmlns:cx4="http://schemas.microsoft.com/office/drawing/2016/5/10/chartex" xmlns:cx5="http://schemas.microsoft.com/office/drawing/2016/5/11/chartex" xmlns:cx6="http://schemas.microsoft.com/office/drawing/2016/5/12/chartex" xmlns:cx7="http://schemas.microsoft.com/office/drawing/2016/5/13/chartex" xmlns:cx8="http://schemas.microsoft.com/office/drawing/2016/5/14/chartex" xmlns:mc="http://schemas.openxmlformats.org/markup-compatibility/2006" xmlns:aink="http://schemas.microsoft.com/office/drawing/2016/ink" xmlns:am3d="http://schemas.microsoft.com/office/drawing/2017/model3d" xmlns:o="urn:schemas-microsoft-com:office:office" xmlns:r="http://schemas.openxmlformats.org/officeDocument/2006/relationships" xmlns:m="http://schemas.openxmlformats.org/officeDocument/2006/math" xmlns:v="urn:schemas-microsoft-com:vml" xmlns:wp14="http://schemas.microsoft.com/office/word/2010/wordprocessingDrawing" xmlns:wp="http://schemas.openxmlformats.org/drawingml/2006/wordprocessingDrawing" xmlns:w10="urn:schemas-microsoft-com:office:word" xmlns:w="http://schemas.openxmlformats.org/wordprocessingml/2006/main" xmlns:w14="http://schemas.microsoft.com/office/word/2010/wordml" xmlns:w15="http://schemas.microsoft.com/office/word/2012/wordml" xmlns:w16cex="http://schemas.microsoft.com/office/word/2018/wordml/cex" xmlns:w16cid="http://schemas.microsoft.com/office/word/2016/wordml/cid" xmlns:w16="http://schemas.microsoft.com/office/word/2018/wordml" xmlns:w16sdtdh="http://schemas.microsoft.com/office/word/2020/wordml/sdtdatahash" xmlns:w16se="http://schemas.microsoft.com/office/word/2015/wordml/symex" xmlns:wpg="http://schemas.microsoft.com/office/word/2010/wordprocessingGroup" xmlns:wpi="http://schemas.microsoft.com/office/word/2010/wordprocessingInk" xmlns:wne="http://schemas.microsoft.com/office/word/2006/wordml" xmlns:wps="http://schemas.microsoft.com/office/word/2010/wordprocessingShape" mc:Ignorable="w14 w15 w16se w16cid w16 w16cex w16sdtdh wp14">
+<w:hdr xmlns:wpc="http://schemas.microsoft.com/office/word/2010/wordprocessingCanvas" xmlns:cx="http://schemas.microsoft.com/office/drawing/2014/chartex" xmlns:cx1="http://schemas.microsoft.com/office/drawing/2015/9/8/chartex" xmlns:cx2="http://schemas.microsoft.com/office/drawing/2015/10/21/chartex" xmlns:cx3="http://schemas.microsoft.com/office/drawing/2016/5/9/chartex" xmlns:cx4="http://schemas.microsoft.com/office/drawing/2016/5/10/chartex" xmlns:cx5="http://schemas.microsoft.com/office/drawing/2016/5/11/chartex" xmlns:cx6="http://schemas.microsoft.com/office/drawing/2016/5/12/chartex" xmlns:cx7="http://schemas.microsoft.com/office/drawing/2016/5/13/chartex" xmlns:cx8="http://schemas.microsoft.com/office/drawing/2016/5/14/chartex" xmlns:mc="http://schemas.openxmlformats.org/markup-compatibility/2006" xmlns:aink="http://schemas.microsoft.com/office/drawing/2016/ink" xmlns:am3d="http://schemas.microsoft.com/office/drawing/2017/model3d" xmlns:o="urn:schemas-microsoft-com:office:office" xmlns:oel="http://schemas.microsoft.com/office/2019/extlst" xmlns:r="http://schemas.openxmlformats.org/officeDocument/2006/relationships" xmlns:m="http://schemas.openxmlformats.org/officeDocument/2006/math" xmlns:v="urn:schemas-microsoft-com:vml" xmlns:wp14="http://schemas.microsoft.com/office/word/2010/wordprocessingDrawing" xmlns:wp="http://schemas.openxmlformats.org/drawingml/2006/wordprocessingDrawing" xmlns:w10="urn:schemas-microsoft-com:office:word" xmlns:w="http://schemas.openxmlformats.org/wordprocessingml/2006/main" xmlns:w14="http://schemas.microsoft.com/office/word/2010/wordml" xmlns:w15="http://schemas.microsoft.com/office/word/2012/wordml" xmlns:w16cex="http://schemas.microsoft.com/office/word/2018/wordml/cex" xmlns:w16cid="http://schemas.microsoft.com/office/word/2016/wordml/cid" xmlns:w16="http://schemas.microsoft.com/office/word/2018/wordml" xmlns:w16du="http://schemas.microsoft.com/office/word/2023/wordml/word16du" xmlns:w16sdtdh="http://schemas.microsoft.com/office/word/2020/wordml/sdtdatahash" xmlns:w16sdtfl="http://schemas.microsoft.com/office/word/2024/wordml/sdtformatlock" xmlns:w16se="http://schemas.microsoft.com/office/word/2015/wordml/symex" xmlns:wpg="http://schemas.microsoft.com/office/word/2010/wordprocessingGroup" xmlns:wpi="http://schemas.microsoft.com/office/word/2010/wordprocessingInk" xmlns:wne="http://schemas.microsoft.com/office/word/2006/wordml" xmlns:wps="http://schemas.microsoft.com/office/word/2010/wordprocessingShape" mc:Ignorable="w14 w15 w16se w16cid w16 w16cex w16sdtdh w16sdtfl w16du wp14">
   <w:tbl>
     <w:tblPr>
       <w:tblW w:w="10065" w:type="dxa"/>
@@ -3650,6 +3752,7 @@
               <w:szCs w:val="22"/>
             </w:rPr>
           </w:pPr>
+          <w:proofErr w:type="spellStart"/>
           <w:r>
             <w:rPr>
               <w:rFonts w:ascii="Arial" w:hAnsi="Arial" w:cs="Arial"/>
@@ -3657,8 +3760,29 @@
               <w:sz w:val="22"/>
               <w:szCs w:val="22"/>
             </w:rPr>
-            <w:t>Wendfeld 11 · 18190 Sanitz</w:t>
+            <w:t>Wendfeld</w:t>
           </w:r>
+          <w:proofErr w:type="spellEnd"/>
+          <w:r>
+            <w:rPr>
+              <w:rFonts w:ascii="Arial" w:hAnsi="Arial" w:cs="Arial"/>
+              <w:color w:val="000000"/>
+              <w:sz w:val="22"/>
+              <w:szCs w:val="22"/>
+            </w:rPr>
+            <w:t xml:space="preserve"> 11 · 18190 </w:t>
+          </w:r>
+          <w:proofErr w:type="spellStart"/>
+          <w:r>
+            <w:rPr>
+              <w:rFonts w:ascii="Arial" w:hAnsi="Arial" w:cs="Arial"/>
+              <w:color w:val="000000"/>
+              <w:sz w:val="22"/>
+              <w:szCs w:val="22"/>
+            </w:rPr>
+            <w:t>Sanitz</w:t>
+          </w:r>
+          <w:proofErr w:type="spellEnd"/>
         </w:p>
         <w:p>
           <w:pPr>
@@ -3751,7 +3875,7 @@
 </file>
 
 <file path=word/header3.xml><?xml version="1.0" encoding="utf-8"?>
-<w:hdr xmlns:wpc="http://schemas.microsoft.com/office/word/2010/wordprocessingCanvas" xmlns:cx="http://schemas.microsoft.com/office/drawing/2014/chartex" xmlns:cx1="http://schemas.microsoft.com/office/drawing/2015/9/8/chartex" xmlns:cx2="http://schemas.microsoft.com/office/drawing/2015/10/21/chartex" xmlns:cx3="http://schemas.microsoft.com/office/drawing/2016/5/9/chartex" xmlns:cx4="http://schemas.microsoft.com/office/drawing/2016/5/10/chartex" xmlns:cx5="http://schemas.microsoft.com/office/drawing/2016/5/11/chartex" xmlns:cx6="http://schemas.microsoft.com/office/drawing/2016/5/12/chartex" xmlns:cx7="http://schemas.microsoft.com/office/drawing/2016/5/13/chartex" xmlns:cx8="http://schemas.microsoft.com/office/drawing/2016/5/14/chartex" xmlns:mc="http://schemas.openxmlformats.org/markup-compatibility/2006" xmlns:aink="http://schemas.microsoft.com/office/drawing/2016/ink" xmlns:am3d="http://schemas.microsoft.com/office/drawing/2017/model3d" xmlns:o="urn:schemas-microsoft-com:office:office" xmlns:r="http://schemas.openxmlformats.org/officeDocument/2006/relationships" xmlns:m="http://schemas.openxmlformats.org/officeDocument/2006/math" xmlns:v="urn:schemas-microsoft-com:vml" xmlns:wp14="http://schemas.microsoft.com/office/word/2010/wordprocessingDrawing" xmlns:wp="http://schemas.openxmlformats.org/drawingml/2006/wordprocessingDrawing" xmlns:w10="urn:schemas-microsoft-com:office:word" xmlns:w="http://schemas.openxmlformats.org/wordprocessingml/2006/main" xmlns:w14="http://schemas.microsoft.com/office/word/2010/wordml" xmlns:w15="http://schemas.microsoft.com/office/word/2012/wordml" xmlns:w16cex="http://schemas.microsoft.com/office/word/2018/wordml/cex" xmlns:w16cid="http://schemas.microsoft.com/office/word/2016/wordml/cid" xmlns:w16="http://schemas.microsoft.com/office/word/2018/wordml" xmlns:w16sdtdh="http://schemas.microsoft.com/office/word/2020/wordml/sdtdatahash" xmlns:w16se="http://schemas.microsoft.com/office/word/2015/wordml/symex" xmlns:wpg="http://schemas.microsoft.com/office/word/2010/wordprocessingGroup" xmlns:wpi="http://schemas.microsoft.com/office/word/2010/wordprocessingInk" xmlns:wne="http://schemas.microsoft.com/office/word/2006/wordml" xmlns:wps="http://schemas.microsoft.com/office/word/2010/wordprocessingShape" mc:Ignorable="w14 w15 w16se w16cid w16 w16cex w16sdtdh wp14">
+<w:hdr xmlns:wpc="http://schemas.microsoft.com/office/word/2010/wordprocessingCanvas" xmlns:cx="http://schemas.microsoft.com/office/drawing/2014/chartex" xmlns:cx1="http://schemas.microsoft.com/office/drawing/2015/9/8/chartex" xmlns:cx2="http://schemas.microsoft.com/office/drawing/2015/10/21/chartex" xmlns:cx3="http://schemas.microsoft.com/office/drawing/2016/5/9/chartex" xmlns:cx4="http://schemas.microsoft.com/office/drawing/2016/5/10/chartex" xmlns:cx5="http://schemas.microsoft.com/office/drawing/2016/5/11/chartex" xmlns:cx6="http://schemas.microsoft.com/office/drawing/2016/5/12/chartex" xmlns:cx7="http://schemas.microsoft.com/office/drawing/2016/5/13/chartex" xmlns:cx8="http://schemas.microsoft.com/office/drawing/2016/5/14/chartex" xmlns:mc="http://schemas.openxmlformats.org/markup-compatibility/2006" xmlns:aink="http://schemas.microsoft.com/office/drawing/2016/ink" xmlns:am3d="http://schemas.microsoft.com/office/drawing/2017/model3d" xmlns:o="urn:schemas-microsoft-com:office:office" xmlns:oel="http://schemas.microsoft.com/office/2019/extlst" xmlns:r="http://schemas.openxmlformats.org/officeDocument/2006/relationships" xmlns:m="http://schemas.openxmlformats.org/officeDocument/2006/math" xmlns:v="urn:schemas-microsoft-com:vml" xmlns:wp14="http://schemas.microsoft.com/office/word/2010/wordprocessingDrawing" xmlns:wp="http://schemas.openxmlformats.org/drawingml/2006/wordprocessingDrawing" xmlns:w10="urn:schemas-microsoft-com:office:word" xmlns:w="http://schemas.openxmlformats.org/wordprocessingml/2006/main" xmlns:w14="http://schemas.microsoft.com/office/word/2010/wordml" xmlns:w15="http://schemas.microsoft.com/office/word/2012/wordml" xmlns:w16cex="http://schemas.microsoft.com/office/word/2018/wordml/cex" xmlns:w16cid="http://schemas.microsoft.com/office/word/2016/wordml/cid" xmlns:w16="http://schemas.microsoft.com/office/word/2018/wordml" xmlns:w16du="http://schemas.microsoft.com/office/word/2023/wordml/word16du" xmlns:w16sdtdh="http://schemas.microsoft.com/office/word/2020/wordml/sdtdatahash" xmlns:w16sdtfl="http://schemas.microsoft.com/office/word/2024/wordml/sdtformatlock" xmlns:w16se="http://schemas.microsoft.com/office/word/2015/wordml/symex" xmlns:wpg="http://schemas.microsoft.com/office/word/2010/wordprocessingGroup" xmlns:wpi="http://schemas.microsoft.com/office/word/2010/wordprocessingInk" xmlns:wne="http://schemas.microsoft.com/office/word/2006/wordml" xmlns:wps="http://schemas.microsoft.com/office/word/2010/wordprocessingShape" mc:Ignorable="w14 w15 w16se w16cid w16 w16cex w16sdtdh w16sdtfl w16du wp14">
   <w:p>
     <w:pPr>
       <w:pStyle w:val="Kopfzeile"/>
@@ -3761,7 +3885,7 @@
 </file>
 
 <file path=word/numbering.xml><?xml version="1.0" encoding="utf-8"?>
-<w:numbering xmlns:wpc="http://schemas.microsoft.com/office/word/2010/wordprocessingCanvas" xmlns:cx="http://schemas.microsoft.com/office/drawing/2014/chartex" xmlns:cx1="http://schemas.microsoft.com/office/drawing/2015/9/8/chartex" xmlns:cx2="http://schemas.microsoft.com/office/drawing/2015/10/21/chartex" xmlns:cx3="http://schemas.microsoft.com/office/drawing/2016/5/9/chartex" xmlns:cx4="http://schemas.microsoft.com/office/drawing/2016/5/10/chartex" xmlns:cx5="http://schemas.microsoft.com/office/drawing/2016/5/11/chartex" xmlns:cx6="http://schemas.microsoft.com/office/drawing/2016/5/12/chartex" xmlns:cx7="http://schemas.microsoft.com/office/drawing/2016/5/13/chartex" xmlns:cx8="http://schemas.microsoft.com/office/drawing/2016/5/14/chartex" xmlns:mc="http://schemas.openxmlformats.org/markup-compatibility/2006" xmlns:aink="http://schemas.microsoft.com/office/drawing/2016/ink" xmlns:am3d="http://schemas.microsoft.com/office/drawing/2017/model3d" xmlns:o="urn:schemas-microsoft-com:office:office" xmlns:r="http://schemas.openxmlformats.org/officeDocument/2006/relationships" xmlns:m="http://schemas.openxmlformats.org/officeDocument/2006/math" xmlns:v="urn:schemas-microsoft-com:vml" xmlns:wp14="http://schemas.microsoft.com/office/word/2010/wordprocessingDrawing" xmlns:wp="http://schemas.openxmlformats.org/drawingml/2006/wordprocessingDrawing" xmlns:w10="urn:schemas-microsoft-com:office:word" xmlns:w="http://schemas.openxmlformats.org/wordprocessingml/2006/main" xmlns:w14="http://schemas.microsoft.com/office/word/2010/wordml" xmlns:w15="http://schemas.microsoft.com/office/word/2012/wordml" xmlns:w16cex="http://schemas.microsoft.com/office/word/2018/wordml/cex" xmlns:w16cid="http://schemas.microsoft.com/office/word/2016/wordml/cid" xmlns:w16="http://schemas.microsoft.com/office/word/2018/wordml" xmlns:w16sdtdh="http://schemas.microsoft.com/office/word/2020/wordml/sdtdatahash" xmlns:w16se="http://schemas.microsoft.com/office/word/2015/wordml/symex" xmlns:wpg="http://schemas.microsoft.com/office/word/2010/wordprocessingGroup" xmlns:wpi="http://schemas.microsoft.com/office/word/2010/wordprocessingInk" xmlns:wne="http://schemas.microsoft.com/office/word/2006/wordml" xmlns:wps="http://schemas.microsoft.com/office/word/2010/wordprocessingShape" mc:Ignorable="w14 w15 w16se w16cid w16 w16cex w16sdtdh wp14">
+<w:numbering xmlns:wpc="http://schemas.microsoft.com/office/word/2010/wordprocessingCanvas" xmlns:cx="http://schemas.microsoft.com/office/drawing/2014/chartex" xmlns:cx1="http://schemas.microsoft.com/office/drawing/2015/9/8/chartex" xmlns:cx2="http://schemas.microsoft.com/office/drawing/2015/10/21/chartex" xmlns:cx3="http://schemas.microsoft.com/office/drawing/2016/5/9/chartex" xmlns:cx4="http://schemas.microsoft.com/office/drawing/2016/5/10/chartex" xmlns:cx5="http://schemas.microsoft.com/office/drawing/2016/5/11/chartex" xmlns:cx6="http://schemas.microsoft.com/office/drawing/2016/5/12/chartex" xmlns:cx7="http://schemas.microsoft.com/office/drawing/2016/5/13/chartex" xmlns:cx8="http://schemas.microsoft.com/office/drawing/2016/5/14/chartex" xmlns:mc="http://schemas.openxmlformats.org/markup-compatibility/2006" xmlns:aink="http://schemas.microsoft.com/office/drawing/2016/ink" xmlns:am3d="http://schemas.microsoft.com/office/drawing/2017/model3d" xmlns:o="urn:schemas-microsoft-com:office:office" xmlns:oel="http://schemas.microsoft.com/office/2019/extlst" xmlns:r="http://schemas.openxmlformats.org/officeDocument/2006/relationships" xmlns:m="http://schemas.openxmlformats.org/officeDocument/2006/math" xmlns:v="urn:schemas-microsoft-com:vml" xmlns:wp14="http://schemas.microsoft.com/office/word/2010/wordprocessingDrawing" xmlns:wp="http://schemas.openxmlformats.org/drawingml/2006/wordprocessingDrawing" xmlns:w10="urn:schemas-microsoft-com:office:word" xmlns:w="http://schemas.openxmlformats.org/wordprocessingml/2006/main" xmlns:w14="http://schemas.microsoft.com/office/word/2010/wordml" xmlns:w15="http://schemas.microsoft.com/office/word/2012/wordml" xmlns:w16cex="http://schemas.microsoft.com/office/word/2018/wordml/cex" xmlns:w16cid="http://schemas.microsoft.com/office/word/2016/wordml/cid" xmlns:w16="http://schemas.microsoft.com/office/word/2018/wordml" xmlns:w16du="http://schemas.microsoft.com/office/word/2023/wordml/word16du" xmlns:w16sdtdh="http://schemas.microsoft.com/office/word/2020/wordml/sdtdatahash" xmlns:w16sdtfl="http://schemas.microsoft.com/office/word/2024/wordml/sdtformatlock" xmlns:w16se="http://schemas.microsoft.com/office/word/2015/wordml/symex" xmlns:wpg="http://schemas.microsoft.com/office/word/2010/wordprocessingGroup" xmlns:wpi="http://schemas.microsoft.com/office/word/2010/wordprocessingInk" xmlns:wne="http://schemas.microsoft.com/office/word/2006/wordml" xmlns:wps="http://schemas.microsoft.com/office/word/2010/wordprocessingShape" mc:Ignorable="w14 w15 w16se w16cid w16 w16cex w16sdtdh w16sdtfl w16du wp14">
   <w:abstractNum w:abstractNumId="0" w15:restartNumberingAfterBreak="0">
     <w:nsid w:val="00000001"/>
     <w:multiLevelType w:val="singleLevel"/>
@@ -4489,47 +4613,47 @@
       </w:rPr>
     </w:lvl>
   </w:abstractNum>
-  <w:num w:numId="1">
+  <w:num w:numId="1" w16cid:durableId="937642343">
     <w:abstractNumId w:val="0"/>
   </w:num>
-  <w:num w:numId="2">
+  <w:num w:numId="2" w16cid:durableId="643004645">
     <w:abstractNumId w:val="1"/>
   </w:num>
-  <w:num w:numId="3">
+  <w:num w:numId="3" w16cid:durableId="262231202">
     <w:abstractNumId w:val="2"/>
   </w:num>
-  <w:num w:numId="4">
+  <w:num w:numId="4" w16cid:durableId="1839732078">
     <w:abstractNumId w:val="3"/>
   </w:num>
-  <w:num w:numId="5">
+  <w:num w:numId="5" w16cid:durableId="940769468">
     <w:abstractNumId w:val="4"/>
   </w:num>
-  <w:num w:numId="6">
+  <w:num w:numId="6" w16cid:durableId="1108238936">
     <w:abstractNumId w:val="5"/>
   </w:num>
-  <w:num w:numId="7">
+  <w:num w:numId="7" w16cid:durableId="1874923490">
     <w:abstractNumId w:val="6"/>
   </w:num>
-  <w:num w:numId="8">
+  <w:num w:numId="8" w16cid:durableId="638656612">
     <w:abstractNumId w:val="7"/>
   </w:num>
-  <w:num w:numId="9">
+  <w:num w:numId="9" w16cid:durableId="1008675964">
     <w:abstractNumId w:val="8"/>
   </w:num>
-  <w:num w:numId="10">
+  <w:num w:numId="10" w16cid:durableId="358361161">
     <w:abstractNumId w:val="10"/>
   </w:num>
-  <w:num w:numId="11">
+  <w:num w:numId="11" w16cid:durableId="1966085599">
     <w:abstractNumId w:val="9"/>
   </w:num>
-  <w:num w:numId="12">
+  <w:num w:numId="12" w16cid:durableId="895898896">
     <w:abstractNumId w:val="11"/>
   </w:num>
 </w:numbering>
 </file>
 
 <file path=word/styles.xml><?xml version="1.0" encoding="utf-8"?>
-<w:styles xmlns:mc="http://schemas.openxmlformats.org/markup-compatibility/2006" xmlns:r="http://schemas.openxmlformats.org/officeDocument/2006/relationships" xmlns:w="http://schemas.openxmlformats.org/wordprocessingml/2006/main" xmlns:w14="http://schemas.microsoft.com/office/word/2010/wordml" xmlns:w15="http://schemas.microsoft.com/office/word/2012/wordml" xmlns:w16cex="http://schemas.microsoft.com/office/word/2018/wordml/cex" xmlns:w16cid="http://schemas.microsoft.com/office/word/2016/wordml/cid" xmlns:w16="http://schemas.microsoft.com/office/word/2018/wordml" xmlns:w16sdtdh="http://schemas.microsoft.com/office/word/2020/wordml/sdtdatahash" xmlns:w16se="http://schemas.microsoft.com/office/word/2015/wordml/symex" mc:Ignorable="w14 w15 w16se w16cid w16 w16cex w16sdtdh">
+<w:styles xmlns:mc="http://schemas.openxmlformats.org/markup-compatibility/2006" xmlns:r="http://schemas.openxmlformats.org/officeDocument/2006/relationships" xmlns:w="http://schemas.openxmlformats.org/wordprocessingml/2006/main" xmlns:w14="http://schemas.microsoft.com/office/word/2010/wordml" xmlns:w15="http://schemas.microsoft.com/office/word/2012/wordml" xmlns:w16cex="http://schemas.microsoft.com/office/word/2018/wordml/cex" xmlns:w16cid="http://schemas.microsoft.com/office/word/2016/wordml/cid" xmlns:w16="http://schemas.microsoft.com/office/word/2018/wordml" xmlns:w16du="http://schemas.microsoft.com/office/word/2023/wordml/word16du" xmlns:w16sdtdh="http://schemas.microsoft.com/office/word/2020/wordml/sdtdatahash" xmlns:w16sdtfl="http://schemas.microsoft.com/office/word/2024/wordml/sdtformatlock" xmlns:w16se="http://schemas.microsoft.com/office/word/2015/wordml/symex" mc:Ignorable="w14 w15 w16se w16cid w16 w16cex w16sdtdh w16sdtfl w16du">
   <w:docDefaults>
     <w:rPrDefault>
       <w:rPr>
@@ -6096,6 +6220,7 @@
 <ds:datastoreItem xmlns:ds="http://schemas.openxmlformats.org/officeDocument/2006/customXml" ds:itemID="{297A0875-6137-4D6C-A6C5-B9B388049534}">
   <ds:schemaRefs>
     <ds:schemaRef ds:uri="http://schemas.openxmlformats.org/officeDocument/2006/bibliography"/>
+    <ds:schemaRef ds:uri="http://www.w3.org/2000/xmlns/"/>
   </ds:schemaRefs>
 </ds:datastoreItem>
 </file>
--- a/Protokoll/Heberschutz/PruefungHeberschutz.docx
+++ b/Protokoll/Heberschutz/PruefungHeberschutz.docx
@@ -197,7 +197,7 @@
                 <v:stroke joinstyle="miter"/>
                 <v:path gradientshapeok="t" o:connecttype="rect"/>
               </v:shapetype>
-              <v:shape id=" 2" o:spid="_x0000_s1026" type="#_x0000_t202" style="width:254.35pt;height:71.8pt;visibility:visible;mso-wrap-style:square;mso-left-percent:-10001;mso-top-percent:-10001;mso-position-horizontal:absolute;mso-position-horizontal-relative:char;mso-position-vertical:absolute;mso-position-vertical-relative:line;mso-left-percent:-10001;mso-top-percent:-10001;v-text-anchor:top" o:gfxdata="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" strokeweight=".25pt">
+              <v:shape id=" 2" o:spid="_x0000_s1026" type="#_x0000_t202" style="width:254.35pt;height:71.8pt;visibility:visible;mso-wrap-style:square;mso-left-percent:-10001;mso-top-percent:-10001;mso-position-horizontal:absolute;mso-position-horizontal-relative:char;mso-position-vertical:absolute;mso-position-vertical-relative:line;mso-left-percent:-10001;mso-top-percent:-10001;v-text-anchor:top" o:gfxdata="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" strokeweight=".25pt">
                 <v:path arrowok="t"/>
                 <v:textbox inset="0,0,0,0">
                   <w:txbxContent>
@@ -237,19 +237,7 @@
                         <w:rPr>
                           <w:rFonts w:ascii="Arial" w:hAnsi="Arial" w:cs="Arial"/>
                         </w:rPr>
-                        <w:t>{Adress</w:t>
-                      </w:r>
-                      <w:r>
-                        <w:rPr>
-                          <w:rFonts w:ascii="Arial" w:hAnsi="Arial" w:cs="Arial"/>
-                        </w:rPr>
-                        <w:t>2</w:t>
-                      </w:r>
-                      <w:r>
-                        <w:rPr>
-                          <w:rFonts w:ascii="Arial" w:hAnsi="Arial" w:cs="Arial"/>
-                        </w:rPr>
-                        <w:t>}</w:t>
+                        <w:t>{Adress2}</w:t>
                       </w:r>
                     </w:p>
                     <w:p>
@@ -262,19 +250,7 @@
                         <w:rPr>
                           <w:rFonts w:ascii="Arial" w:hAnsi="Arial" w:cs="Arial"/>
                         </w:rPr>
-                        <w:t>{Adress</w:t>
-                      </w:r>
-                      <w:r>
-                        <w:rPr>
-                          <w:rFonts w:ascii="Arial" w:hAnsi="Arial" w:cs="Arial"/>
-                        </w:rPr>
-                        <w:t>3</w:t>
-                      </w:r>
-                      <w:r>
-                        <w:rPr>
-                          <w:rFonts w:ascii="Arial" w:hAnsi="Arial" w:cs="Arial"/>
-                        </w:rPr>
-                        <w:t>}</w:t>
+                        <w:t>{Adress3}</w:t>
                       </w:r>
                     </w:p>
                     <w:p>
@@ -287,19 +263,7 @@
                         <w:rPr>
                           <w:rFonts w:ascii="Arial" w:hAnsi="Arial" w:cs="Arial"/>
                         </w:rPr>
-                        <w:t>{Adress</w:t>
-                      </w:r>
-                      <w:r>
-                        <w:rPr>
-                          <w:rFonts w:ascii="Arial" w:hAnsi="Arial" w:cs="Arial"/>
-                        </w:rPr>
-                        <w:t>4</w:t>
-                      </w:r>
-                      <w:r>
-                        <w:rPr>
-                          <w:rFonts w:ascii="Arial" w:hAnsi="Arial" w:cs="Arial"/>
-                        </w:rPr>
-                        <w:t>}</w:t>
+                        <w:t>{Adress4}</w:t>
                       </w:r>
                     </w:p>
                     <w:p>
@@ -457,6 +421,20 @@
                 <w:bCs w:val="0"/>
               </w:rPr>
             </w:pPr>
+            <w:r>
+              <w:rPr>
+                <w:b w:val="0"/>
+                <w:bCs w:val="0"/>
+              </w:rPr>
+              <w:t>{</w:t>
+            </w:r>
+            <w:r>
+              <w:rPr>
+                <w:b w:val="0"/>
+                <w:bCs w:val="0"/>
+              </w:rPr>
+              <w:t>Test}</w:t>
+            </w:r>
           </w:p>
         </w:tc>
         <w:tc>

--- a/Protokoll/Heberschutz/PruefungHeberschutz.docx
+++ b/Protokoll/Heberschutz/PruefungHeberschutz.docx
@@ -392,13 +392,6 @@
               </w:rPr>
               <w:t>Anlagenbeschreibung</w:t>
             </w:r>
-            <w:r>
-              <w:rPr>
-                <w:b w:val="0"/>
-                <w:bCs w:val="0"/>
-              </w:rPr>
-              <w:t>neu</w:t>
-            </w:r>
           </w:p>
         </w:tc>
         <w:tc>
@@ -421,20 +414,6 @@
                 <w:bCs w:val="0"/>
               </w:rPr>
             </w:pPr>
-            <w:r>
-              <w:rPr>
-                <w:b w:val="0"/>
-                <w:bCs w:val="0"/>
-              </w:rPr>
-              <w:t>{</w:t>
-            </w:r>
-            <w:r>
-              <w:rPr>
-                <w:b w:val="0"/>
-                <w:bCs w:val="0"/>
-              </w:rPr>
-              <w:t>Test}</w:t>
-            </w:r>
           </w:p>
         </w:tc>
         <w:tc>

--- a/Protokoll/Heberschutz/PruefungHeberschutz.docx
+++ b/Protokoll/Heberschutz/PruefungHeberschutz.docx
@@ -1,6 +1,6 @@
 
 <file path=word/document.xml><?xml version="1.0" encoding="utf-8"?>
-<w:document xmlns:wpc="http://schemas.microsoft.com/office/word/2010/wordprocessingCanvas" xmlns:cx="http://schemas.microsoft.com/office/drawing/2014/chartex" xmlns:cx1="http://schemas.microsoft.com/office/drawing/2015/9/8/chartex" xmlns:cx2="http://schemas.microsoft.com/office/drawing/2015/10/21/chartex" xmlns:cx3="http://schemas.microsoft.com/office/drawing/2016/5/9/chartex" xmlns:cx4="http://schemas.microsoft.com/office/drawing/2016/5/10/chartex" xmlns:cx5="http://schemas.microsoft.com/office/drawing/2016/5/11/chartex" xmlns:cx6="http://schemas.microsoft.com/office/drawing/2016/5/12/chartex" xmlns:cx7="http://schemas.microsoft.com/office/drawing/2016/5/13/chartex" xmlns:cx8="http://schemas.microsoft.com/office/drawing/2016/5/14/chartex" xmlns:mc="http://schemas.openxmlformats.org/markup-compatibility/2006" xmlns:aink="http://schemas.microsoft.com/office/drawing/2016/ink" xmlns:am3d="http://schemas.microsoft.com/office/drawing/2017/model3d" xmlns:o="urn:schemas-microsoft-com:office:office" xmlns:oel="http://schemas.microsoft.com/office/2019/extlst" xmlns:r="http://schemas.openxmlformats.org/officeDocument/2006/relationships" xmlns:m="http://schemas.openxmlformats.org/officeDocument/2006/math" xmlns:v="urn:schemas-microsoft-com:vml" xmlns:wp14="http://schemas.microsoft.com/office/word/2010/wordprocessingDrawing" xmlns:wp="http://schemas.openxmlformats.org/drawingml/2006/wordprocessingDrawing" xmlns:w10="urn:schemas-microsoft-com:office:word" xmlns:w="http://schemas.openxmlformats.org/wordprocessingml/2006/main" xmlns:w14="http://schemas.microsoft.com/office/word/2010/wordml" xmlns:w15="http://schemas.microsoft.com/office/word/2012/wordml" xmlns:w16cex="http://schemas.microsoft.com/office/word/2018/wordml/cex" xmlns:w16cid="http://schemas.microsoft.com/office/word/2016/wordml/cid" xmlns:w16="http://schemas.microsoft.com/office/word/2018/wordml" xmlns:w16du="http://schemas.microsoft.com/office/word/2023/wordml/word16du" xmlns:w16sdtdh="http://schemas.microsoft.com/office/word/2020/wordml/sdtdatahash" xmlns:w16sdtfl="http://schemas.microsoft.com/office/word/2024/wordml/sdtformatlock" xmlns:w16se="http://schemas.microsoft.com/office/word/2015/wordml/symex" xmlns:wpg="http://schemas.microsoft.com/office/word/2010/wordprocessingGroup" xmlns:wpi="http://schemas.microsoft.com/office/word/2010/wordprocessingInk" xmlns:wne="http://schemas.microsoft.com/office/word/2006/wordml" xmlns:wps="http://schemas.microsoft.com/office/word/2010/wordprocessingShape" mc:Ignorable="w14 w15 w16se w16cid w16 w16cex w16sdtdh w16sdtfl w16du wp14">
+<w:document xmlns:wpc="http://schemas.microsoft.com/office/word/2010/wordprocessingCanvas" xmlns:cx="http://schemas.microsoft.com/office/drawing/2014/chartex" xmlns:cx1="http://schemas.microsoft.com/office/drawing/2015/9/8/chartex" xmlns:cx2="http://schemas.microsoft.com/office/drawing/2015/10/21/chartex" xmlns:cx3="http://schemas.microsoft.com/office/drawing/2016/5/9/chartex" xmlns:cx4="http://schemas.microsoft.com/office/drawing/2016/5/10/chartex" xmlns:cx5="http://schemas.microsoft.com/office/drawing/2016/5/11/chartex" xmlns:cx6="http://schemas.microsoft.com/office/drawing/2016/5/12/chartex" xmlns:cx7="http://schemas.microsoft.com/office/drawing/2016/5/13/chartex" xmlns:cx8="http://schemas.microsoft.com/office/drawing/2016/5/14/chartex" xmlns:mc="http://schemas.openxmlformats.org/markup-compatibility/2006" xmlns:aink="http://schemas.microsoft.com/office/drawing/2016/ink" xmlns:am3d="http://schemas.microsoft.com/office/drawing/2017/model3d" xmlns:o="urn:schemas-microsoft-com:office:office" xmlns:r="http://schemas.openxmlformats.org/officeDocument/2006/relationships" xmlns:m="http://schemas.openxmlformats.org/officeDocument/2006/math" xmlns:v="urn:schemas-microsoft-com:vml" xmlns:wp14="http://schemas.microsoft.com/office/word/2010/wordprocessingDrawing" xmlns:wp="http://schemas.openxmlformats.org/drawingml/2006/wordprocessingDrawing" xmlns:w10="urn:schemas-microsoft-com:office:word" xmlns:w="http://schemas.openxmlformats.org/wordprocessingml/2006/main" xmlns:w14="http://schemas.microsoft.com/office/word/2010/wordml" xmlns:w15="http://schemas.microsoft.com/office/word/2012/wordml" xmlns:w16cex="http://schemas.microsoft.com/office/word/2018/wordml/cex" xmlns:w16cid="http://schemas.microsoft.com/office/word/2016/wordml/cid" xmlns:w16="http://schemas.microsoft.com/office/word/2018/wordml" xmlns:w16sdtdh="http://schemas.microsoft.com/office/word/2020/wordml/sdtdatahash" xmlns:w16se="http://schemas.microsoft.com/office/word/2015/wordml/symex" xmlns:wpg="http://schemas.microsoft.com/office/word/2010/wordprocessingGroup" xmlns:wpi="http://schemas.microsoft.com/office/word/2010/wordprocessingInk" xmlns:wne="http://schemas.microsoft.com/office/word/2006/wordml" xmlns:wps="http://schemas.microsoft.com/office/word/2010/wordprocessingShape" mc:Ignorable="w14 w15 w16se w16cid w16 w16cex w16sdtdh wp14">
   <w:background w:color="FFFFFF"/>
   <w:body>
     <w:p>
@@ -109,6 +109,7 @@
                           </w:p>
                           <w:p>
                             <w:pPr>
+                              <w:ind w:firstLine="142"/>
                               <w:rPr>
                                 <w:rFonts w:ascii="Arial" w:hAnsi="Arial" w:cs="Arial"/>
                               </w:rPr>
@@ -122,6 +123,7 @@
                           </w:p>
                           <w:p>
                             <w:pPr>
+                              <w:ind w:firstLine="142"/>
                               <w:rPr>
                                 <w:rFonts w:ascii="Arial" w:hAnsi="Arial" w:cs="Arial"/>
                               </w:rPr>
@@ -135,6 +137,7 @@
                           </w:p>
                           <w:p>
                             <w:pPr>
+                              <w:ind w:firstLine="142"/>
                               <w:rPr>
                                 <w:rFonts w:ascii="Arial" w:hAnsi="Arial" w:cs="Arial"/>
                               </w:rPr>
@@ -148,6 +151,7 @@
                           </w:p>
                           <w:p>
                             <w:pPr>
+                              <w:ind w:firstLine="142"/>
                               <w:rPr>
                                 <w:rFonts w:ascii="Arial" w:hAnsi="Arial" w:cs="Arial"/>
                               </w:rPr>
@@ -197,7 +201,7 @@
                 <v:stroke joinstyle="miter"/>
                 <v:path gradientshapeok="t" o:connecttype="rect"/>
               </v:shapetype>
-              <v:shape id=" 2" o:spid="_x0000_s1026" type="#_x0000_t202" style="width:254.35pt;height:71.8pt;visibility:visible;mso-wrap-style:square;mso-left-percent:-10001;mso-top-percent:-10001;mso-position-horizontal:absolute;mso-position-horizontal-relative:char;mso-position-vertical:absolute;mso-position-vertical-relative:line;mso-left-percent:-10001;mso-top-percent:-10001;v-text-anchor:top" o:gfxdata="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" strokeweight=".25pt">
+              <v:shape id=" 2" o:spid="_x0000_s1026" type="#_x0000_t202" style="width:254.35pt;height:71.8pt;visibility:visible;mso-wrap-style:square;mso-left-percent:-10001;mso-top-percent:-10001;mso-position-horizontal:absolute;mso-position-horizontal-relative:char;mso-position-vertical:absolute;mso-position-vertical-relative:line;mso-left-percent:-10001;mso-top-percent:-10001;v-text-anchor:top" o:gfxdata="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" strokeweight=".25pt">
                 <v:path arrowok="t"/>
                 <v:textbox inset="0,0,0,0">
                   <w:txbxContent>
@@ -216,6 +220,7 @@
                     </w:p>
                     <w:p>
                       <w:pPr>
+                        <w:ind w:firstLine="142"/>
                         <w:rPr>
                           <w:rFonts w:ascii="Arial" w:hAnsi="Arial" w:cs="Arial"/>
                         </w:rPr>
@@ -229,6 +234,7 @@
                     </w:p>
                     <w:p>
                       <w:pPr>
+                        <w:ind w:firstLine="142"/>
                         <w:rPr>
                           <w:rFonts w:ascii="Arial" w:hAnsi="Arial" w:cs="Arial"/>
                         </w:rPr>
@@ -242,6 +248,7 @@
                     </w:p>
                     <w:p>
                       <w:pPr>
+                        <w:ind w:firstLine="142"/>
                         <w:rPr>
                           <w:rFonts w:ascii="Arial" w:hAnsi="Arial" w:cs="Arial"/>
                         </w:rPr>
@@ -255,6 +262,7 @@
                     </w:p>
                     <w:p>
                       <w:pPr>
+                        <w:ind w:firstLine="142"/>
                         <w:rPr>
                           <w:rFonts w:ascii="Arial" w:hAnsi="Arial" w:cs="Arial"/>
                         </w:rPr>
@@ -315,6 +323,8 @@
         <w:jc w:val="center"/>
         <w:rPr>
           <w:rFonts w:ascii="Arial" w:eastAsia="Arial" w:hAnsi="Arial" w:cs="Arial"/>
+          <w:sz w:val="24"/>
+          <w:szCs w:val="24"/>
         </w:rPr>
       </w:pPr>
       <w:r>
@@ -322,6 +332,8 @@
           <w:rFonts w:ascii="Arial" w:hAnsi="Arial" w:cs="Arial"/>
           <w:b/>
           <w:bCs/>
+          <w:sz w:val="24"/>
+          <w:szCs w:val="24"/>
         </w:rPr>
         <w:t xml:space="preserve">Prüfung </w:t>
       </w:r>
@@ -331,6 +343,8 @@
           <w:rFonts w:ascii="Arial" w:hAnsi="Arial" w:cs="Arial"/>
           <w:b/>
           <w:bCs/>
+          <w:sz w:val="24"/>
+          <w:szCs w:val="24"/>
         </w:rPr>
         <w:t>Heberschutz</w:t>
       </w:r>
@@ -370,7 +384,210 @@
           <w:tcPr>
             <w:tcW w:w="2443" w:type="dxa"/>
             <w:tcBorders>
-              <w:top w:val="single" w:sz="1" w:space="0" w:color="000000"/>
+              <w:bottom w:val="single" w:sz="4" w:space="0" w:color="auto"/>
+            </w:tcBorders>
+          </w:tcPr>
+          <w:p>
+            <w:pPr>
+              <w:pStyle w:val="Tabellenberschrift"/>
+              <w:snapToGrid w:val="0"/>
+              <w:rPr>
+                <w:b w:val="0"/>
+                <w:bCs w:val="0"/>
+              </w:rPr>
+            </w:pPr>
+            <w:r>
+              <w:rPr>
+                <w:b w:val="0"/>
+                <w:bCs w:val="0"/>
+              </w:rPr>
+              <w:t>Anlagenbeschreibung</w:t>
+            </w:r>
+          </w:p>
+        </w:tc>
+        <w:tc>
+          <w:tcPr>
+            <w:tcW w:w="2444" w:type="dxa"/>
+            <w:gridSpan w:val="2"/>
+            <w:tcBorders>
+              <w:left w:val="nil"/>
+              <w:bottom w:val="single" w:sz="4" w:space="0" w:color="auto"/>
+            </w:tcBorders>
+          </w:tcPr>
+          <w:p>
+            <w:pPr>
+              <w:pStyle w:val="Tabellenberschrift"/>
+              <w:snapToGrid w:val="0"/>
+              <w:rPr>
+                <w:b w:val="0"/>
+                <w:bCs w:val="0"/>
+              </w:rPr>
+            </w:pPr>
+          </w:p>
+        </w:tc>
+        <w:tc>
+          <w:tcPr>
+            <w:tcW w:w="2444" w:type="dxa"/>
+          </w:tcPr>
+          <w:p>
+            <w:pPr>
+              <w:pStyle w:val="Tabellenberschrift"/>
+              <w:snapToGrid w:val="0"/>
+              <w:rPr>
+                <w:b w:val="0"/>
+                <w:bCs w:val="0"/>
+              </w:rPr>
+            </w:pPr>
+          </w:p>
+        </w:tc>
+        <w:tc>
+          <w:tcPr>
+            <w:tcW w:w="2444" w:type="dxa"/>
+            <w:tcBorders>
+              <w:left w:val="nil"/>
+            </w:tcBorders>
+          </w:tcPr>
+          <w:p>
+            <w:pPr>
+              <w:pStyle w:val="Tabellenberschrift"/>
+              <w:snapToGrid w:val="0"/>
+              <w:rPr>
+                <w:b w:val="0"/>
+                <w:bCs w:val="0"/>
+              </w:rPr>
+            </w:pPr>
+          </w:p>
+        </w:tc>
+      </w:tr>
+      <w:tr>
+        <w:trPr>
+          <w:trHeight w:val="272"/>
+        </w:trPr>
+        <w:tc>
+          <w:tcPr>
+            <w:tcW w:w="2443" w:type="dxa"/>
+            <w:tcBorders>
+              <w:top w:val="single" w:sz="4" w:space="0" w:color="auto"/>
+              <w:left w:val="single" w:sz="4" w:space="0" w:color="auto"/>
+              <w:bottom w:val="single" w:sz="4" w:space="0" w:color="auto"/>
+              <w:right w:val="single" w:sz="4" w:space="0" w:color="auto"/>
+            </w:tcBorders>
+          </w:tcPr>
+          <w:p>
+            <w:pPr>
+              <w:pStyle w:val="Tabellenberschrift"/>
+              <w:snapToGrid w:val="0"/>
+              <w:rPr>
+                <w:b w:val="0"/>
+                <w:bCs w:val="0"/>
+              </w:rPr>
+            </w:pPr>
+            <w:r>
+              <w:rPr>
+                <w:b w:val="0"/>
+                <w:bCs w:val="0"/>
+              </w:rPr>
+              <w:t>Medium</w:t>
+            </w:r>
+            <w:r>
+              <w:rPr>
+                <w:b w:val="0"/>
+                <w:bCs w:val="0"/>
+              </w:rPr>
+              <w:t>:</w:t>
+            </w:r>
+          </w:p>
+        </w:tc>
+        <w:tc>
+          <w:tcPr>
+            <w:tcW w:w="2444" w:type="dxa"/>
+            <w:gridSpan w:val="2"/>
+            <w:tcBorders>
+              <w:top w:val="single" w:sz="4" w:space="0" w:color="auto"/>
+              <w:left w:val="single" w:sz="4" w:space="0" w:color="auto"/>
+              <w:bottom w:val="single" w:sz="4" w:space="0" w:color="auto"/>
+              <w:right w:val="single" w:sz="4" w:space="0" w:color="auto"/>
+            </w:tcBorders>
+          </w:tcPr>
+          <w:p>
+            <w:pPr>
+              <w:pStyle w:val="Tabellenberschrift"/>
+              <w:snapToGrid w:val="0"/>
+              <w:rPr>
+                <w:b w:val="0"/>
+                <w:bCs w:val="0"/>
+              </w:rPr>
+            </w:pPr>
+            <w:r>
+              <w:rPr>
+                <w:b w:val="0"/>
+                <w:bCs w:val="0"/>
+              </w:rPr>
+              <w:t>{</w:t>
+            </w:r>
+            <w:r>
+              <w:rPr>
+                <w:b w:val="0"/>
+                <w:bCs w:val="0"/>
+              </w:rPr>
+              <w:t>Diesel</w:t>
+            </w:r>
+            <w:r>
+              <w:rPr>
+                <w:b w:val="0"/>
+                <w:bCs w:val="0"/>
+              </w:rPr>
+              <w:t>}</w:t>
+            </w:r>
+          </w:p>
+        </w:tc>
+        <w:tc>
+          <w:tcPr>
+            <w:tcW w:w="2444" w:type="dxa"/>
+            <w:tcBorders>
+              <w:left w:val="single" w:sz="4" w:space="0" w:color="auto"/>
+              <w:bottom w:val="single" w:sz="1" w:space="0" w:color="000000"/>
+            </w:tcBorders>
+          </w:tcPr>
+          <w:p>
+            <w:pPr>
+              <w:pStyle w:val="Tabellenberschrift"/>
+              <w:snapToGrid w:val="0"/>
+              <w:rPr>
+                <w:b w:val="0"/>
+                <w:bCs w:val="0"/>
+              </w:rPr>
+            </w:pPr>
+          </w:p>
+        </w:tc>
+        <w:tc>
+          <w:tcPr>
+            <w:tcW w:w="2444" w:type="dxa"/>
+            <w:tcBorders>
+              <w:bottom w:val="single" w:sz="4" w:space="0" w:color="auto"/>
+            </w:tcBorders>
+          </w:tcPr>
+          <w:p>
+            <w:pPr>
+              <w:pStyle w:val="Tabellenberschrift"/>
+              <w:snapToGrid w:val="0"/>
+              <w:rPr>
+                <w:b w:val="0"/>
+                <w:bCs w:val="0"/>
+              </w:rPr>
+            </w:pPr>
+          </w:p>
+        </w:tc>
+      </w:tr>
+      <w:tr>
+        <w:trPr>
+          <w:trHeight w:val="272"/>
+        </w:trPr>
+        <w:tc>
+          <w:tcPr>
+            <w:tcW w:w="2443" w:type="dxa"/>
+            <w:tcBorders>
+              <w:top w:val="single" w:sz="4" w:space="0" w:color="auto"/>
               <w:left w:val="single" w:sz="1" w:space="0" w:color="000000"/>
               <w:bottom w:val="single" w:sz="1" w:space="0" w:color="000000"/>
               <w:right w:val="single" w:sz="1" w:space="0" w:color="000000"/>
@@ -390,16 +607,22 @@
                 <w:b w:val="0"/>
                 <w:bCs w:val="0"/>
               </w:rPr>
-              <w:t>Anlagenbeschreibung</w:t>
+              <w:t>Inhalt</w:t>
+            </w:r>
+            <w:r>
+              <w:rPr>
+                <w:b w:val="0"/>
+                <w:bCs w:val="0"/>
+              </w:rPr>
+              <w:t>:</w:t>
             </w:r>
           </w:p>
         </w:tc>
         <w:tc>
           <w:tcPr>
-            <w:tcW w:w="2444" w:type="dxa"/>
-            <w:gridSpan w:val="2"/>
+            <w:tcW w:w="1222" w:type="dxa"/>
             <w:tcBorders>
-              <w:top w:val="single" w:sz="1" w:space="0" w:color="000000"/>
+              <w:top w:val="single" w:sz="4" w:space="0" w:color="auto"/>
               <w:left w:val="single" w:sz="1" w:space="0" w:color="000000"/>
               <w:bottom w:val="single" w:sz="1" w:space="0" w:color="000000"/>
               <w:right w:val="single" w:sz="1" w:space="0" w:color="000000"/>
@@ -414,6 +637,41 @@
                 <w:bCs w:val="0"/>
               </w:rPr>
             </w:pPr>
+            <w:r>
+              <w:rPr>
+                <w:b w:val="0"/>
+                <w:bCs w:val="0"/>
+              </w:rPr>
+              <w:t>{Inhalt}</w:t>
+            </w:r>
+          </w:p>
+        </w:tc>
+        <w:tc>
+          <w:tcPr>
+            <w:tcW w:w="1222" w:type="dxa"/>
+            <w:tcBorders>
+              <w:top w:val="single" w:sz="4" w:space="0" w:color="auto"/>
+              <w:left w:val="single" w:sz="1" w:space="0" w:color="000000"/>
+              <w:bottom w:val="single" w:sz="1" w:space="0" w:color="000000"/>
+              <w:right w:val="single" w:sz="1" w:space="0" w:color="000000"/>
+            </w:tcBorders>
+          </w:tcPr>
+          <w:p>
+            <w:pPr>
+              <w:pStyle w:val="Tabellenberschrift"/>
+              <w:snapToGrid w:val="0"/>
+              <w:rPr>
+                <w:b w:val="0"/>
+                <w:bCs w:val="0"/>
+              </w:rPr>
+            </w:pPr>
+            <w:r>
+              <w:rPr>
+                <w:b w:val="0"/>
+                <w:bCs w:val="0"/>
+              </w:rPr>
+              <w:t>Liter</w:t>
+            </w:r>
           </w:p>
         </w:tc>
         <w:tc>
@@ -423,7 +681,7 @@
               <w:top w:val="single" w:sz="1" w:space="0" w:color="000000"/>
               <w:left w:val="single" w:sz="1" w:space="0" w:color="000000"/>
               <w:bottom w:val="single" w:sz="1" w:space="0" w:color="000000"/>
-              <w:right w:val="single" w:sz="1" w:space="0" w:color="000000"/>
+              <w:right w:val="single" w:sz="4" w:space="0" w:color="auto"/>
             </w:tcBorders>
           </w:tcPr>
           <w:p>
@@ -435,16 +693,23 @@
                 <w:bCs w:val="0"/>
               </w:rPr>
             </w:pPr>
+            <w:r>
+              <w:rPr>
+                <w:b w:val="0"/>
+                <w:bCs w:val="0"/>
+              </w:rPr>
+              <w:t>Hersteller:</w:t>
+            </w:r>
           </w:p>
         </w:tc>
         <w:tc>
           <w:tcPr>
             <w:tcW w:w="2444" w:type="dxa"/>
             <w:tcBorders>
-              <w:top w:val="single" w:sz="1" w:space="0" w:color="000000"/>
-              <w:left w:val="single" w:sz="1" w:space="0" w:color="000000"/>
-              <w:bottom w:val="single" w:sz="1" w:space="0" w:color="000000"/>
-              <w:right w:val="single" w:sz="1" w:space="0" w:color="000000"/>
+              <w:top w:val="single" w:sz="4" w:space="0" w:color="auto"/>
+              <w:left w:val="single" w:sz="4" w:space="0" w:color="auto"/>
+              <w:bottom w:val="single" w:sz="4" w:space="0" w:color="auto"/>
+              <w:right w:val="single" w:sz="4" w:space="0" w:color="auto"/>
             </w:tcBorders>
           </w:tcPr>
           <w:p>
@@ -456,6 +721,13 @@
                 <w:bCs w:val="0"/>
               </w:rPr>
             </w:pPr>
+            <w:r>
+              <w:rPr>
+                <w:b w:val="0"/>
+                <w:bCs w:val="0"/>
+              </w:rPr>
+              <w:t>{Hersteller}</w:t>
+            </w:r>
           </w:p>
         </w:tc>
       </w:tr>
@@ -487,7 +759,7 @@
                 <w:b w:val="0"/>
                 <w:bCs w:val="0"/>
               </w:rPr>
-              <w:t>Medium</w:t>
+              <w:t>Fab. Nummer</w:t>
             </w:r>
             <w:r>
               <w:rPr>
@@ -525,13 +797,15 @@
               </w:rPr>
               <w:t>{</w:t>
             </w:r>
-            <w:r>
-              <w:rPr>
-                <w:b w:val="0"/>
-                <w:bCs w:val="0"/>
-              </w:rPr>
-              <w:t>Diesel</w:t>
-            </w:r>
+            <w:proofErr w:type="spellStart"/>
+            <w:r>
+              <w:rPr>
+                <w:b w:val="0"/>
+                <w:bCs w:val="0"/>
+              </w:rPr>
+              <w:t>FabNummer</w:t>
+            </w:r>
+            <w:proofErr w:type="spellEnd"/>
             <w:r>
               <w:rPr>
                 <w:b w:val="0"/>
@@ -545,7 +819,7 @@
           <w:tcPr>
             <w:tcW w:w="2444" w:type="dxa"/>
             <w:tcBorders>
-              <w:top w:val="single" w:sz="1" w:space="0" w:color="000000"/>
+              <w:top w:val="single" w:sz="4" w:space="0" w:color="auto"/>
               <w:left w:val="single" w:sz="1" w:space="0" w:color="000000"/>
               <w:bottom w:val="single" w:sz="1" w:space="0" w:color="000000"/>
               <w:right w:val="single" w:sz="1" w:space="0" w:color="000000"/>
@@ -560,315 +834,27 @@
                 <w:bCs w:val="0"/>
               </w:rPr>
             </w:pPr>
+            <w:r>
+              <w:rPr>
+                <w:b w:val="0"/>
+                <w:bCs w:val="0"/>
+              </w:rPr>
+              <w:t>Baujahr</w:t>
+            </w:r>
+            <w:r>
+              <w:rPr>
+                <w:b w:val="0"/>
+                <w:bCs w:val="0"/>
+              </w:rPr>
+              <w:t>:</w:t>
+            </w:r>
           </w:p>
         </w:tc>
         <w:tc>
           <w:tcPr>
             <w:tcW w:w="2444" w:type="dxa"/>
             <w:tcBorders>
-              <w:top w:val="single" w:sz="1" w:space="0" w:color="000000"/>
-              <w:left w:val="single" w:sz="1" w:space="0" w:color="000000"/>
-              <w:bottom w:val="single" w:sz="1" w:space="0" w:color="000000"/>
-              <w:right w:val="single" w:sz="1" w:space="0" w:color="000000"/>
-            </w:tcBorders>
-          </w:tcPr>
-          <w:p>
-            <w:pPr>
-              <w:pStyle w:val="Tabellenberschrift"/>
-              <w:snapToGrid w:val="0"/>
-              <w:rPr>
-                <w:b w:val="0"/>
-                <w:bCs w:val="0"/>
-              </w:rPr>
-            </w:pPr>
-          </w:p>
-        </w:tc>
-      </w:tr>
-      <w:tr>
-        <w:trPr>
-          <w:trHeight w:val="272"/>
-        </w:trPr>
-        <w:tc>
-          <w:tcPr>
-            <w:tcW w:w="2443" w:type="dxa"/>
-            <w:tcBorders>
-              <w:top w:val="single" w:sz="1" w:space="0" w:color="000000"/>
-              <w:left w:val="single" w:sz="1" w:space="0" w:color="000000"/>
-              <w:bottom w:val="single" w:sz="1" w:space="0" w:color="000000"/>
-              <w:right w:val="single" w:sz="1" w:space="0" w:color="000000"/>
-            </w:tcBorders>
-          </w:tcPr>
-          <w:p>
-            <w:pPr>
-              <w:pStyle w:val="Tabellenberschrift"/>
-              <w:snapToGrid w:val="0"/>
-              <w:rPr>
-                <w:b w:val="0"/>
-                <w:bCs w:val="0"/>
-              </w:rPr>
-            </w:pPr>
-            <w:r>
-              <w:rPr>
-                <w:b w:val="0"/>
-                <w:bCs w:val="0"/>
-              </w:rPr>
-              <w:t>Inhalt</w:t>
-            </w:r>
-            <w:r>
-              <w:rPr>
-                <w:b w:val="0"/>
-                <w:bCs w:val="0"/>
-              </w:rPr>
-              <w:t>:</w:t>
-            </w:r>
-          </w:p>
-        </w:tc>
-        <w:tc>
-          <w:tcPr>
-            <w:tcW w:w="1222" w:type="dxa"/>
-            <w:tcBorders>
-              <w:top w:val="single" w:sz="1" w:space="0" w:color="000000"/>
-              <w:left w:val="single" w:sz="1" w:space="0" w:color="000000"/>
-              <w:bottom w:val="single" w:sz="1" w:space="0" w:color="000000"/>
-              <w:right w:val="single" w:sz="1" w:space="0" w:color="000000"/>
-            </w:tcBorders>
-          </w:tcPr>
-          <w:p>
-            <w:pPr>
-              <w:pStyle w:val="Tabellenberschrift"/>
-              <w:snapToGrid w:val="0"/>
-              <w:rPr>
-                <w:b w:val="0"/>
-                <w:bCs w:val="0"/>
-              </w:rPr>
-            </w:pPr>
-            <w:r>
-              <w:rPr>
-                <w:b w:val="0"/>
-                <w:bCs w:val="0"/>
-              </w:rPr>
-              <w:t>{Inhalt}</w:t>
-            </w:r>
-          </w:p>
-        </w:tc>
-        <w:tc>
-          <w:tcPr>
-            <w:tcW w:w="1222" w:type="dxa"/>
-            <w:tcBorders>
-              <w:top w:val="single" w:sz="1" w:space="0" w:color="000000"/>
-              <w:left w:val="single" w:sz="1" w:space="0" w:color="000000"/>
-              <w:bottom w:val="single" w:sz="1" w:space="0" w:color="000000"/>
-              <w:right w:val="single" w:sz="1" w:space="0" w:color="000000"/>
-            </w:tcBorders>
-          </w:tcPr>
-          <w:p>
-            <w:pPr>
-              <w:pStyle w:val="Tabellenberschrift"/>
-              <w:snapToGrid w:val="0"/>
-              <w:rPr>
-                <w:b w:val="0"/>
-                <w:bCs w:val="0"/>
-              </w:rPr>
-            </w:pPr>
-            <w:r>
-              <w:rPr>
-                <w:b w:val="0"/>
-                <w:bCs w:val="0"/>
-              </w:rPr>
-              <w:t>Liter</w:t>
-            </w:r>
-          </w:p>
-        </w:tc>
-        <w:tc>
-          <w:tcPr>
-            <w:tcW w:w="2444" w:type="dxa"/>
-            <w:tcBorders>
-              <w:top w:val="single" w:sz="1" w:space="0" w:color="000000"/>
-              <w:left w:val="single" w:sz="1" w:space="0" w:color="000000"/>
-              <w:bottom w:val="single" w:sz="1" w:space="0" w:color="000000"/>
-              <w:right w:val="single" w:sz="1" w:space="0" w:color="000000"/>
-            </w:tcBorders>
-          </w:tcPr>
-          <w:p>
-            <w:pPr>
-              <w:pStyle w:val="Tabellenberschrift"/>
-              <w:snapToGrid w:val="0"/>
-              <w:rPr>
-                <w:b w:val="0"/>
-                <w:bCs w:val="0"/>
-              </w:rPr>
-            </w:pPr>
-            <w:r>
-              <w:rPr>
-                <w:b w:val="0"/>
-                <w:bCs w:val="0"/>
-              </w:rPr>
-              <w:t>Hersteller:</w:t>
-            </w:r>
-          </w:p>
-        </w:tc>
-        <w:tc>
-          <w:tcPr>
-            <w:tcW w:w="2444" w:type="dxa"/>
-            <w:tcBorders>
-              <w:top w:val="single" w:sz="1" w:space="0" w:color="000000"/>
-              <w:left w:val="single" w:sz="1" w:space="0" w:color="000000"/>
-              <w:bottom w:val="single" w:sz="1" w:space="0" w:color="000000"/>
-              <w:right w:val="single" w:sz="1" w:space="0" w:color="000000"/>
-            </w:tcBorders>
-          </w:tcPr>
-          <w:p>
-            <w:pPr>
-              <w:pStyle w:val="Tabellenberschrift"/>
-              <w:snapToGrid w:val="0"/>
-              <w:rPr>
-                <w:b w:val="0"/>
-                <w:bCs w:val="0"/>
-              </w:rPr>
-            </w:pPr>
-            <w:r>
-              <w:rPr>
-                <w:b w:val="0"/>
-                <w:bCs w:val="0"/>
-              </w:rPr>
-              <w:t>{Hersteller}</w:t>
-            </w:r>
-          </w:p>
-        </w:tc>
-      </w:tr>
-      <w:tr>
-        <w:trPr>
-          <w:trHeight w:val="272"/>
-        </w:trPr>
-        <w:tc>
-          <w:tcPr>
-            <w:tcW w:w="2443" w:type="dxa"/>
-            <w:tcBorders>
-              <w:top w:val="single" w:sz="1" w:space="0" w:color="000000"/>
-              <w:left w:val="single" w:sz="1" w:space="0" w:color="000000"/>
-              <w:bottom w:val="single" w:sz="1" w:space="0" w:color="000000"/>
-              <w:right w:val="single" w:sz="1" w:space="0" w:color="000000"/>
-            </w:tcBorders>
-          </w:tcPr>
-          <w:p>
-            <w:pPr>
-              <w:pStyle w:val="Tabellenberschrift"/>
-              <w:snapToGrid w:val="0"/>
-              <w:rPr>
-                <w:b w:val="0"/>
-                <w:bCs w:val="0"/>
-              </w:rPr>
-            </w:pPr>
-            <w:proofErr w:type="spellStart"/>
-            <w:r>
-              <w:rPr>
-                <w:b w:val="0"/>
-                <w:bCs w:val="0"/>
-              </w:rPr>
-              <w:t>Fab</w:t>
-            </w:r>
-            <w:proofErr w:type="spellEnd"/>
-            <w:r>
-              <w:rPr>
-                <w:b w:val="0"/>
-                <w:bCs w:val="0"/>
-              </w:rPr>
-              <w:t>. Nummer</w:t>
-            </w:r>
-            <w:r>
-              <w:rPr>
-                <w:b w:val="0"/>
-                <w:bCs w:val="0"/>
-              </w:rPr>
-              <w:t>:</w:t>
-            </w:r>
-          </w:p>
-        </w:tc>
-        <w:tc>
-          <w:tcPr>
-            <w:tcW w:w="2444" w:type="dxa"/>
-            <w:gridSpan w:val="2"/>
-            <w:tcBorders>
-              <w:top w:val="single" w:sz="1" w:space="0" w:color="000000"/>
-              <w:left w:val="single" w:sz="1" w:space="0" w:color="000000"/>
-              <w:bottom w:val="single" w:sz="1" w:space="0" w:color="000000"/>
-              <w:right w:val="single" w:sz="1" w:space="0" w:color="000000"/>
-            </w:tcBorders>
-          </w:tcPr>
-          <w:p>
-            <w:pPr>
-              <w:pStyle w:val="Tabellenberschrift"/>
-              <w:snapToGrid w:val="0"/>
-              <w:rPr>
-                <w:b w:val="0"/>
-                <w:bCs w:val="0"/>
-              </w:rPr>
-            </w:pPr>
-            <w:r>
-              <w:rPr>
-                <w:b w:val="0"/>
-                <w:bCs w:val="0"/>
-              </w:rPr>
-              <w:t>{</w:t>
-            </w:r>
-            <w:proofErr w:type="spellStart"/>
-            <w:r>
-              <w:rPr>
-                <w:b w:val="0"/>
-                <w:bCs w:val="0"/>
-              </w:rPr>
-              <w:t>FabNummer</w:t>
-            </w:r>
-            <w:proofErr w:type="spellEnd"/>
-            <w:r>
-              <w:rPr>
-                <w:b w:val="0"/>
-                <w:bCs w:val="0"/>
-              </w:rPr>
-              <w:t>}</w:t>
-            </w:r>
-          </w:p>
-        </w:tc>
-        <w:tc>
-          <w:tcPr>
-            <w:tcW w:w="2444" w:type="dxa"/>
-            <w:tcBorders>
-              <w:top w:val="single" w:sz="1" w:space="0" w:color="000000"/>
-              <w:left w:val="single" w:sz="1" w:space="0" w:color="000000"/>
-              <w:bottom w:val="single" w:sz="1" w:space="0" w:color="000000"/>
-              <w:right w:val="single" w:sz="1" w:space="0" w:color="000000"/>
-            </w:tcBorders>
-          </w:tcPr>
-          <w:p>
-            <w:pPr>
-              <w:pStyle w:val="Tabellenberschrift"/>
-              <w:snapToGrid w:val="0"/>
-              <w:rPr>
-                <w:b w:val="0"/>
-                <w:bCs w:val="0"/>
-              </w:rPr>
-            </w:pPr>
-            <w:r>
-              <w:rPr>
-                <w:b w:val="0"/>
-                <w:bCs w:val="0"/>
-              </w:rPr>
-              <w:t>Baujahr</w:t>
-            </w:r>
-            <w:r>
-              <w:rPr>
-                <w:b w:val="0"/>
-                <w:bCs w:val="0"/>
-              </w:rPr>
-              <w:t>:</w:t>
-            </w:r>
-          </w:p>
-        </w:tc>
-        <w:tc>
-          <w:tcPr>
-            <w:tcW w:w="2444" w:type="dxa"/>
-            <w:tcBorders>
-              <w:top w:val="single" w:sz="1" w:space="0" w:color="000000"/>
+              <w:top w:val="single" w:sz="4" w:space="0" w:color="auto"/>
               <w:left w:val="single" w:sz="1" w:space="0" w:color="000000"/>
               <w:bottom w:val="single" w:sz="1" w:space="0" w:color="000000"/>
               <w:right w:val="single" w:sz="1" w:space="0" w:color="000000"/>
@@ -1088,10 +1074,7 @@
           <w:tcPr>
             <w:tcW w:w="2443" w:type="dxa"/>
             <w:tcBorders>
-              <w:top w:val="single" w:sz="1" w:space="0" w:color="000000"/>
-              <w:left w:val="single" w:sz="1" w:space="0" w:color="000000"/>
-              <w:bottom w:val="single" w:sz="1" w:space="0" w:color="000000"/>
-              <w:right w:val="single" w:sz="1" w:space="0" w:color="000000"/>
+              <w:bottom w:val="single" w:sz="4" w:space="0" w:color="auto"/>
             </w:tcBorders>
           </w:tcPr>
           <w:p>
@@ -1117,10 +1100,7 @@
           <w:tcPr>
             <w:tcW w:w="2444" w:type="dxa"/>
             <w:tcBorders>
-              <w:top w:val="single" w:sz="1" w:space="0" w:color="000000"/>
-              <w:left w:val="single" w:sz="1" w:space="0" w:color="000000"/>
-              <w:bottom w:val="single" w:sz="1" w:space="0" w:color="000000"/>
-              <w:right w:val="single" w:sz="1" w:space="0" w:color="000000"/>
+              <w:bottom w:val="single" w:sz="4" w:space="0" w:color="auto"/>
             </w:tcBorders>
           </w:tcPr>
           <w:p>
@@ -1138,10 +1118,7 @@
           <w:tcPr>
             <w:tcW w:w="2444" w:type="dxa"/>
             <w:tcBorders>
-              <w:top w:val="single" w:sz="1" w:space="0" w:color="000000"/>
-              <w:left w:val="single" w:sz="1" w:space="0" w:color="000000"/>
-              <w:bottom w:val="single" w:sz="1" w:space="0" w:color="000000"/>
-              <w:right w:val="single" w:sz="1" w:space="0" w:color="000000"/>
+              <w:bottom w:val="single" w:sz="4" w:space="0" w:color="auto"/>
             </w:tcBorders>
           </w:tcPr>
           <w:p>
@@ -1159,10 +1136,7 @@
           <w:tcPr>
             <w:tcW w:w="2444" w:type="dxa"/>
             <w:tcBorders>
-              <w:top w:val="single" w:sz="1" w:space="0" w:color="000000"/>
-              <w:left w:val="single" w:sz="1" w:space="0" w:color="000000"/>
-              <w:bottom w:val="single" w:sz="1" w:space="0" w:color="000000"/>
-              <w:right w:val="single" w:sz="1" w:space="0" w:color="000000"/>
+              <w:bottom w:val="single" w:sz="4" w:space="0" w:color="auto"/>
             </w:tcBorders>
           </w:tcPr>
           <w:p>
@@ -1185,10 +1159,10 @@
           <w:tcPr>
             <w:tcW w:w="2443" w:type="dxa"/>
             <w:tcBorders>
-              <w:top w:val="single" w:sz="1" w:space="0" w:color="000000"/>
-              <w:left w:val="single" w:sz="1" w:space="0" w:color="000000"/>
-              <w:bottom w:val="single" w:sz="1" w:space="0" w:color="000000"/>
-              <w:right w:val="single" w:sz="1" w:space="0" w:color="000000"/>
+              <w:top w:val="single" w:sz="4" w:space="0" w:color="auto"/>
+              <w:left w:val="single" w:sz="4" w:space="0" w:color="auto"/>
+              <w:bottom w:val="single" w:sz="4" w:space="0" w:color="auto"/>
+              <w:right w:val="single" w:sz="4" w:space="0" w:color="auto"/>
             </w:tcBorders>
           </w:tcPr>
           <w:p>
@@ -1220,10 +1194,10 @@
           <w:tcPr>
             <w:tcW w:w="2444" w:type="dxa"/>
             <w:tcBorders>
-              <w:top w:val="single" w:sz="1" w:space="0" w:color="000000"/>
-              <w:left w:val="single" w:sz="1" w:space="0" w:color="000000"/>
-              <w:bottom w:val="single" w:sz="1" w:space="0" w:color="000000"/>
-              <w:right w:val="single" w:sz="1" w:space="0" w:color="000000"/>
+              <w:top w:val="single" w:sz="4" w:space="0" w:color="auto"/>
+              <w:left w:val="single" w:sz="4" w:space="0" w:color="auto"/>
+              <w:bottom w:val="single" w:sz="4" w:space="0" w:color="auto"/>
+              <w:right w:val="single" w:sz="4" w:space="0" w:color="auto"/>
             </w:tcBorders>
           </w:tcPr>
           <w:p>
@@ -1248,10 +1222,10 @@
           <w:tcPr>
             <w:tcW w:w="2444" w:type="dxa"/>
             <w:tcBorders>
-              <w:top w:val="single" w:sz="1" w:space="0" w:color="000000"/>
-              <w:left w:val="single" w:sz="1" w:space="0" w:color="000000"/>
-              <w:bottom w:val="single" w:sz="1" w:space="0" w:color="000000"/>
-              <w:right w:val="single" w:sz="1" w:space="0" w:color="000000"/>
+              <w:top w:val="single" w:sz="4" w:space="0" w:color="auto"/>
+              <w:left w:val="single" w:sz="4" w:space="0" w:color="auto"/>
+              <w:bottom w:val="single" w:sz="4" w:space="0" w:color="auto"/>
+              <w:right w:val="single" w:sz="4" w:space="0" w:color="auto"/>
             </w:tcBorders>
           </w:tcPr>
           <w:p>
@@ -1276,10 +1250,10 @@
           <w:tcPr>
             <w:tcW w:w="2444" w:type="dxa"/>
             <w:tcBorders>
-              <w:top w:val="single" w:sz="1" w:space="0" w:color="000000"/>
-              <w:left w:val="single" w:sz="1" w:space="0" w:color="000000"/>
-              <w:bottom w:val="single" w:sz="1" w:space="0" w:color="000000"/>
-              <w:right w:val="single" w:sz="1" w:space="0" w:color="000000"/>
+              <w:top w:val="single" w:sz="4" w:space="0" w:color="auto"/>
+              <w:left w:val="single" w:sz="4" w:space="0" w:color="auto"/>
+              <w:bottom w:val="single" w:sz="4" w:space="0" w:color="auto"/>
+              <w:right w:val="single" w:sz="4" w:space="0" w:color="auto"/>
             </w:tcBorders>
           </w:tcPr>
           <w:p>
@@ -1323,7 +1297,7 @@
           <w:tcPr>
             <w:tcW w:w="2443" w:type="dxa"/>
             <w:tcBorders>
-              <w:top w:val="single" w:sz="1" w:space="0" w:color="000000"/>
+              <w:top w:val="single" w:sz="4" w:space="0" w:color="auto"/>
               <w:left w:val="single" w:sz="1" w:space="0" w:color="000000"/>
               <w:bottom w:val="single" w:sz="1" w:space="0" w:color="000000"/>
               <w:right w:val="single" w:sz="1" w:space="0" w:color="000000"/>
@@ -1351,7 +1325,7 @@
           <w:tcPr>
             <w:tcW w:w="2444" w:type="dxa"/>
             <w:tcBorders>
-              <w:top w:val="single" w:sz="1" w:space="0" w:color="000000"/>
+              <w:top w:val="single" w:sz="4" w:space="0" w:color="auto"/>
               <w:left w:val="single" w:sz="1" w:space="0" w:color="000000"/>
               <w:bottom w:val="single" w:sz="1" w:space="0" w:color="000000"/>
               <w:right w:val="single" w:sz="1" w:space="0" w:color="000000"/>
@@ -1379,7 +1353,7 @@
           <w:tcPr>
             <w:tcW w:w="2444" w:type="dxa"/>
             <w:tcBorders>
-              <w:top w:val="single" w:sz="1" w:space="0" w:color="000000"/>
+              <w:top w:val="single" w:sz="4" w:space="0" w:color="auto"/>
               <w:left w:val="single" w:sz="1" w:space="0" w:color="000000"/>
               <w:bottom w:val="single" w:sz="1" w:space="0" w:color="000000"/>
               <w:right w:val="single" w:sz="1" w:space="0" w:color="000000"/>
@@ -1407,7 +1381,7 @@
           <w:tcPr>
             <w:tcW w:w="2444" w:type="dxa"/>
             <w:tcBorders>
-              <w:top w:val="single" w:sz="1" w:space="0" w:color="000000"/>
+              <w:top w:val="single" w:sz="4" w:space="0" w:color="auto"/>
               <w:left w:val="single" w:sz="1" w:space="0" w:color="000000"/>
               <w:bottom w:val="single" w:sz="1" w:space="0" w:color="000000"/>
               <w:right w:val="single" w:sz="1" w:space="0" w:color="000000"/>
@@ -1476,7 +1450,310 @@
           <w:tcPr>
             <w:tcW w:w="2443" w:type="dxa"/>
             <w:tcBorders>
-              <w:top w:val="single" w:sz="1" w:space="0" w:color="000000"/>
+              <w:bottom w:val="single" w:sz="4" w:space="0" w:color="auto"/>
+            </w:tcBorders>
+          </w:tcPr>
+          <w:p>
+            <w:pPr>
+              <w:pStyle w:val="Tabellenberschrift"/>
+              <w:snapToGrid w:val="0"/>
+              <w:rPr>
+                <w:b w:val="0"/>
+                <w:bCs w:val="0"/>
+              </w:rPr>
+            </w:pPr>
+            <w:r>
+              <w:rPr>
+                <w:b w:val="0"/>
+                <w:bCs w:val="0"/>
+              </w:rPr>
+              <w:t>Me</w:t>
+            </w:r>
+            <w:r>
+              <w:rPr>
+                <w:b w:val="0"/>
+                <w:bCs w:val="0"/>
+              </w:rPr>
+              <w:t>sstechnische</w:t>
+            </w:r>
+            <w:r>
+              <w:rPr>
+                <w:b w:val="0"/>
+                <w:bCs w:val="0"/>
+              </w:rPr>
+              <w:t xml:space="preserve"> Bewertung</w:t>
+            </w:r>
+          </w:p>
+        </w:tc>
+        <w:tc>
+          <w:tcPr>
+            <w:tcW w:w="2444" w:type="dxa"/>
+            <w:gridSpan w:val="2"/>
+            <w:tcBorders>
+              <w:bottom w:val="single" w:sz="4" w:space="0" w:color="auto"/>
+            </w:tcBorders>
+          </w:tcPr>
+          <w:p>
+            <w:pPr>
+              <w:pStyle w:val="Tabellenberschrift"/>
+              <w:snapToGrid w:val="0"/>
+              <w:rPr>
+                <w:b w:val="0"/>
+                <w:bCs w:val="0"/>
+              </w:rPr>
+            </w:pPr>
+          </w:p>
+        </w:tc>
+        <w:tc>
+          <w:tcPr>
+            <w:tcW w:w="2444" w:type="dxa"/>
+            <w:tcBorders>
+              <w:bottom w:val="single" w:sz="4" w:space="0" w:color="auto"/>
+            </w:tcBorders>
+          </w:tcPr>
+          <w:p>
+            <w:pPr>
+              <w:pStyle w:val="Tabellenberschrift"/>
+              <w:snapToGrid w:val="0"/>
+              <w:rPr>
+                <w:b w:val="0"/>
+                <w:bCs w:val="0"/>
+              </w:rPr>
+            </w:pPr>
+          </w:p>
+        </w:tc>
+        <w:tc>
+          <w:tcPr>
+            <w:tcW w:w="2444" w:type="dxa"/>
+            <w:gridSpan w:val="2"/>
+            <w:tcBorders>
+              <w:bottom w:val="single" w:sz="4" w:space="0" w:color="auto"/>
+            </w:tcBorders>
+          </w:tcPr>
+          <w:p>
+            <w:pPr>
+              <w:pStyle w:val="Tabellenberschrift"/>
+              <w:snapToGrid w:val="0"/>
+              <w:rPr>
+                <w:b w:val="0"/>
+                <w:bCs w:val="0"/>
+              </w:rPr>
+            </w:pPr>
+          </w:p>
+        </w:tc>
+      </w:tr>
+      <w:tr>
+        <w:trPr>
+          <w:trHeight w:val="272"/>
+        </w:trPr>
+        <w:tc>
+          <w:tcPr>
+            <w:tcW w:w="2443" w:type="dxa"/>
+            <w:tcBorders>
+              <w:top w:val="single" w:sz="4" w:space="0" w:color="auto"/>
+              <w:left w:val="single" w:sz="4" w:space="0" w:color="auto"/>
+              <w:bottom w:val="single" w:sz="4" w:space="0" w:color="auto"/>
+              <w:right w:val="single" w:sz="4" w:space="0" w:color="auto"/>
+            </w:tcBorders>
+          </w:tcPr>
+          <w:p>
+            <w:pPr>
+              <w:pStyle w:val="Tabellenberschrift"/>
+              <w:snapToGrid w:val="0"/>
+              <w:rPr>
+                <w:b w:val="0"/>
+                <w:bCs w:val="0"/>
+              </w:rPr>
+            </w:pPr>
+            <w:r>
+              <w:rPr>
+                <w:b w:val="0"/>
+                <w:bCs w:val="0"/>
+              </w:rPr>
+              <w:t>Höhe EV über Scheitel:</w:t>
+            </w:r>
+          </w:p>
+        </w:tc>
+        <w:tc>
+          <w:tcPr>
+            <w:tcW w:w="1222" w:type="dxa"/>
+            <w:tcBorders>
+              <w:top w:val="single" w:sz="4" w:space="0" w:color="auto"/>
+              <w:left w:val="single" w:sz="4" w:space="0" w:color="auto"/>
+              <w:bottom w:val="single" w:sz="4" w:space="0" w:color="auto"/>
+              <w:right w:val="single" w:sz="4" w:space="0" w:color="auto"/>
+            </w:tcBorders>
+          </w:tcPr>
+          <w:p>
+            <w:pPr>
+              <w:pStyle w:val="Tabellenberschrift"/>
+              <w:snapToGrid w:val="0"/>
+              <w:rPr>
+                <w:b w:val="0"/>
+                <w:bCs w:val="0"/>
+              </w:rPr>
+            </w:pPr>
+            <w:r>
+              <w:rPr>
+                <w:b w:val="0"/>
+                <w:bCs w:val="0"/>
+              </w:rPr>
+              <w:t>{Höh</w:t>
+            </w:r>
+            <w:r>
+              <w:rPr>
+                <w:b w:val="0"/>
+                <w:bCs w:val="0"/>
+              </w:rPr>
+              <w:t>e</w:t>
+            </w:r>
+            <w:r>
+              <w:rPr>
+                <w:b w:val="0"/>
+                <w:bCs w:val="0"/>
+              </w:rPr>
+              <w:t>}</w:t>
+            </w:r>
+          </w:p>
+        </w:tc>
+        <w:tc>
+          <w:tcPr>
+            <w:tcW w:w="1222" w:type="dxa"/>
+            <w:tcBorders>
+              <w:top w:val="single" w:sz="4" w:space="0" w:color="auto"/>
+              <w:left w:val="single" w:sz="4" w:space="0" w:color="auto"/>
+              <w:bottom w:val="single" w:sz="4" w:space="0" w:color="auto"/>
+              <w:right w:val="single" w:sz="4" w:space="0" w:color="auto"/>
+            </w:tcBorders>
+          </w:tcPr>
+          <w:p>
+            <w:pPr>
+              <w:pStyle w:val="Tabellenberschrift"/>
+              <w:snapToGrid w:val="0"/>
+              <w:rPr>
+                <w:b w:val="0"/>
+                <w:bCs w:val="0"/>
+              </w:rPr>
+            </w:pPr>
+            <w:r>
+              <w:rPr>
+                <w:b w:val="0"/>
+                <w:bCs w:val="0"/>
+              </w:rPr>
+              <w:t>cm</w:t>
+            </w:r>
+          </w:p>
+        </w:tc>
+        <w:tc>
+          <w:tcPr>
+            <w:tcW w:w="2444" w:type="dxa"/>
+            <w:tcBorders>
+              <w:top w:val="single" w:sz="4" w:space="0" w:color="auto"/>
+              <w:left w:val="single" w:sz="4" w:space="0" w:color="auto"/>
+              <w:bottom w:val="single" w:sz="4" w:space="0" w:color="auto"/>
+              <w:right w:val="single" w:sz="4" w:space="0" w:color="auto"/>
+            </w:tcBorders>
+          </w:tcPr>
+          <w:p>
+            <w:pPr>
+              <w:pStyle w:val="Tabellenberschrift"/>
+              <w:snapToGrid w:val="0"/>
+              <w:rPr>
+                <w:b w:val="0"/>
+                <w:bCs w:val="0"/>
+              </w:rPr>
+            </w:pPr>
+            <w:r>
+              <w:rPr>
+                <w:b w:val="0"/>
+                <w:bCs w:val="0"/>
+              </w:rPr>
+              <w:t>Max. Füllstand</w:t>
+            </w:r>
+          </w:p>
+        </w:tc>
+        <w:tc>
+          <w:tcPr>
+            <w:tcW w:w="1222" w:type="dxa"/>
+            <w:tcBorders>
+              <w:top w:val="single" w:sz="4" w:space="0" w:color="auto"/>
+              <w:left w:val="single" w:sz="4" w:space="0" w:color="auto"/>
+              <w:bottom w:val="single" w:sz="4" w:space="0" w:color="auto"/>
+              <w:right w:val="single" w:sz="4" w:space="0" w:color="auto"/>
+            </w:tcBorders>
+          </w:tcPr>
+          <w:p>
+            <w:pPr>
+              <w:pStyle w:val="Tabellenberschrift"/>
+              <w:snapToGrid w:val="0"/>
+              <w:rPr>
+                <w:b w:val="0"/>
+                <w:bCs w:val="0"/>
+              </w:rPr>
+            </w:pPr>
+            <w:r>
+              <w:rPr>
+                <w:b w:val="0"/>
+                <w:bCs w:val="0"/>
+              </w:rPr>
+              <w:t>{</w:t>
+            </w:r>
+            <w:proofErr w:type="spellStart"/>
+            <w:r>
+              <w:rPr>
+                <w:b w:val="0"/>
+                <w:bCs w:val="0"/>
+              </w:rPr>
+              <w:t>MFüll</w:t>
+            </w:r>
+            <w:proofErr w:type="spellEnd"/>
+            <w:r>
+              <w:rPr>
+                <w:b w:val="0"/>
+                <w:bCs w:val="0"/>
+              </w:rPr>
+              <w:t>}</w:t>
+            </w:r>
+          </w:p>
+        </w:tc>
+        <w:tc>
+          <w:tcPr>
+            <w:tcW w:w="1222" w:type="dxa"/>
+            <w:tcBorders>
+              <w:top w:val="single" w:sz="4" w:space="0" w:color="auto"/>
+              <w:left w:val="single" w:sz="4" w:space="0" w:color="auto"/>
+              <w:bottom w:val="single" w:sz="4" w:space="0" w:color="auto"/>
+              <w:right w:val="single" w:sz="4" w:space="0" w:color="auto"/>
+            </w:tcBorders>
+          </w:tcPr>
+          <w:p>
+            <w:pPr>
+              <w:pStyle w:val="Tabellenberschrift"/>
+              <w:snapToGrid w:val="0"/>
+              <w:rPr>
+                <w:b w:val="0"/>
+                <w:bCs w:val="0"/>
+              </w:rPr>
+            </w:pPr>
+            <w:r>
+              <w:rPr>
+                <w:b w:val="0"/>
+                <w:bCs w:val="0"/>
+              </w:rPr>
+              <w:t>cm</w:t>
+            </w:r>
+          </w:p>
+        </w:tc>
+      </w:tr>
+      <w:tr>
+        <w:trPr>
+          <w:trHeight w:val="272"/>
+        </w:trPr>
+        <w:tc>
+          <w:tcPr>
+            <w:tcW w:w="2443" w:type="dxa"/>
+            <w:tcBorders>
+              <w:top w:val="single" w:sz="4" w:space="0" w:color="auto"/>
               <w:left w:val="single" w:sz="1" w:space="0" w:color="000000"/>
               <w:bottom w:val="single" w:sz="1" w:space="0" w:color="000000"/>
               <w:right w:val="single" w:sz="1" w:space="0" w:color="000000"/>
@@ -1496,28 +1773,174 @@
                 <w:b w:val="0"/>
                 <w:bCs w:val="0"/>
               </w:rPr>
-              <w:t>Me</w:t>
-            </w:r>
-            <w:r>
-              <w:rPr>
-                <w:b w:val="0"/>
-                <w:bCs w:val="0"/>
-              </w:rPr>
-              <w:t>sstechnische</w:t>
-            </w:r>
-            <w:r>
-              <w:rPr>
-                <w:b w:val="0"/>
-                <w:bCs w:val="0"/>
-              </w:rPr>
-              <w:t xml:space="preserve"> Bewertung</w:t>
+              <w:t>Abstand Boden – Fläche:</w:t>
+            </w:r>
+          </w:p>
+        </w:tc>
+        <w:tc>
+          <w:tcPr>
+            <w:tcW w:w="1222" w:type="dxa"/>
+            <w:tcBorders>
+              <w:top w:val="single" w:sz="4" w:space="0" w:color="auto"/>
+              <w:left w:val="single" w:sz="1" w:space="0" w:color="000000"/>
+              <w:bottom w:val="single" w:sz="1" w:space="0" w:color="000000"/>
+              <w:right w:val="single" w:sz="1" w:space="0" w:color="000000"/>
+            </w:tcBorders>
+          </w:tcPr>
+          <w:p>
+            <w:pPr>
+              <w:pStyle w:val="Tabellenberschrift"/>
+              <w:snapToGrid w:val="0"/>
+              <w:rPr>
+                <w:b w:val="0"/>
+                <w:bCs w:val="0"/>
+              </w:rPr>
+            </w:pPr>
+            <w:r>
+              <w:rPr>
+                <w:b w:val="0"/>
+                <w:bCs w:val="0"/>
+              </w:rPr>
+              <w:t>{Abstand}</w:t>
+            </w:r>
+          </w:p>
+        </w:tc>
+        <w:tc>
+          <w:tcPr>
+            <w:tcW w:w="1222" w:type="dxa"/>
+            <w:tcBorders>
+              <w:top w:val="single" w:sz="4" w:space="0" w:color="auto"/>
+              <w:left w:val="single" w:sz="1" w:space="0" w:color="000000"/>
+              <w:bottom w:val="single" w:sz="1" w:space="0" w:color="000000"/>
+              <w:right w:val="single" w:sz="1" w:space="0" w:color="000000"/>
+            </w:tcBorders>
+          </w:tcPr>
+          <w:p>
+            <w:pPr>
+              <w:pStyle w:val="Tabellenberschrift"/>
+              <w:snapToGrid w:val="0"/>
+              <w:rPr>
+                <w:b w:val="0"/>
+                <w:bCs w:val="0"/>
+              </w:rPr>
+            </w:pPr>
+            <w:r>
+              <w:rPr>
+                <w:b w:val="0"/>
+                <w:bCs w:val="0"/>
+              </w:rPr>
+              <w:t>cm</w:t>
             </w:r>
           </w:p>
         </w:tc>
         <w:tc>
           <w:tcPr>
             <w:tcW w:w="2444" w:type="dxa"/>
-            <w:gridSpan w:val="2"/>
+            <w:tcBorders>
+              <w:top w:val="single" w:sz="4" w:space="0" w:color="auto"/>
+              <w:left w:val="single" w:sz="1" w:space="0" w:color="000000"/>
+              <w:bottom w:val="single" w:sz="4" w:space="0" w:color="auto"/>
+              <w:right w:val="single" w:sz="4" w:space="0" w:color="auto"/>
+            </w:tcBorders>
+          </w:tcPr>
+          <w:p>
+            <w:pPr>
+              <w:pStyle w:val="Tabellenberschrift"/>
+              <w:snapToGrid w:val="0"/>
+              <w:rPr>
+                <w:b w:val="0"/>
+                <w:bCs w:val="0"/>
+              </w:rPr>
+            </w:pPr>
+            <w:r>
+              <w:rPr>
+                <w:b w:val="0"/>
+                <w:bCs w:val="0"/>
+              </w:rPr>
+              <w:t>Aktueller Füllstand</w:t>
+            </w:r>
+          </w:p>
+        </w:tc>
+        <w:tc>
+          <w:tcPr>
+            <w:tcW w:w="1222" w:type="dxa"/>
+            <w:tcBorders>
+              <w:top w:val="single" w:sz="4" w:space="0" w:color="auto"/>
+              <w:left w:val="single" w:sz="4" w:space="0" w:color="auto"/>
+              <w:bottom w:val="single" w:sz="4" w:space="0" w:color="auto"/>
+              <w:right w:val="single" w:sz="4" w:space="0" w:color="auto"/>
+            </w:tcBorders>
+          </w:tcPr>
+          <w:p>
+            <w:pPr>
+              <w:pStyle w:val="Tabellenberschrift"/>
+              <w:snapToGrid w:val="0"/>
+              <w:rPr>
+                <w:b w:val="0"/>
+                <w:bCs w:val="0"/>
+              </w:rPr>
+            </w:pPr>
+            <w:r>
+              <w:rPr>
+                <w:b w:val="0"/>
+                <w:bCs w:val="0"/>
+              </w:rPr>
+              <w:t>{</w:t>
+            </w:r>
+            <w:proofErr w:type="spellStart"/>
+            <w:r>
+              <w:rPr>
+                <w:b w:val="0"/>
+                <w:bCs w:val="0"/>
+              </w:rPr>
+              <w:t>AFüll</w:t>
+            </w:r>
+            <w:proofErr w:type="spellEnd"/>
+            <w:r>
+              <w:rPr>
+                <w:b w:val="0"/>
+                <w:bCs w:val="0"/>
+              </w:rPr>
+              <w:t>}</w:t>
+            </w:r>
+          </w:p>
+        </w:tc>
+        <w:tc>
+          <w:tcPr>
+            <w:tcW w:w="1222" w:type="dxa"/>
+            <w:tcBorders>
+              <w:top w:val="single" w:sz="4" w:space="0" w:color="auto"/>
+              <w:left w:val="single" w:sz="4" w:space="0" w:color="auto"/>
+              <w:bottom w:val="single" w:sz="4" w:space="0" w:color="auto"/>
+              <w:right w:val="single" w:sz="4" w:space="0" w:color="auto"/>
+            </w:tcBorders>
+          </w:tcPr>
+          <w:p>
+            <w:pPr>
+              <w:pStyle w:val="Tabellenberschrift"/>
+              <w:snapToGrid w:val="0"/>
+              <w:rPr>
+                <w:b w:val="0"/>
+                <w:bCs w:val="0"/>
+              </w:rPr>
+            </w:pPr>
+            <w:r>
+              <w:rPr>
+                <w:b w:val="0"/>
+                <w:bCs w:val="0"/>
+              </w:rPr>
+              <w:t>cm</w:t>
+            </w:r>
+          </w:p>
+        </w:tc>
+      </w:tr>
+      <w:tr>
+        <w:trPr>
+          <w:trHeight w:val="272"/>
+        </w:trPr>
+        <w:tc>
+          <w:tcPr>
+            <w:tcW w:w="2443" w:type="dxa"/>
             <w:tcBorders>
               <w:top w:val="single" w:sz="1" w:space="0" w:color="000000"/>
               <w:left w:val="single" w:sz="1" w:space="0" w:color="000000"/>
@@ -1534,11 +1957,18 @@
                 <w:bCs w:val="0"/>
               </w:rPr>
             </w:pPr>
+            <w:r>
+              <w:rPr>
+                <w:b w:val="0"/>
+                <w:bCs w:val="0"/>
+              </w:rPr>
+              <w:t>Berechneter Mindestwert:</w:t>
+            </w:r>
           </w:p>
         </w:tc>
         <w:tc>
           <w:tcPr>
-            <w:tcW w:w="2444" w:type="dxa"/>
+            <w:tcW w:w="1222" w:type="dxa"/>
             <w:tcBorders>
               <w:top w:val="single" w:sz="1" w:space="0" w:color="000000"/>
               <w:left w:val="single" w:sz="1" w:space="0" w:color="000000"/>
@@ -1555,6 +1985,85 @@
                 <w:bCs w:val="0"/>
               </w:rPr>
             </w:pPr>
+            <w:r>
+              <w:rPr>
+                <w:b w:val="0"/>
+                <w:bCs w:val="0"/>
+              </w:rPr>
+              <w:t>{</w:t>
+            </w:r>
+            <w:proofErr w:type="spellStart"/>
+            <w:r>
+              <w:rPr>
+                <w:b w:val="0"/>
+                <w:bCs w:val="0"/>
+              </w:rPr>
+              <w:t>Mindest</w:t>
+            </w:r>
+            <w:proofErr w:type="spellEnd"/>
+            <w:r>
+              <w:rPr>
+                <w:b w:val="0"/>
+                <w:bCs w:val="0"/>
+              </w:rPr>
+              <w:t>}</w:t>
+            </w:r>
+          </w:p>
+        </w:tc>
+        <w:tc>
+          <w:tcPr>
+            <w:tcW w:w="1222" w:type="dxa"/>
+            <w:tcBorders>
+              <w:top w:val="single" w:sz="1" w:space="0" w:color="000000"/>
+              <w:left w:val="single" w:sz="1" w:space="0" w:color="000000"/>
+              <w:bottom w:val="single" w:sz="1" w:space="0" w:color="000000"/>
+              <w:right w:val="single" w:sz="4" w:space="0" w:color="auto"/>
+            </w:tcBorders>
+          </w:tcPr>
+          <w:p>
+            <w:pPr>
+              <w:pStyle w:val="Tabellenberschrift"/>
+              <w:snapToGrid w:val="0"/>
+              <w:rPr>
+                <w:b w:val="0"/>
+                <w:bCs w:val="0"/>
+              </w:rPr>
+            </w:pPr>
+            <w:r>
+              <w:rPr>
+                <w:b w:val="0"/>
+                <w:bCs w:val="0"/>
+              </w:rPr>
+              <w:t>mbar</w:t>
+            </w:r>
+          </w:p>
+        </w:tc>
+        <w:tc>
+          <w:tcPr>
+            <w:tcW w:w="2444" w:type="dxa"/>
+            <w:tcBorders>
+              <w:top w:val="single" w:sz="4" w:space="0" w:color="auto"/>
+              <w:left w:val="single" w:sz="4" w:space="0" w:color="auto"/>
+              <w:bottom w:val="single" w:sz="4" w:space="0" w:color="auto"/>
+              <w:right w:val="single" w:sz="4" w:space="0" w:color="auto"/>
+            </w:tcBorders>
+          </w:tcPr>
+          <w:p>
+            <w:pPr>
+              <w:pStyle w:val="Tabellenberschrift"/>
+              <w:snapToGrid w:val="0"/>
+              <w:rPr>
+                <w:b w:val="0"/>
+                <w:bCs w:val="0"/>
+              </w:rPr>
+            </w:pPr>
+            <w:r>
+              <w:rPr>
+                <w:b w:val="0"/>
+                <w:bCs w:val="0"/>
+              </w:rPr>
+              <w:t>Unterdruck</w:t>
+            </w:r>
           </w:p>
         </w:tc>
         <w:tc>
@@ -1562,10 +2071,8 @@
             <w:tcW w:w="2444" w:type="dxa"/>
             <w:gridSpan w:val="2"/>
             <w:tcBorders>
-              <w:top w:val="single" w:sz="1" w:space="0" w:color="000000"/>
-              <w:left w:val="single" w:sz="1" w:space="0" w:color="000000"/>
-              <w:bottom w:val="single" w:sz="1" w:space="0" w:color="000000"/>
-              <w:right w:val="single" w:sz="1" w:space="0" w:color="000000"/>
+              <w:top w:val="single" w:sz="4" w:space="0" w:color="auto"/>
+              <w:left w:val="single" w:sz="4" w:space="0" w:color="auto"/>
             </w:tcBorders>
           </w:tcPr>
           <w:p>
@@ -1608,7 +2115,7 @@
                 <w:b w:val="0"/>
                 <w:bCs w:val="0"/>
               </w:rPr>
-              <w:t>Höhe EV über Scheitel:</w:t>
+              <w:t>Gemessener Wert:</w:t>
             </w:r>
           </w:p>
         </w:tc>
@@ -1636,21 +2143,7 @@
                 <w:b w:val="0"/>
                 <w:bCs w:val="0"/>
               </w:rPr>
-              <w:t>{Höh</w:t>
-            </w:r>
-            <w:r>
-              <w:rPr>
-                <w:b w:val="0"/>
-                <w:bCs w:val="0"/>
-              </w:rPr>
-              <w:t>e</w:t>
-            </w:r>
-            <w:r>
-              <w:rPr>
-                <w:b w:val="0"/>
-                <w:bCs w:val="0"/>
-              </w:rPr>
-              <w:t>}</w:t>
+              <w:t>{Gemessen}</w:t>
             </w:r>
           </w:p>
         </w:tc>
@@ -1661,7 +2154,7 @@
               <w:top w:val="single" w:sz="1" w:space="0" w:color="000000"/>
               <w:left w:val="single" w:sz="1" w:space="0" w:color="000000"/>
               <w:bottom w:val="single" w:sz="1" w:space="0" w:color="000000"/>
-              <w:right w:val="single" w:sz="1" w:space="0" w:color="000000"/>
+              <w:right w:val="single" w:sz="4" w:space="0" w:color="auto"/>
             </w:tcBorders>
           </w:tcPr>
           <w:p>
@@ -1678,7 +2171,7 @@
                 <w:b w:val="0"/>
                 <w:bCs w:val="0"/>
               </w:rPr>
-              <w:t>cm</w:t>
+              <w:t>mbar</w:t>
             </w:r>
           </w:p>
         </w:tc>
@@ -1686,404 +2179,10 @@
           <w:tcPr>
             <w:tcW w:w="2444" w:type="dxa"/>
             <w:tcBorders>
-              <w:top w:val="single" w:sz="1" w:space="0" w:color="000000"/>
-              <w:left w:val="single" w:sz="1" w:space="0" w:color="000000"/>
-              <w:bottom w:val="single" w:sz="1" w:space="0" w:color="000000"/>
-              <w:right w:val="single" w:sz="1" w:space="0" w:color="000000"/>
-            </w:tcBorders>
-          </w:tcPr>
-          <w:p>
-            <w:pPr>
-              <w:pStyle w:val="Tabellenberschrift"/>
-              <w:snapToGrid w:val="0"/>
-              <w:rPr>
-                <w:b w:val="0"/>
-                <w:bCs w:val="0"/>
-              </w:rPr>
-            </w:pPr>
-            <w:r>
-              <w:rPr>
-                <w:b w:val="0"/>
-                <w:bCs w:val="0"/>
-              </w:rPr>
-              <w:t>Max. Füllstand</w:t>
-            </w:r>
-          </w:p>
-        </w:tc>
-        <w:tc>
-          <w:tcPr>
-            <w:tcW w:w="1222" w:type="dxa"/>
-            <w:tcBorders>
-              <w:top w:val="single" w:sz="1" w:space="0" w:color="000000"/>
-              <w:left w:val="single" w:sz="1" w:space="0" w:color="000000"/>
-              <w:bottom w:val="single" w:sz="1" w:space="0" w:color="000000"/>
-              <w:right w:val="single" w:sz="1" w:space="0" w:color="000000"/>
-            </w:tcBorders>
-          </w:tcPr>
-          <w:p>
-            <w:pPr>
-              <w:pStyle w:val="Tabellenberschrift"/>
-              <w:snapToGrid w:val="0"/>
-              <w:rPr>
-                <w:b w:val="0"/>
-                <w:bCs w:val="0"/>
-              </w:rPr>
-            </w:pPr>
-            <w:r>
-              <w:rPr>
-                <w:b w:val="0"/>
-                <w:bCs w:val="0"/>
-              </w:rPr>
-              <w:t>{</w:t>
-            </w:r>
-            <w:proofErr w:type="spellStart"/>
-            <w:r>
-              <w:rPr>
-                <w:b w:val="0"/>
-                <w:bCs w:val="0"/>
-              </w:rPr>
-              <w:t>MFüll</w:t>
-            </w:r>
-            <w:proofErr w:type="spellEnd"/>
-            <w:r>
-              <w:rPr>
-                <w:b w:val="0"/>
-                <w:bCs w:val="0"/>
-              </w:rPr>
-              <w:t>}</w:t>
-            </w:r>
-          </w:p>
-        </w:tc>
-        <w:tc>
-          <w:tcPr>
-            <w:tcW w:w="1222" w:type="dxa"/>
-            <w:tcBorders>
-              <w:top w:val="single" w:sz="1" w:space="0" w:color="000000"/>
-              <w:left w:val="single" w:sz="1" w:space="0" w:color="000000"/>
-              <w:bottom w:val="single" w:sz="1" w:space="0" w:color="000000"/>
-              <w:right w:val="single" w:sz="1" w:space="0" w:color="000000"/>
-            </w:tcBorders>
-          </w:tcPr>
-          <w:p>
-            <w:pPr>
-              <w:pStyle w:val="Tabellenberschrift"/>
-              <w:snapToGrid w:val="0"/>
-              <w:rPr>
-                <w:b w:val="0"/>
-                <w:bCs w:val="0"/>
-              </w:rPr>
-            </w:pPr>
-            <w:r>
-              <w:rPr>
-                <w:b w:val="0"/>
-                <w:bCs w:val="0"/>
-              </w:rPr>
-              <w:t>cm</w:t>
-            </w:r>
-          </w:p>
-        </w:tc>
-      </w:tr>
-      <w:tr>
-        <w:trPr>
-          <w:trHeight w:val="272"/>
-        </w:trPr>
-        <w:tc>
-          <w:tcPr>
-            <w:tcW w:w="2443" w:type="dxa"/>
-            <w:tcBorders>
-              <w:top w:val="single" w:sz="1" w:space="0" w:color="000000"/>
-              <w:left w:val="single" w:sz="1" w:space="0" w:color="000000"/>
-              <w:bottom w:val="single" w:sz="1" w:space="0" w:color="000000"/>
-              <w:right w:val="single" w:sz="1" w:space="0" w:color="000000"/>
-            </w:tcBorders>
-          </w:tcPr>
-          <w:p>
-            <w:pPr>
-              <w:pStyle w:val="Tabellenberschrift"/>
-              <w:snapToGrid w:val="0"/>
-              <w:rPr>
-                <w:b w:val="0"/>
-                <w:bCs w:val="0"/>
-              </w:rPr>
-            </w:pPr>
-            <w:r>
-              <w:rPr>
-                <w:b w:val="0"/>
-                <w:bCs w:val="0"/>
-              </w:rPr>
-              <w:t>Abstand Boden – Fläche:</w:t>
-            </w:r>
-          </w:p>
-        </w:tc>
-        <w:tc>
-          <w:tcPr>
-            <w:tcW w:w="1222" w:type="dxa"/>
-            <w:tcBorders>
-              <w:top w:val="single" w:sz="1" w:space="0" w:color="000000"/>
-              <w:left w:val="single" w:sz="1" w:space="0" w:color="000000"/>
-              <w:bottom w:val="single" w:sz="1" w:space="0" w:color="000000"/>
-              <w:right w:val="single" w:sz="1" w:space="0" w:color="000000"/>
-            </w:tcBorders>
-          </w:tcPr>
-          <w:p>
-            <w:pPr>
-              <w:pStyle w:val="Tabellenberschrift"/>
-              <w:snapToGrid w:val="0"/>
-              <w:rPr>
-                <w:b w:val="0"/>
-                <w:bCs w:val="0"/>
-              </w:rPr>
-            </w:pPr>
-            <w:r>
-              <w:rPr>
-                <w:b w:val="0"/>
-                <w:bCs w:val="0"/>
-              </w:rPr>
-              <w:t>{Abstand}</w:t>
-            </w:r>
-          </w:p>
-        </w:tc>
-        <w:tc>
-          <w:tcPr>
-            <w:tcW w:w="1222" w:type="dxa"/>
-            <w:tcBorders>
-              <w:top w:val="single" w:sz="1" w:space="0" w:color="000000"/>
-              <w:left w:val="single" w:sz="1" w:space="0" w:color="000000"/>
-              <w:bottom w:val="single" w:sz="1" w:space="0" w:color="000000"/>
-              <w:right w:val="single" w:sz="1" w:space="0" w:color="000000"/>
-            </w:tcBorders>
-          </w:tcPr>
-          <w:p>
-            <w:pPr>
-              <w:pStyle w:val="Tabellenberschrift"/>
-              <w:snapToGrid w:val="0"/>
-              <w:rPr>
-                <w:b w:val="0"/>
-                <w:bCs w:val="0"/>
-              </w:rPr>
-            </w:pPr>
-            <w:r>
-              <w:rPr>
-                <w:b w:val="0"/>
-                <w:bCs w:val="0"/>
-              </w:rPr>
-              <w:t>cm</w:t>
-            </w:r>
-          </w:p>
-        </w:tc>
-        <w:tc>
-          <w:tcPr>
-            <w:tcW w:w="2444" w:type="dxa"/>
-            <w:tcBorders>
-              <w:top w:val="single" w:sz="1" w:space="0" w:color="000000"/>
-              <w:left w:val="single" w:sz="1" w:space="0" w:color="000000"/>
-              <w:bottom w:val="single" w:sz="1" w:space="0" w:color="000000"/>
-              <w:right w:val="single" w:sz="1" w:space="0" w:color="000000"/>
-            </w:tcBorders>
-          </w:tcPr>
-          <w:p>
-            <w:pPr>
-              <w:pStyle w:val="Tabellenberschrift"/>
-              <w:snapToGrid w:val="0"/>
-              <w:rPr>
-                <w:b w:val="0"/>
-                <w:bCs w:val="0"/>
-              </w:rPr>
-            </w:pPr>
-            <w:r>
-              <w:rPr>
-                <w:b w:val="0"/>
-                <w:bCs w:val="0"/>
-              </w:rPr>
-              <w:t>Aktueller Füllstand</w:t>
-            </w:r>
-          </w:p>
-        </w:tc>
-        <w:tc>
-          <w:tcPr>
-            <w:tcW w:w="1222" w:type="dxa"/>
-            <w:tcBorders>
-              <w:top w:val="single" w:sz="1" w:space="0" w:color="000000"/>
-              <w:left w:val="single" w:sz="1" w:space="0" w:color="000000"/>
-              <w:bottom w:val="single" w:sz="1" w:space="0" w:color="000000"/>
-              <w:right w:val="single" w:sz="1" w:space="0" w:color="000000"/>
-            </w:tcBorders>
-          </w:tcPr>
-          <w:p>
-            <w:pPr>
-              <w:pStyle w:val="Tabellenberschrift"/>
-              <w:snapToGrid w:val="0"/>
-              <w:rPr>
-                <w:b w:val="0"/>
-                <w:bCs w:val="0"/>
-              </w:rPr>
-            </w:pPr>
-            <w:r>
-              <w:rPr>
-                <w:b w:val="0"/>
-                <w:bCs w:val="0"/>
-              </w:rPr>
-              <w:t>{</w:t>
-            </w:r>
-            <w:proofErr w:type="spellStart"/>
-            <w:r>
-              <w:rPr>
-                <w:b w:val="0"/>
-                <w:bCs w:val="0"/>
-              </w:rPr>
-              <w:t>AFüll</w:t>
-            </w:r>
-            <w:proofErr w:type="spellEnd"/>
-            <w:r>
-              <w:rPr>
-                <w:b w:val="0"/>
-                <w:bCs w:val="0"/>
-              </w:rPr>
-              <w:t>}</w:t>
-            </w:r>
-          </w:p>
-        </w:tc>
-        <w:tc>
-          <w:tcPr>
-            <w:tcW w:w="1222" w:type="dxa"/>
-            <w:tcBorders>
-              <w:top w:val="single" w:sz="1" w:space="0" w:color="000000"/>
-              <w:left w:val="single" w:sz="1" w:space="0" w:color="000000"/>
-              <w:bottom w:val="single" w:sz="1" w:space="0" w:color="000000"/>
-              <w:right w:val="single" w:sz="1" w:space="0" w:color="000000"/>
-            </w:tcBorders>
-          </w:tcPr>
-          <w:p>
-            <w:pPr>
-              <w:pStyle w:val="Tabellenberschrift"/>
-              <w:snapToGrid w:val="0"/>
-              <w:rPr>
-                <w:b w:val="0"/>
-                <w:bCs w:val="0"/>
-              </w:rPr>
-            </w:pPr>
-            <w:r>
-              <w:rPr>
-                <w:b w:val="0"/>
-                <w:bCs w:val="0"/>
-              </w:rPr>
-              <w:t>cm</w:t>
-            </w:r>
-          </w:p>
-        </w:tc>
-      </w:tr>
-      <w:tr>
-        <w:trPr>
-          <w:trHeight w:val="272"/>
-        </w:trPr>
-        <w:tc>
-          <w:tcPr>
-            <w:tcW w:w="2443" w:type="dxa"/>
-            <w:tcBorders>
-              <w:top w:val="single" w:sz="1" w:space="0" w:color="000000"/>
-              <w:left w:val="single" w:sz="1" w:space="0" w:color="000000"/>
-              <w:bottom w:val="single" w:sz="1" w:space="0" w:color="000000"/>
-              <w:right w:val="single" w:sz="1" w:space="0" w:color="000000"/>
-            </w:tcBorders>
-          </w:tcPr>
-          <w:p>
-            <w:pPr>
-              <w:pStyle w:val="Tabellenberschrift"/>
-              <w:snapToGrid w:val="0"/>
-              <w:rPr>
-                <w:b w:val="0"/>
-                <w:bCs w:val="0"/>
-              </w:rPr>
-            </w:pPr>
-            <w:r>
-              <w:rPr>
-                <w:b w:val="0"/>
-                <w:bCs w:val="0"/>
-              </w:rPr>
-              <w:t>Berechneter Mindestwert:</w:t>
-            </w:r>
-          </w:p>
-        </w:tc>
-        <w:tc>
-          <w:tcPr>
-            <w:tcW w:w="1222" w:type="dxa"/>
-            <w:tcBorders>
-              <w:top w:val="single" w:sz="1" w:space="0" w:color="000000"/>
-              <w:left w:val="single" w:sz="1" w:space="0" w:color="000000"/>
-              <w:bottom w:val="single" w:sz="1" w:space="0" w:color="000000"/>
-              <w:right w:val="single" w:sz="1" w:space="0" w:color="000000"/>
-            </w:tcBorders>
-          </w:tcPr>
-          <w:p>
-            <w:pPr>
-              <w:pStyle w:val="Tabellenberschrift"/>
-              <w:snapToGrid w:val="0"/>
-              <w:rPr>
-                <w:b w:val="0"/>
-                <w:bCs w:val="0"/>
-              </w:rPr>
-            </w:pPr>
-            <w:r>
-              <w:rPr>
-                <w:b w:val="0"/>
-                <w:bCs w:val="0"/>
-              </w:rPr>
-              <w:t>{</w:t>
-            </w:r>
-            <w:proofErr w:type="spellStart"/>
-            <w:r>
-              <w:rPr>
-                <w:b w:val="0"/>
-                <w:bCs w:val="0"/>
-              </w:rPr>
-              <w:t>Mindest</w:t>
-            </w:r>
-            <w:proofErr w:type="spellEnd"/>
-            <w:r>
-              <w:rPr>
-                <w:b w:val="0"/>
-                <w:bCs w:val="0"/>
-              </w:rPr>
-              <w:t>}</w:t>
-            </w:r>
-          </w:p>
-        </w:tc>
-        <w:tc>
-          <w:tcPr>
-            <w:tcW w:w="1222" w:type="dxa"/>
-            <w:tcBorders>
-              <w:top w:val="single" w:sz="1" w:space="0" w:color="000000"/>
-              <w:left w:val="single" w:sz="1" w:space="0" w:color="000000"/>
-              <w:bottom w:val="single" w:sz="1" w:space="0" w:color="000000"/>
-              <w:right w:val="single" w:sz="1" w:space="0" w:color="000000"/>
-            </w:tcBorders>
-          </w:tcPr>
-          <w:p>
-            <w:pPr>
-              <w:pStyle w:val="Tabellenberschrift"/>
-              <w:snapToGrid w:val="0"/>
-              <w:rPr>
-                <w:b w:val="0"/>
-                <w:bCs w:val="0"/>
-              </w:rPr>
-            </w:pPr>
-            <w:r>
-              <w:rPr>
-                <w:b w:val="0"/>
-                <w:bCs w:val="0"/>
-              </w:rPr>
-              <w:t>mbar</w:t>
-            </w:r>
-          </w:p>
-        </w:tc>
-        <w:tc>
-          <w:tcPr>
-            <w:tcW w:w="2444" w:type="dxa"/>
-            <w:tcBorders>
-              <w:top w:val="single" w:sz="1" w:space="0" w:color="000000"/>
-              <w:left w:val="single" w:sz="1" w:space="0" w:color="000000"/>
-              <w:bottom w:val="single" w:sz="1" w:space="0" w:color="000000"/>
-              <w:right w:val="single" w:sz="1" w:space="0" w:color="000000"/>
+              <w:top w:val="single" w:sz="4" w:space="0" w:color="auto"/>
+              <w:left w:val="single" w:sz="4" w:space="0" w:color="auto"/>
+              <w:bottom w:val="single" w:sz="4" w:space="0" w:color="auto"/>
+              <w:right w:val="single" w:sz="4" w:space="0" w:color="auto"/>
             </w:tcBorders>
           </w:tcPr>
           <w:p>
@@ -2109,149 +2208,7 @@
             <w:tcW w:w="2444" w:type="dxa"/>
             <w:gridSpan w:val="2"/>
             <w:tcBorders>
-              <w:top w:val="single" w:sz="1" w:space="0" w:color="000000"/>
-              <w:left w:val="single" w:sz="1" w:space="0" w:color="000000"/>
-              <w:bottom w:val="single" w:sz="1" w:space="0" w:color="000000"/>
-              <w:right w:val="single" w:sz="1" w:space="0" w:color="000000"/>
-            </w:tcBorders>
-          </w:tcPr>
-          <w:p>
-            <w:pPr>
-              <w:pStyle w:val="Tabellenberschrift"/>
-              <w:snapToGrid w:val="0"/>
-              <w:rPr>
-                <w:b w:val="0"/>
-                <w:bCs w:val="0"/>
-              </w:rPr>
-            </w:pPr>
-          </w:p>
-        </w:tc>
-      </w:tr>
-      <w:tr>
-        <w:trPr>
-          <w:trHeight w:val="272"/>
-        </w:trPr>
-        <w:tc>
-          <w:tcPr>
-            <w:tcW w:w="2443" w:type="dxa"/>
-            <w:tcBorders>
-              <w:top w:val="single" w:sz="1" w:space="0" w:color="000000"/>
-              <w:left w:val="single" w:sz="1" w:space="0" w:color="000000"/>
-              <w:bottom w:val="single" w:sz="1" w:space="0" w:color="000000"/>
-              <w:right w:val="single" w:sz="1" w:space="0" w:color="000000"/>
-            </w:tcBorders>
-          </w:tcPr>
-          <w:p>
-            <w:pPr>
-              <w:pStyle w:val="Tabellenberschrift"/>
-              <w:snapToGrid w:val="0"/>
-              <w:rPr>
-                <w:b w:val="0"/>
-                <w:bCs w:val="0"/>
-              </w:rPr>
-            </w:pPr>
-            <w:r>
-              <w:rPr>
-                <w:b w:val="0"/>
-                <w:bCs w:val="0"/>
-              </w:rPr>
-              <w:t>Gemessener Wert:</w:t>
-            </w:r>
-          </w:p>
-        </w:tc>
-        <w:tc>
-          <w:tcPr>
-            <w:tcW w:w="1222" w:type="dxa"/>
-            <w:tcBorders>
-              <w:top w:val="single" w:sz="1" w:space="0" w:color="000000"/>
-              <w:left w:val="single" w:sz="1" w:space="0" w:color="000000"/>
-              <w:bottom w:val="single" w:sz="1" w:space="0" w:color="000000"/>
-              <w:right w:val="single" w:sz="1" w:space="0" w:color="000000"/>
-            </w:tcBorders>
-          </w:tcPr>
-          <w:p>
-            <w:pPr>
-              <w:pStyle w:val="Tabellenberschrift"/>
-              <w:snapToGrid w:val="0"/>
-              <w:rPr>
-                <w:b w:val="0"/>
-                <w:bCs w:val="0"/>
-              </w:rPr>
-            </w:pPr>
-            <w:r>
-              <w:rPr>
-                <w:b w:val="0"/>
-                <w:bCs w:val="0"/>
-              </w:rPr>
-              <w:t>{Gemessen}</w:t>
-            </w:r>
-          </w:p>
-        </w:tc>
-        <w:tc>
-          <w:tcPr>
-            <w:tcW w:w="1222" w:type="dxa"/>
-            <w:tcBorders>
-              <w:top w:val="single" w:sz="1" w:space="0" w:color="000000"/>
-              <w:left w:val="single" w:sz="1" w:space="0" w:color="000000"/>
-              <w:bottom w:val="single" w:sz="1" w:space="0" w:color="000000"/>
-              <w:right w:val="single" w:sz="1" w:space="0" w:color="000000"/>
-            </w:tcBorders>
-          </w:tcPr>
-          <w:p>
-            <w:pPr>
-              <w:pStyle w:val="Tabellenberschrift"/>
-              <w:snapToGrid w:val="0"/>
-              <w:rPr>
-                <w:b w:val="0"/>
-                <w:bCs w:val="0"/>
-              </w:rPr>
-            </w:pPr>
-            <w:r>
-              <w:rPr>
-                <w:b w:val="0"/>
-                <w:bCs w:val="0"/>
-              </w:rPr>
-              <w:t>mbar</w:t>
-            </w:r>
-          </w:p>
-        </w:tc>
-        <w:tc>
-          <w:tcPr>
-            <w:tcW w:w="2444" w:type="dxa"/>
-            <w:tcBorders>
-              <w:top w:val="single" w:sz="1" w:space="0" w:color="000000"/>
-              <w:left w:val="single" w:sz="1" w:space="0" w:color="000000"/>
-              <w:bottom w:val="single" w:sz="1" w:space="0" w:color="000000"/>
-              <w:right w:val="single" w:sz="1" w:space="0" w:color="000000"/>
-            </w:tcBorders>
-          </w:tcPr>
-          <w:p>
-            <w:pPr>
-              <w:pStyle w:val="Tabellenberschrift"/>
-              <w:snapToGrid w:val="0"/>
-              <w:rPr>
-                <w:b w:val="0"/>
-                <w:bCs w:val="0"/>
-              </w:rPr>
-            </w:pPr>
-            <w:r>
-              <w:rPr>
-                <w:b w:val="0"/>
-                <w:bCs w:val="0"/>
-              </w:rPr>
-              <w:t>Unterdruck</w:t>
-            </w:r>
-          </w:p>
-        </w:tc>
-        <w:tc>
-          <w:tcPr>
-            <w:tcW w:w="2444" w:type="dxa"/>
-            <w:gridSpan w:val="2"/>
-            <w:tcBorders>
-              <w:top w:val="single" w:sz="1" w:space="0" w:color="000000"/>
-              <w:left w:val="single" w:sz="1" w:space="0" w:color="000000"/>
-              <w:bottom w:val="single" w:sz="1" w:space="0" w:color="000000"/>
-              <w:right w:val="single" w:sz="1" w:space="0" w:color="000000"/>
+              <w:left w:val="single" w:sz="4" w:space="0" w:color="auto"/>
             </w:tcBorders>
           </w:tcPr>
           <w:p>
@@ -2305,10 +2262,7 @@
           <w:tcPr>
             <w:tcW w:w="2443" w:type="dxa"/>
             <w:tcBorders>
-              <w:top w:val="single" w:sz="1" w:space="0" w:color="000000"/>
-              <w:left w:val="single" w:sz="1" w:space="0" w:color="000000"/>
-              <w:bottom w:val="single" w:sz="1" w:space="0" w:color="000000"/>
-              <w:right w:val="single" w:sz="1" w:space="0" w:color="000000"/>
+              <w:right w:val="single" w:sz="4" w:space="0" w:color="auto"/>
             </w:tcBorders>
           </w:tcPr>
           <w:p>
@@ -2333,10 +2287,10 @@
           <w:tcPr>
             <w:tcW w:w="7332" w:type="dxa"/>
             <w:tcBorders>
-              <w:top w:val="single" w:sz="1" w:space="0" w:color="000000"/>
-              <w:left w:val="single" w:sz="1" w:space="0" w:color="000000"/>
-              <w:bottom w:val="single" w:sz="1" w:space="0" w:color="000000"/>
-              <w:right w:val="single" w:sz="1" w:space="0" w:color="000000"/>
+              <w:top w:val="single" w:sz="4" w:space="0" w:color="auto"/>
+              <w:left w:val="single" w:sz="4" w:space="0" w:color="auto"/>
+              <w:bottom w:val="single" w:sz="4" w:space="0" w:color="auto"/>
+              <w:right w:val="single" w:sz="4" w:space="0" w:color="auto"/>
             </w:tcBorders>
           </w:tcPr>
           <w:p>
@@ -2422,13 +2376,23 @@
         </w:rPr>
         <w:t xml:space="preserve">     </w:t>
       </w:r>
+      <w:proofErr w:type="gramStart"/>
       <w:r>
         <w:rPr>
           <w:rFonts w:ascii="Arial" w:hAnsi="Arial" w:cs="Arial"/>
           <w:sz w:val="18"/>
           <w:szCs w:val="18"/>
         </w:rPr>
-        <w:t xml:space="preserve">Unterschrift  Betreiber                                                                                      Unterschrift Tankanlagenservice  </w:t>
+        <w:t>Unterschrift  Betreiber</w:t>
+      </w:r>
+      <w:proofErr w:type="gramEnd"/>
+      <w:r>
+        <w:rPr>
+          <w:rFonts w:ascii="Arial" w:hAnsi="Arial" w:cs="Arial"/>
+          <w:sz w:val="18"/>
+          <w:szCs w:val="18"/>
+        </w:rPr>
+        <w:t xml:space="preserve">                                                                                      Unterschrift Tankanlagenservice  </w:t>
       </w:r>
     </w:p>
     <w:sectPr>
@@ -2448,7 +2412,7 @@
 </file>
 
 <file path=word/endnotes.xml><?xml version="1.0" encoding="utf-8"?>
-<w:endnotes xmlns:wpc="http://schemas.microsoft.com/office/word/2010/wordprocessingCanvas" xmlns:cx="http://schemas.microsoft.com/office/drawing/2014/chartex" xmlns:cx1="http://schemas.microsoft.com/office/drawing/2015/9/8/chartex" xmlns:cx2="http://schemas.microsoft.com/office/drawing/2015/10/21/chartex" xmlns:cx3="http://schemas.microsoft.com/office/drawing/2016/5/9/chartex" xmlns:cx4="http://schemas.microsoft.com/office/drawing/2016/5/10/chartex" xmlns:cx5="http://schemas.microsoft.com/office/drawing/2016/5/11/chartex" xmlns:cx6="http://schemas.microsoft.com/office/drawing/2016/5/12/chartex" xmlns:cx7="http://schemas.microsoft.com/office/drawing/2016/5/13/chartex" xmlns:cx8="http://schemas.microsoft.com/office/drawing/2016/5/14/chartex" xmlns:mc="http://schemas.openxmlformats.org/markup-compatibility/2006" xmlns:aink="http://schemas.microsoft.com/office/drawing/2016/ink" xmlns:am3d="http://schemas.microsoft.com/office/drawing/2017/model3d" xmlns:o="urn:schemas-microsoft-com:office:office" xmlns:oel="http://schemas.microsoft.com/office/2019/extlst" xmlns:r="http://schemas.openxmlformats.org/officeDocument/2006/relationships" xmlns:m="http://schemas.openxmlformats.org/officeDocument/2006/math" xmlns:v="urn:schemas-microsoft-com:vml" xmlns:wp14="http://schemas.microsoft.com/office/word/2010/wordprocessingDrawing" xmlns:wp="http://schemas.openxmlformats.org/drawingml/2006/wordprocessingDrawing" xmlns:w10="urn:schemas-microsoft-com:office:word" xmlns:w="http://schemas.openxmlformats.org/wordprocessingml/2006/main" xmlns:w14="http://schemas.microsoft.com/office/word/2010/wordml" xmlns:w15="http://schemas.microsoft.com/office/word/2012/wordml" xmlns:w16cex="http://schemas.microsoft.com/office/word/2018/wordml/cex" xmlns:w16cid="http://schemas.microsoft.com/office/word/2016/wordml/cid" xmlns:w16="http://schemas.microsoft.com/office/word/2018/wordml" xmlns:w16du="http://schemas.microsoft.com/office/word/2023/wordml/word16du" xmlns:w16sdtdh="http://schemas.microsoft.com/office/word/2020/wordml/sdtdatahash" xmlns:w16sdtfl="http://schemas.microsoft.com/office/word/2024/wordml/sdtformatlock" xmlns:w16se="http://schemas.microsoft.com/office/word/2015/wordml/symex" xmlns:wpg="http://schemas.microsoft.com/office/word/2010/wordprocessingGroup" xmlns:wpi="http://schemas.microsoft.com/office/word/2010/wordprocessingInk" xmlns:wne="http://schemas.microsoft.com/office/word/2006/wordml" xmlns:wps="http://schemas.microsoft.com/office/word/2010/wordprocessingShape" mc:Ignorable="w14 w15 w16se w16cid w16 w16cex w16sdtdh w16sdtfl w16du wp14">
+<w:endnotes xmlns:wpc="http://schemas.microsoft.com/office/word/2010/wordprocessingCanvas" xmlns:cx="http://schemas.microsoft.com/office/drawing/2014/chartex" xmlns:cx1="http://schemas.microsoft.com/office/drawing/2015/9/8/chartex" xmlns:cx2="http://schemas.microsoft.com/office/drawing/2015/10/21/chartex" xmlns:cx3="http://schemas.microsoft.com/office/drawing/2016/5/9/chartex" xmlns:cx4="http://schemas.microsoft.com/office/drawing/2016/5/10/chartex" xmlns:cx5="http://schemas.microsoft.com/office/drawing/2016/5/11/chartex" xmlns:cx6="http://schemas.microsoft.com/office/drawing/2016/5/12/chartex" xmlns:cx7="http://schemas.microsoft.com/office/drawing/2016/5/13/chartex" xmlns:cx8="http://schemas.microsoft.com/office/drawing/2016/5/14/chartex" xmlns:mc="http://schemas.openxmlformats.org/markup-compatibility/2006" xmlns:aink="http://schemas.microsoft.com/office/drawing/2016/ink" xmlns:am3d="http://schemas.microsoft.com/office/drawing/2017/model3d" xmlns:o="urn:schemas-microsoft-com:office:office" xmlns:r="http://schemas.openxmlformats.org/officeDocument/2006/relationships" xmlns:m="http://schemas.openxmlformats.org/officeDocument/2006/math" xmlns:v="urn:schemas-microsoft-com:vml" xmlns:wp14="http://schemas.microsoft.com/office/word/2010/wordprocessingDrawing" xmlns:wp="http://schemas.openxmlformats.org/drawingml/2006/wordprocessingDrawing" xmlns:w10="urn:schemas-microsoft-com:office:word" xmlns:w="http://schemas.openxmlformats.org/wordprocessingml/2006/main" xmlns:w14="http://schemas.microsoft.com/office/word/2010/wordml" xmlns:w15="http://schemas.microsoft.com/office/word/2012/wordml" xmlns:w16cex="http://schemas.microsoft.com/office/word/2018/wordml/cex" xmlns:w16cid="http://schemas.microsoft.com/office/word/2016/wordml/cid" xmlns:w16="http://schemas.microsoft.com/office/word/2018/wordml" xmlns:w16sdtdh="http://schemas.microsoft.com/office/word/2020/wordml/sdtdatahash" xmlns:w16se="http://schemas.microsoft.com/office/word/2015/wordml/symex" xmlns:wpg="http://schemas.microsoft.com/office/word/2010/wordprocessingGroup" xmlns:wpi="http://schemas.microsoft.com/office/word/2010/wordprocessingInk" xmlns:wne="http://schemas.microsoft.com/office/word/2006/wordml" xmlns:wps="http://schemas.microsoft.com/office/word/2010/wordprocessingShape" mc:Ignorable="w14 w15 w16se w16cid w16 w16cex w16sdtdh wp14">
   <w:endnote w:type="separator" w:id="-1">
     <w:p>
       <w:r>
@@ -2467,7 +2431,7 @@
 </file>
 
 <file path=word/footer1.xml><?xml version="1.0" encoding="utf-8"?>
-<w:ftr xmlns:wpc="http://schemas.microsoft.com/office/word/2010/wordprocessingCanvas" xmlns:cx="http://schemas.microsoft.com/office/drawing/2014/chartex" xmlns:cx1="http://schemas.microsoft.com/office/drawing/2015/9/8/chartex" xmlns:cx2="http://schemas.microsoft.com/office/drawing/2015/10/21/chartex" xmlns:cx3="http://schemas.microsoft.com/office/drawing/2016/5/9/chartex" xmlns:cx4="http://schemas.microsoft.com/office/drawing/2016/5/10/chartex" xmlns:cx5="http://schemas.microsoft.com/office/drawing/2016/5/11/chartex" xmlns:cx6="http://schemas.microsoft.com/office/drawing/2016/5/12/chartex" xmlns:cx7="http://schemas.microsoft.com/office/drawing/2016/5/13/chartex" xmlns:cx8="http://schemas.microsoft.com/office/drawing/2016/5/14/chartex" xmlns:mc="http://schemas.openxmlformats.org/markup-compatibility/2006" xmlns:aink="http://schemas.microsoft.com/office/drawing/2016/ink" xmlns:am3d="http://schemas.microsoft.com/office/drawing/2017/model3d" xmlns:o="urn:schemas-microsoft-com:office:office" xmlns:oel="http://schemas.microsoft.com/office/2019/extlst" xmlns:r="http://schemas.openxmlformats.org/officeDocument/2006/relationships" xmlns:m="http://schemas.openxmlformats.org/officeDocument/2006/math" xmlns:v="urn:schemas-microsoft-com:vml" xmlns:wp14="http://schemas.microsoft.com/office/word/2010/wordprocessingDrawing" xmlns:wp="http://schemas.openxmlformats.org/drawingml/2006/wordprocessingDrawing" xmlns:w10="urn:schemas-microsoft-com:office:word" xmlns:w="http://schemas.openxmlformats.org/wordprocessingml/2006/main" xmlns:w14="http://schemas.microsoft.com/office/word/2010/wordml" xmlns:w15="http://schemas.microsoft.com/office/word/2012/wordml" xmlns:w16cex="http://schemas.microsoft.com/office/word/2018/wordml/cex" xmlns:w16cid="http://schemas.microsoft.com/office/word/2016/wordml/cid" xmlns:w16="http://schemas.microsoft.com/office/word/2018/wordml" xmlns:w16du="http://schemas.microsoft.com/office/word/2023/wordml/word16du" xmlns:w16sdtdh="http://schemas.microsoft.com/office/word/2020/wordml/sdtdatahash" xmlns:w16sdtfl="http://schemas.microsoft.com/office/word/2024/wordml/sdtformatlock" xmlns:w16se="http://schemas.microsoft.com/office/word/2015/wordml/symex" xmlns:wpg="http://schemas.microsoft.com/office/word/2010/wordprocessingGroup" xmlns:wpi="http://schemas.microsoft.com/office/word/2010/wordprocessingInk" xmlns:wne="http://schemas.microsoft.com/office/word/2006/wordml" xmlns:wps="http://schemas.microsoft.com/office/word/2010/wordprocessingShape" mc:Ignorable="w14 w15 w16se w16cid w16 w16cex w16sdtdh w16sdtfl w16du wp14">
+<w:ftr xmlns:wpc="http://schemas.microsoft.com/office/word/2010/wordprocessingCanvas" xmlns:cx="http://schemas.microsoft.com/office/drawing/2014/chartex" xmlns:cx1="http://schemas.microsoft.com/office/drawing/2015/9/8/chartex" xmlns:cx2="http://schemas.microsoft.com/office/drawing/2015/10/21/chartex" xmlns:cx3="http://schemas.microsoft.com/office/drawing/2016/5/9/chartex" xmlns:cx4="http://schemas.microsoft.com/office/drawing/2016/5/10/chartex" xmlns:cx5="http://schemas.microsoft.com/office/drawing/2016/5/11/chartex" xmlns:cx6="http://schemas.microsoft.com/office/drawing/2016/5/12/chartex" xmlns:cx7="http://schemas.microsoft.com/office/drawing/2016/5/13/chartex" xmlns:cx8="http://schemas.microsoft.com/office/drawing/2016/5/14/chartex" xmlns:mc="http://schemas.openxmlformats.org/markup-compatibility/2006" xmlns:aink="http://schemas.microsoft.com/office/drawing/2016/ink" xmlns:am3d="http://schemas.microsoft.com/office/drawing/2017/model3d" xmlns:o="urn:schemas-microsoft-com:office:office" xmlns:r="http://schemas.openxmlformats.org/officeDocument/2006/relationships" xmlns:m="http://schemas.openxmlformats.org/officeDocument/2006/math" xmlns:v="urn:schemas-microsoft-com:vml" xmlns:wp14="http://schemas.microsoft.com/office/word/2010/wordprocessingDrawing" xmlns:wp="http://schemas.openxmlformats.org/drawingml/2006/wordprocessingDrawing" xmlns:w10="urn:schemas-microsoft-com:office:word" xmlns:w="http://schemas.openxmlformats.org/wordprocessingml/2006/main" xmlns:w14="http://schemas.microsoft.com/office/word/2010/wordml" xmlns:w15="http://schemas.microsoft.com/office/word/2012/wordml" xmlns:w16cex="http://schemas.microsoft.com/office/word/2018/wordml/cex" xmlns:w16cid="http://schemas.microsoft.com/office/word/2016/wordml/cid" xmlns:w16="http://schemas.microsoft.com/office/word/2018/wordml" xmlns:w16sdtdh="http://schemas.microsoft.com/office/word/2020/wordml/sdtdatahash" xmlns:w16se="http://schemas.microsoft.com/office/word/2015/wordml/symex" xmlns:wpg="http://schemas.microsoft.com/office/word/2010/wordprocessingGroup" xmlns:wpi="http://schemas.microsoft.com/office/word/2010/wordprocessingInk" xmlns:wne="http://schemas.microsoft.com/office/word/2006/wordml" xmlns:wps="http://schemas.microsoft.com/office/word/2010/wordprocessingShape" mc:Ignorable="w14 w15 w16se w16cid w16 w16cex w16sdtdh wp14">
   <w:p>
     <w:pPr>
       <w:pStyle w:val="Fuzeile"/>
@@ -2477,7 +2441,7 @@
 </file>
 
 <file path=word/footer2.xml><?xml version="1.0" encoding="utf-8"?>
-<w:ftr xmlns:wpc="http://schemas.microsoft.com/office/word/2010/wordprocessingCanvas" xmlns:cx="http://schemas.microsoft.com/office/drawing/2014/chartex" xmlns:cx1="http://schemas.microsoft.com/office/drawing/2015/9/8/chartex" xmlns:cx2="http://schemas.microsoft.com/office/drawing/2015/10/21/chartex" xmlns:cx3="http://schemas.microsoft.com/office/drawing/2016/5/9/chartex" xmlns:cx4="http://schemas.microsoft.com/office/drawing/2016/5/10/chartex" xmlns:cx5="http://schemas.microsoft.com/office/drawing/2016/5/11/chartex" xmlns:cx6="http://schemas.microsoft.com/office/drawing/2016/5/12/chartex" xmlns:cx7="http://schemas.microsoft.com/office/drawing/2016/5/13/chartex" xmlns:cx8="http://schemas.microsoft.com/office/drawing/2016/5/14/chartex" xmlns:mc="http://schemas.openxmlformats.org/markup-compatibility/2006" xmlns:aink="http://schemas.microsoft.com/office/drawing/2016/ink" xmlns:am3d="http://schemas.microsoft.com/office/drawing/2017/model3d" xmlns:o="urn:schemas-microsoft-com:office:office" xmlns:oel="http://schemas.microsoft.com/office/2019/extlst" xmlns:r="http://schemas.openxmlformats.org/officeDocument/2006/relationships" xmlns:m="http://schemas.openxmlformats.org/officeDocument/2006/math" xmlns:v="urn:schemas-microsoft-com:vml" xmlns:wp14="http://schemas.microsoft.com/office/word/2010/wordprocessingDrawing" xmlns:wp="http://schemas.openxmlformats.org/drawingml/2006/wordprocessingDrawing" xmlns:w10="urn:schemas-microsoft-com:office:word" xmlns:w="http://schemas.openxmlformats.org/wordprocessingml/2006/main" xmlns:w14="http://schemas.microsoft.com/office/word/2010/wordml" xmlns:w15="http://schemas.microsoft.com/office/word/2012/wordml" xmlns:w16cex="http://schemas.microsoft.com/office/word/2018/wordml/cex" xmlns:w16cid="http://schemas.microsoft.com/office/word/2016/wordml/cid" xmlns:w16="http://schemas.microsoft.com/office/word/2018/wordml" xmlns:w16du="http://schemas.microsoft.com/office/word/2023/wordml/word16du" xmlns:w16sdtdh="http://schemas.microsoft.com/office/word/2020/wordml/sdtdatahash" xmlns:w16sdtfl="http://schemas.microsoft.com/office/word/2024/wordml/sdtformatlock" xmlns:w16se="http://schemas.microsoft.com/office/word/2015/wordml/symex" xmlns:wpg="http://schemas.microsoft.com/office/word/2010/wordprocessingGroup" xmlns:wpi="http://schemas.microsoft.com/office/word/2010/wordprocessingInk" xmlns:wne="http://schemas.microsoft.com/office/word/2006/wordml" xmlns:wps="http://schemas.microsoft.com/office/word/2010/wordprocessingShape" mc:Ignorable="w14 w15 w16se w16cid w16 w16cex w16sdtdh w16sdtfl w16du wp14">
+<w:ftr xmlns:wpc="http://schemas.microsoft.com/office/word/2010/wordprocessingCanvas" xmlns:cx="http://schemas.microsoft.com/office/drawing/2014/chartex" xmlns:cx1="http://schemas.microsoft.com/office/drawing/2015/9/8/chartex" xmlns:cx2="http://schemas.microsoft.com/office/drawing/2015/10/21/chartex" xmlns:cx3="http://schemas.microsoft.com/office/drawing/2016/5/9/chartex" xmlns:cx4="http://schemas.microsoft.com/office/drawing/2016/5/10/chartex" xmlns:cx5="http://schemas.microsoft.com/office/drawing/2016/5/11/chartex" xmlns:cx6="http://schemas.microsoft.com/office/drawing/2016/5/12/chartex" xmlns:cx7="http://schemas.microsoft.com/office/drawing/2016/5/13/chartex" xmlns:cx8="http://schemas.microsoft.com/office/drawing/2016/5/14/chartex" xmlns:mc="http://schemas.openxmlformats.org/markup-compatibility/2006" xmlns:aink="http://schemas.microsoft.com/office/drawing/2016/ink" xmlns:am3d="http://schemas.microsoft.com/office/drawing/2017/model3d" xmlns:o="urn:schemas-microsoft-com:office:office" xmlns:r="http://schemas.openxmlformats.org/officeDocument/2006/relationships" xmlns:m="http://schemas.openxmlformats.org/officeDocument/2006/math" xmlns:v="urn:schemas-microsoft-com:vml" xmlns:wp14="http://schemas.microsoft.com/office/word/2010/wordprocessingDrawing" xmlns:wp="http://schemas.openxmlformats.org/drawingml/2006/wordprocessingDrawing" xmlns:w10="urn:schemas-microsoft-com:office:word" xmlns:w="http://schemas.openxmlformats.org/wordprocessingml/2006/main" xmlns:w14="http://schemas.microsoft.com/office/word/2010/wordml" xmlns:w15="http://schemas.microsoft.com/office/word/2012/wordml" xmlns:w16cex="http://schemas.microsoft.com/office/word/2018/wordml/cex" xmlns:w16cid="http://schemas.microsoft.com/office/word/2016/wordml/cid" xmlns:w16="http://schemas.microsoft.com/office/word/2018/wordml" xmlns:w16sdtdh="http://schemas.microsoft.com/office/word/2020/wordml/sdtdatahash" xmlns:w16se="http://schemas.microsoft.com/office/word/2015/wordml/symex" xmlns:wpg="http://schemas.microsoft.com/office/word/2010/wordprocessingGroup" xmlns:wpi="http://schemas.microsoft.com/office/word/2010/wordprocessingInk" xmlns:wne="http://schemas.microsoft.com/office/word/2006/wordml" xmlns:wps="http://schemas.microsoft.com/office/word/2010/wordprocessingShape" mc:Ignorable="w14 w15 w16se w16cid w16 w16cex w16sdtdh wp14">
   <w:tbl>
     <w:tblPr>
       <w:tblW w:w="12831" w:type="dxa"/>
@@ -3598,7 +3562,7 @@
 </file>
 
 <file path=word/footer3.xml><?xml version="1.0" encoding="utf-8"?>
-<w:ftr xmlns:wpc="http://schemas.microsoft.com/office/word/2010/wordprocessingCanvas" xmlns:cx="http://schemas.microsoft.com/office/drawing/2014/chartex" xmlns:cx1="http://schemas.microsoft.com/office/drawing/2015/9/8/chartex" xmlns:cx2="http://schemas.microsoft.com/office/drawing/2015/10/21/chartex" xmlns:cx3="http://schemas.microsoft.com/office/drawing/2016/5/9/chartex" xmlns:cx4="http://schemas.microsoft.com/office/drawing/2016/5/10/chartex" xmlns:cx5="http://schemas.microsoft.com/office/drawing/2016/5/11/chartex" xmlns:cx6="http://schemas.microsoft.com/office/drawing/2016/5/12/chartex" xmlns:cx7="http://schemas.microsoft.com/office/drawing/2016/5/13/chartex" xmlns:cx8="http://schemas.microsoft.com/office/drawing/2016/5/14/chartex" xmlns:mc="http://schemas.openxmlformats.org/markup-compatibility/2006" xmlns:aink="http://schemas.microsoft.com/office/drawing/2016/ink" xmlns:am3d="http://schemas.microsoft.com/office/drawing/2017/model3d" xmlns:o="urn:schemas-microsoft-com:office:office" xmlns:oel="http://schemas.microsoft.com/office/2019/extlst" xmlns:r="http://schemas.openxmlformats.org/officeDocument/2006/relationships" xmlns:m="http://schemas.openxmlformats.org/officeDocument/2006/math" xmlns:v="urn:schemas-microsoft-com:vml" xmlns:wp14="http://schemas.microsoft.com/office/word/2010/wordprocessingDrawing" xmlns:wp="http://schemas.openxmlformats.org/drawingml/2006/wordprocessingDrawing" xmlns:w10="urn:schemas-microsoft-com:office:word" xmlns:w="http://schemas.openxmlformats.org/wordprocessingml/2006/main" xmlns:w14="http://schemas.microsoft.com/office/word/2010/wordml" xmlns:w15="http://schemas.microsoft.com/office/word/2012/wordml" xmlns:w16cex="http://schemas.microsoft.com/office/word/2018/wordml/cex" xmlns:w16cid="http://schemas.microsoft.com/office/word/2016/wordml/cid" xmlns:w16="http://schemas.microsoft.com/office/word/2018/wordml" xmlns:w16du="http://schemas.microsoft.com/office/word/2023/wordml/word16du" xmlns:w16sdtdh="http://schemas.microsoft.com/office/word/2020/wordml/sdtdatahash" xmlns:w16sdtfl="http://schemas.microsoft.com/office/word/2024/wordml/sdtformatlock" xmlns:w16se="http://schemas.microsoft.com/office/word/2015/wordml/symex" xmlns:wpg="http://schemas.microsoft.com/office/word/2010/wordprocessingGroup" xmlns:wpi="http://schemas.microsoft.com/office/word/2010/wordprocessingInk" xmlns:wne="http://schemas.microsoft.com/office/word/2006/wordml" xmlns:wps="http://schemas.microsoft.com/office/word/2010/wordprocessingShape" mc:Ignorable="w14 w15 w16se w16cid w16 w16cex w16sdtdh w16sdtfl w16du wp14">
+<w:ftr xmlns:wpc="http://schemas.microsoft.com/office/word/2010/wordprocessingCanvas" xmlns:cx="http://schemas.microsoft.com/office/drawing/2014/chartex" xmlns:cx1="http://schemas.microsoft.com/office/drawing/2015/9/8/chartex" xmlns:cx2="http://schemas.microsoft.com/office/drawing/2015/10/21/chartex" xmlns:cx3="http://schemas.microsoft.com/office/drawing/2016/5/9/chartex" xmlns:cx4="http://schemas.microsoft.com/office/drawing/2016/5/10/chartex" xmlns:cx5="http://schemas.microsoft.com/office/drawing/2016/5/11/chartex" xmlns:cx6="http://schemas.microsoft.com/office/drawing/2016/5/12/chartex" xmlns:cx7="http://schemas.microsoft.com/office/drawing/2016/5/13/chartex" xmlns:cx8="http://schemas.microsoft.com/office/drawing/2016/5/14/chartex" xmlns:mc="http://schemas.openxmlformats.org/markup-compatibility/2006" xmlns:aink="http://schemas.microsoft.com/office/drawing/2016/ink" xmlns:am3d="http://schemas.microsoft.com/office/drawing/2017/model3d" xmlns:o="urn:schemas-microsoft-com:office:office" xmlns:r="http://schemas.openxmlformats.org/officeDocument/2006/relationships" xmlns:m="http://schemas.openxmlformats.org/officeDocument/2006/math" xmlns:v="urn:schemas-microsoft-com:vml" xmlns:wp14="http://schemas.microsoft.com/office/word/2010/wordprocessingDrawing" xmlns:wp="http://schemas.openxmlformats.org/drawingml/2006/wordprocessingDrawing" xmlns:w10="urn:schemas-microsoft-com:office:word" xmlns:w="http://schemas.openxmlformats.org/wordprocessingml/2006/main" xmlns:w14="http://schemas.microsoft.com/office/word/2010/wordml" xmlns:w15="http://schemas.microsoft.com/office/word/2012/wordml" xmlns:w16cex="http://schemas.microsoft.com/office/word/2018/wordml/cex" xmlns:w16cid="http://schemas.microsoft.com/office/word/2016/wordml/cid" xmlns:w16="http://schemas.microsoft.com/office/word/2018/wordml" xmlns:w16sdtdh="http://schemas.microsoft.com/office/word/2020/wordml/sdtdatahash" xmlns:w16se="http://schemas.microsoft.com/office/word/2015/wordml/symex" xmlns:wpg="http://schemas.microsoft.com/office/word/2010/wordprocessingGroup" xmlns:wpi="http://schemas.microsoft.com/office/word/2010/wordprocessingInk" xmlns:wne="http://schemas.microsoft.com/office/word/2006/wordml" xmlns:wps="http://schemas.microsoft.com/office/word/2010/wordprocessingShape" mc:Ignorable="w14 w15 w16se w16cid w16 w16cex w16sdtdh wp14">
   <w:p>
     <w:pPr>
       <w:pStyle w:val="Fuzeile"/>
@@ -3608,7 +3572,7 @@
 </file>
 
 <file path=word/footnotes.xml><?xml version="1.0" encoding="utf-8"?>
-<w:footnotes xmlns:wpc="http://schemas.microsoft.com/office/word/2010/wordprocessingCanvas" xmlns:cx="http://schemas.microsoft.com/office/drawing/2014/chartex" xmlns:cx1="http://schemas.microsoft.com/office/drawing/2015/9/8/chartex" xmlns:cx2="http://schemas.microsoft.com/office/drawing/2015/10/21/chartex" xmlns:cx3="http://schemas.microsoft.com/office/drawing/2016/5/9/chartex" xmlns:cx4="http://schemas.microsoft.com/office/drawing/2016/5/10/chartex" xmlns:cx5="http://schemas.microsoft.com/office/drawing/2016/5/11/chartex" xmlns:cx6="http://schemas.microsoft.com/office/drawing/2016/5/12/chartex" xmlns:cx7="http://schemas.microsoft.com/office/drawing/2016/5/13/chartex" xmlns:cx8="http://schemas.microsoft.com/office/drawing/2016/5/14/chartex" xmlns:mc="http://schemas.openxmlformats.org/markup-compatibility/2006" xmlns:aink="http://schemas.microsoft.com/office/drawing/2016/ink" xmlns:am3d="http://schemas.microsoft.com/office/drawing/2017/model3d" xmlns:o="urn:schemas-microsoft-com:office:office" xmlns:oel="http://schemas.microsoft.com/office/2019/extlst" xmlns:r="http://schemas.openxmlformats.org/officeDocument/2006/relationships" xmlns:m="http://schemas.openxmlformats.org/officeDocument/2006/math" xmlns:v="urn:schemas-microsoft-com:vml" xmlns:wp14="http://schemas.microsoft.com/office/word/2010/wordprocessingDrawing" xmlns:wp="http://schemas.openxmlformats.org/drawingml/2006/wordprocessingDrawing" xmlns:w10="urn:schemas-microsoft-com:office:word" xmlns:w="http://schemas.openxmlformats.org/wordprocessingml/2006/main" xmlns:w14="http://schemas.microsoft.com/office/word/2010/wordml" xmlns:w15="http://schemas.microsoft.com/office/word/2012/wordml" xmlns:w16cex="http://schemas.microsoft.com/office/word/2018/wordml/cex" xmlns:w16cid="http://schemas.microsoft.com/office/word/2016/wordml/cid" xmlns:w16="http://schemas.microsoft.com/office/word/2018/wordml" xmlns:w16du="http://schemas.microsoft.com/office/word/2023/wordml/word16du" xmlns:w16sdtdh="http://schemas.microsoft.com/office/word/2020/wordml/sdtdatahash" xmlns:w16sdtfl="http://schemas.microsoft.com/office/word/2024/wordml/sdtformatlock" xmlns:w16se="http://schemas.microsoft.com/office/word/2015/wordml/symex" xmlns:wpg="http://schemas.microsoft.com/office/word/2010/wordprocessingGroup" xmlns:wpi="http://schemas.microsoft.com/office/word/2010/wordprocessingInk" xmlns:wne="http://schemas.microsoft.com/office/word/2006/wordml" xmlns:wps="http://schemas.microsoft.com/office/word/2010/wordprocessingShape" mc:Ignorable="w14 w15 w16se w16cid w16 w16cex w16sdtdh w16sdtfl w16du wp14">
+<w:footnotes xmlns:wpc="http://schemas.microsoft.com/office/word/2010/wordprocessingCanvas" xmlns:cx="http://schemas.microsoft.com/office/drawing/2014/chartex" xmlns:cx1="http://schemas.microsoft.com/office/drawing/2015/9/8/chartex" xmlns:cx2="http://schemas.microsoft.com/office/drawing/2015/10/21/chartex" xmlns:cx3="http://schemas.microsoft.com/office/drawing/2016/5/9/chartex" xmlns:cx4="http://schemas.microsoft.com/office/drawing/2016/5/10/chartex" xmlns:cx5="http://schemas.microsoft.com/office/drawing/2016/5/11/chartex" xmlns:cx6="http://schemas.microsoft.com/office/drawing/2016/5/12/chartex" xmlns:cx7="http://schemas.microsoft.com/office/drawing/2016/5/13/chartex" xmlns:cx8="http://schemas.microsoft.com/office/drawing/2016/5/14/chartex" xmlns:mc="http://schemas.openxmlformats.org/markup-compatibility/2006" xmlns:aink="http://schemas.microsoft.com/office/drawing/2016/ink" xmlns:am3d="http://schemas.microsoft.com/office/drawing/2017/model3d" xmlns:o="urn:schemas-microsoft-com:office:office" xmlns:r="http://schemas.openxmlformats.org/officeDocument/2006/relationships" xmlns:m="http://schemas.openxmlformats.org/officeDocument/2006/math" xmlns:v="urn:schemas-microsoft-com:vml" xmlns:wp14="http://schemas.microsoft.com/office/word/2010/wordprocessingDrawing" xmlns:wp="http://schemas.openxmlformats.org/drawingml/2006/wordprocessingDrawing" xmlns:w10="urn:schemas-microsoft-com:office:word" xmlns:w="http://schemas.openxmlformats.org/wordprocessingml/2006/main" xmlns:w14="http://schemas.microsoft.com/office/word/2010/wordml" xmlns:w15="http://schemas.microsoft.com/office/word/2012/wordml" xmlns:w16cex="http://schemas.microsoft.com/office/word/2018/wordml/cex" xmlns:w16cid="http://schemas.microsoft.com/office/word/2016/wordml/cid" xmlns:w16="http://schemas.microsoft.com/office/word/2018/wordml" xmlns:w16sdtdh="http://schemas.microsoft.com/office/word/2020/wordml/sdtdatahash" xmlns:w16se="http://schemas.microsoft.com/office/word/2015/wordml/symex" xmlns:wpg="http://schemas.microsoft.com/office/word/2010/wordprocessingGroup" xmlns:wpi="http://schemas.microsoft.com/office/word/2010/wordprocessingInk" xmlns:wne="http://schemas.microsoft.com/office/word/2006/wordml" xmlns:wps="http://schemas.microsoft.com/office/word/2010/wordprocessingShape" mc:Ignorable="w14 w15 w16se w16cid w16 w16cex w16sdtdh wp14">
   <w:footnote w:type="separator" w:id="-1">
     <w:p>
       <w:r>
@@ -3627,7 +3591,7 @@
 </file>
 
 <file path=word/header1.xml><?xml version="1.0" encoding="utf-8"?>
-<w:hdr xmlns:wpc="http://schemas.microsoft.com/office/word/2010/wordprocessingCanvas" xmlns:cx="http://schemas.microsoft.com/office/drawing/2014/chartex" xmlns:cx1="http://schemas.microsoft.com/office/drawing/2015/9/8/chartex" xmlns:cx2="http://schemas.microsoft.com/office/drawing/2015/10/21/chartex" xmlns:cx3="http://schemas.microsoft.com/office/drawing/2016/5/9/chartex" xmlns:cx4="http://schemas.microsoft.com/office/drawing/2016/5/10/chartex" xmlns:cx5="http://schemas.microsoft.com/office/drawing/2016/5/11/chartex" xmlns:cx6="http://schemas.microsoft.com/office/drawing/2016/5/12/chartex" xmlns:cx7="http://schemas.microsoft.com/office/drawing/2016/5/13/chartex" xmlns:cx8="http://schemas.microsoft.com/office/drawing/2016/5/14/chartex" xmlns:mc="http://schemas.openxmlformats.org/markup-compatibility/2006" xmlns:aink="http://schemas.microsoft.com/office/drawing/2016/ink" xmlns:am3d="http://schemas.microsoft.com/office/drawing/2017/model3d" xmlns:o="urn:schemas-microsoft-com:office:office" xmlns:oel="http://schemas.microsoft.com/office/2019/extlst" xmlns:r="http://schemas.openxmlformats.org/officeDocument/2006/relationships" xmlns:m="http://schemas.openxmlformats.org/officeDocument/2006/math" xmlns:v="urn:schemas-microsoft-com:vml" xmlns:wp14="http://schemas.microsoft.com/office/word/2010/wordprocessingDrawing" xmlns:wp="http://schemas.openxmlformats.org/drawingml/2006/wordprocessingDrawing" xmlns:w10="urn:schemas-microsoft-com:office:word" xmlns:w="http://schemas.openxmlformats.org/wordprocessingml/2006/main" xmlns:w14="http://schemas.microsoft.com/office/word/2010/wordml" xmlns:w15="http://schemas.microsoft.com/office/word/2012/wordml" xmlns:w16cex="http://schemas.microsoft.com/office/word/2018/wordml/cex" xmlns:w16cid="http://schemas.microsoft.com/office/word/2016/wordml/cid" xmlns:w16="http://schemas.microsoft.com/office/word/2018/wordml" xmlns:w16du="http://schemas.microsoft.com/office/word/2023/wordml/word16du" xmlns:w16sdtdh="http://schemas.microsoft.com/office/word/2020/wordml/sdtdatahash" xmlns:w16sdtfl="http://schemas.microsoft.com/office/word/2024/wordml/sdtformatlock" xmlns:w16se="http://schemas.microsoft.com/office/word/2015/wordml/symex" xmlns:wpg="http://schemas.microsoft.com/office/word/2010/wordprocessingGroup" xmlns:wpi="http://schemas.microsoft.com/office/word/2010/wordprocessingInk" xmlns:wne="http://schemas.microsoft.com/office/word/2006/wordml" xmlns:wps="http://schemas.microsoft.com/office/word/2010/wordprocessingShape" mc:Ignorable="w14 w15 w16se w16cid w16 w16cex w16sdtdh w16sdtfl w16du wp14">
+<w:hdr xmlns:wpc="http://schemas.microsoft.com/office/word/2010/wordprocessingCanvas" xmlns:cx="http://schemas.microsoft.com/office/drawing/2014/chartex" xmlns:cx1="http://schemas.microsoft.com/office/drawing/2015/9/8/chartex" xmlns:cx2="http://schemas.microsoft.com/office/drawing/2015/10/21/chartex" xmlns:cx3="http://schemas.microsoft.com/office/drawing/2016/5/9/chartex" xmlns:cx4="http://schemas.microsoft.com/office/drawing/2016/5/10/chartex" xmlns:cx5="http://schemas.microsoft.com/office/drawing/2016/5/11/chartex" xmlns:cx6="http://schemas.microsoft.com/office/drawing/2016/5/12/chartex" xmlns:cx7="http://schemas.microsoft.com/office/drawing/2016/5/13/chartex" xmlns:cx8="http://schemas.microsoft.com/office/drawing/2016/5/14/chartex" xmlns:mc="http://schemas.openxmlformats.org/markup-compatibility/2006" xmlns:aink="http://schemas.microsoft.com/office/drawing/2016/ink" xmlns:am3d="http://schemas.microsoft.com/office/drawing/2017/model3d" xmlns:o="urn:schemas-microsoft-com:office:office" xmlns:r="http://schemas.openxmlformats.org/officeDocument/2006/relationships" xmlns:m="http://schemas.openxmlformats.org/officeDocument/2006/math" xmlns:v="urn:schemas-microsoft-com:vml" xmlns:wp14="http://schemas.microsoft.com/office/word/2010/wordprocessingDrawing" xmlns:wp="http://schemas.openxmlformats.org/drawingml/2006/wordprocessingDrawing" xmlns:w10="urn:schemas-microsoft-com:office:word" xmlns:w="http://schemas.openxmlformats.org/wordprocessingml/2006/main" xmlns:w14="http://schemas.microsoft.com/office/word/2010/wordml" xmlns:w15="http://schemas.microsoft.com/office/word/2012/wordml" xmlns:w16cex="http://schemas.microsoft.com/office/word/2018/wordml/cex" xmlns:w16cid="http://schemas.microsoft.com/office/word/2016/wordml/cid" xmlns:w16="http://schemas.microsoft.com/office/word/2018/wordml" xmlns:w16sdtdh="http://schemas.microsoft.com/office/word/2020/wordml/sdtdatahash" xmlns:w16se="http://schemas.microsoft.com/office/word/2015/wordml/symex" xmlns:wpg="http://schemas.microsoft.com/office/word/2010/wordprocessingGroup" xmlns:wpi="http://schemas.microsoft.com/office/word/2010/wordprocessingInk" xmlns:wne="http://schemas.microsoft.com/office/word/2006/wordml" xmlns:wps="http://schemas.microsoft.com/office/word/2010/wordprocessingShape" mc:Ignorable="w14 w15 w16se w16cid w16 w16cex w16sdtdh wp14">
   <w:p>
     <w:pPr>
       <w:pStyle w:val="Kopfzeile"/>
@@ -3637,7 +3601,7 @@
 </file>
 
 <file path=word/header2.xml><?xml version="1.0" encoding="utf-8"?>
-<w:hdr xmlns:wpc="http://schemas.microsoft.com/office/word/2010/wordprocessingCanvas" xmlns:cx="http://schemas.microsoft.com/office/drawing/2014/chartex" xmlns:cx1="http://schemas.microsoft.com/office/drawing/2015/9/8/chartex" xmlns:cx2="http://schemas.microsoft.com/office/drawing/2015/10/21/chartex" xmlns:cx3="http://schemas.microsoft.com/office/drawing/2016/5/9/chartex" xmlns:cx4="http://schemas.microsoft.com/office/drawing/2016/5/10/chartex" xmlns:cx5="http://schemas.microsoft.com/office/drawing/2016/5/11/chartex" xmlns:cx6="http://schemas.microsoft.com/office/drawing/2016/5/12/chartex" xmlns:cx7="http://schemas.microsoft.com/office/drawing/2016/5/13/chartex" xmlns:cx8="http://schemas.microsoft.com/office/drawing/2016/5/14/chartex" xmlns:mc="http://schemas.openxmlformats.org/markup-compatibility/2006" xmlns:aink="http://schemas.microsoft.com/office/drawing/2016/ink" xmlns:am3d="http://schemas.microsoft.com/office/drawing/2017/model3d" xmlns:o="urn:schemas-microsoft-com:office:office" xmlns:oel="http://schemas.microsoft.com/office/2019/extlst" xmlns:r="http://schemas.openxmlformats.org/officeDocument/2006/relationships" xmlns:m="http://schemas.openxmlformats.org/officeDocument/2006/math" xmlns:v="urn:schemas-microsoft-com:vml" xmlns:wp14="http://schemas.microsoft.com/office/word/2010/wordprocessingDrawing" xmlns:wp="http://schemas.openxmlformats.org/drawingml/2006/wordprocessingDrawing" xmlns:w10="urn:schemas-microsoft-com:office:word" xmlns:w="http://schemas.openxmlformats.org/wordprocessingml/2006/main" xmlns:w14="http://schemas.microsoft.com/office/word/2010/wordml" xmlns:w15="http://schemas.microsoft.com/office/word/2012/wordml" xmlns:w16cex="http://schemas.microsoft.com/office/word/2018/wordml/cex" xmlns:w16cid="http://schemas.microsoft.com/office/word/2016/wordml/cid" xmlns:w16="http://schemas.microsoft.com/office/word/2018/wordml" xmlns:w16du="http://schemas.microsoft.com/office/word/2023/wordml/word16du" xmlns:w16sdtdh="http://schemas.microsoft.com/office/word/2020/wordml/sdtdatahash" xmlns:w16sdtfl="http://schemas.microsoft.com/office/word/2024/wordml/sdtformatlock" xmlns:w16se="http://schemas.microsoft.com/office/word/2015/wordml/symex" xmlns:wpg="http://schemas.microsoft.com/office/word/2010/wordprocessingGroup" xmlns:wpi="http://schemas.microsoft.com/office/word/2010/wordprocessingInk" xmlns:wne="http://schemas.microsoft.com/office/word/2006/wordml" xmlns:wps="http://schemas.microsoft.com/office/word/2010/wordprocessingShape" mc:Ignorable="w14 w15 w16se w16cid w16 w16cex w16sdtdh w16sdtfl w16du wp14">
+<w:hdr xmlns:wpc="http://schemas.microsoft.com/office/word/2010/wordprocessingCanvas" xmlns:cx="http://schemas.microsoft.com/office/drawing/2014/chartex" xmlns:cx1="http://schemas.microsoft.com/office/drawing/2015/9/8/chartex" xmlns:cx2="http://schemas.microsoft.com/office/drawing/2015/10/21/chartex" xmlns:cx3="http://schemas.microsoft.com/office/drawing/2016/5/9/chartex" xmlns:cx4="http://schemas.microsoft.com/office/drawing/2016/5/10/chartex" xmlns:cx5="http://schemas.microsoft.com/office/drawing/2016/5/11/chartex" xmlns:cx6="http://schemas.microsoft.com/office/drawing/2016/5/12/chartex" xmlns:cx7="http://schemas.microsoft.com/office/drawing/2016/5/13/chartex" xmlns:cx8="http://schemas.microsoft.com/office/drawing/2016/5/14/chartex" xmlns:mc="http://schemas.openxmlformats.org/markup-compatibility/2006" xmlns:aink="http://schemas.microsoft.com/office/drawing/2016/ink" xmlns:am3d="http://schemas.microsoft.com/office/drawing/2017/model3d" xmlns:o="urn:schemas-microsoft-com:office:office" xmlns:r="http://schemas.openxmlformats.org/officeDocument/2006/relationships" xmlns:m="http://schemas.openxmlformats.org/officeDocument/2006/math" xmlns:v="urn:schemas-microsoft-com:vml" xmlns:wp14="http://schemas.microsoft.com/office/word/2010/wordprocessingDrawing" xmlns:wp="http://schemas.openxmlformats.org/drawingml/2006/wordprocessingDrawing" xmlns:w10="urn:schemas-microsoft-com:office:word" xmlns:w="http://schemas.openxmlformats.org/wordprocessingml/2006/main" xmlns:w14="http://schemas.microsoft.com/office/word/2010/wordml" xmlns:w15="http://schemas.microsoft.com/office/word/2012/wordml" xmlns:w16cex="http://schemas.microsoft.com/office/word/2018/wordml/cex" xmlns:w16cid="http://schemas.microsoft.com/office/word/2016/wordml/cid" xmlns:w16="http://schemas.microsoft.com/office/word/2018/wordml" xmlns:w16sdtdh="http://schemas.microsoft.com/office/word/2020/wordml/sdtdatahash" xmlns:w16se="http://schemas.microsoft.com/office/word/2015/wordml/symex" xmlns:wpg="http://schemas.microsoft.com/office/word/2010/wordprocessingGroup" xmlns:wpi="http://schemas.microsoft.com/office/word/2010/wordprocessingInk" xmlns:wne="http://schemas.microsoft.com/office/word/2006/wordml" xmlns:wps="http://schemas.microsoft.com/office/word/2010/wordprocessingShape" mc:Ignorable="w14 w15 w16se w16cid w16 w16cex w16sdtdh wp14">
   <w:tbl>
     <w:tblPr>
       <w:tblW w:w="10065" w:type="dxa"/>
@@ -3727,19 +3691,8 @@
               <w:sz w:val="22"/>
               <w:szCs w:val="22"/>
             </w:rPr>
-            <w:t xml:space="preserve"> 11 · 18190 </w:t>
+            <w:t xml:space="preserve"> 11 · 18190 Sanitz</w:t>
           </w:r>
-          <w:proofErr w:type="spellStart"/>
-          <w:r>
-            <w:rPr>
-              <w:rFonts w:ascii="Arial" w:hAnsi="Arial" w:cs="Arial"/>
-              <w:color w:val="000000"/>
-              <w:sz w:val="22"/>
-              <w:szCs w:val="22"/>
-            </w:rPr>
-            <w:t>Sanitz</w:t>
-          </w:r>
-          <w:proofErr w:type="spellEnd"/>
         </w:p>
         <w:p>
           <w:pPr>
@@ -3832,7 +3785,7 @@
 </file>
 
 <file path=word/header3.xml><?xml version="1.0" encoding="utf-8"?>
-<w:hdr xmlns:wpc="http://schemas.microsoft.com/office/word/2010/wordprocessingCanvas" xmlns:cx="http://schemas.microsoft.com/office/drawing/2014/chartex" xmlns:cx1="http://schemas.microsoft.com/office/drawing/2015/9/8/chartex" xmlns:cx2="http://schemas.microsoft.com/office/drawing/2015/10/21/chartex" xmlns:cx3="http://schemas.microsoft.com/office/drawing/2016/5/9/chartex" xmlns:cx4="http://schemas.microsoft.com/office/drawing/2016/5/10/chartex" xmlns:cx5="http://schemas.microsoft.com/office/drawing/2016/5/11/chartex" xmlns:cx6="http://schemas.microsoft.com/office/drawing/2016/5/12/chartex" xmlns:cx7="http://schemas.microsoft.com/office/drawing/2016/5/13/chartex" xmlns:cx8="http://schemas.microsoft.com/office/drawing/2016/5/14/chartex" xmlns:mc="http://schemas.openxmlformats.org/markup-compatibility/2006" xmlns:aink="http://schemas.microsoft.com/office/drawing/2016/ink" xmlns:am3d="http://schemas.microsoft.com/office/drawing/2017/model3d" xmlns:o="urn:schemas-microsoft-com:office:office" xmlns:oel="http://schemas.microsoft.com/office/2019/extlst" xmlns:r="http://schemas.openxmlformats.org/officeDocument/2006/relationships" xmlns:m="http://schemas.openxmlformats.org/officeDocument/2006/math" xmlns:v="urn:schemas-microsoft-com:vml" xmlns:wp14="http://schemas.microsoft.com/office/word/2010/wordprocessingDrawing" xmlns:wp="http://schemas.openxmlformats.org/drawingml/2006/wordprocessingDrawing" xmlns:w10="urn:schemas-microsoft-com:office:word" xmlns:w="http://schemas.openxmlformats.org/wordprocessingml/2006/main" xmlns:w14="http://schemas.microsoft.com/office/word/2010/wordml" xmlns:w15="http://schemas.microsoft.com/office/word/2012/wordml" xmlns:w16cex="http://schemas.microsoft.com/office/word/2018/wordml/cex" xmlns:w16cid="http://schemas.microsoft.com/office/word/2016/wordml/cid" xmlns:w16="http://schemas.microsoft.com/office/word/2018/wordml" xmlns:w16du="http://schemas.microsoft.com/office/word/2023/wordml/word16du" xmlns:w16sdtdh="http://schemas.microsoft.com/office/word/2020/wordml/sdtdatahash" xmlns:w16sdtfl="http://schemas.microsoft.com/office/word/2024/wordml/sdtformatlock" xmlns:w16se="http://schemas.microsoft.com/office/word/2015/wordml/symex" xmlns:wpg="http://schemas.microsoft.com/office/word/2010/wordprocessingGroup" xmlns:wpi="http://schemas.microsoft.com/office/word/2010/wordprocessingInk" xmlns:wne="http://schemas.microsoft.com/office/word/2006/wordml" xmlns:wps="http://schemas.microsoft.com/office/word/2010/wordprocessingShape" mc:Ignorable="w14 w15 w16se w16cid w16 w16cex w16sdtdh w16sdtfl w16du wp14">
+<w:hdr xmlns:wpc="http://schemas.microsoft.com/office/word/2010/wordprocessingCanvas" xmlns:cx="http://schemas.microsoft.com/office/drawing/2014/chartex" xmlns:cx1="http://schemas.microsoft.com/office/drawing/2015/9/8/chartex" xmlns:cx2="http://schemas.microsoft.com/office/drawing/2015/10/21/chartex" xmlns:cx3="http://schemas.microsoft.com/office/drawing/2016/5/9/chartex" xmlns:cx4="http://schemas.microsoft.com/office/drawing/2016/5/10/chartex" xmlns:cx5="http://schemas.microsoft.com/office/drawing/2016/5/11/chartex" xmlns:cx6="http://schemas.microsoft.com/office/drawing/2016/5/12/chartex" xmlns:cx7="http://schemas.microsoft.com/office/drawing/2016/5/13/chartex" xmlns:cx8="http://schemas.microsoft.com/office/drawing/2016/5/14/chartex" xmlns:mc="http://schemas.openxmlformats.org/markup-compatibility/2006" xmlns:aink="http://schemas.microsoft.com/office/drawing/2016/ink" xmlns:am3d="http://schemas.microsoft.com/office/drawing/2017/model3d" xmlns:o="urn:schemas-microsoft-com:office:office" xmlns:r="http://schemas.openxmlformats.org/officeDocument/2006/relationships" xmlns:m="http://schemas.openxmlformats.org/officeDocument/2006/math" xmlns:v="urn:schemas-microsoft-com:vml" xmlns:wp14="http://schemas.microsoft.com/office/word/2010/wordprocessingDrawing" xmlns:wp="http://schemas.openxmlformats.org/drawingml/2006/wordprocessingDrawing" xmlns:w10="urn:schemas-microsoft-com:office:word" xmlns:w="http://schemas.openxmlformats.org/wordprocessingml/2006/main" xmlns:w14="http://schemas.microsoft.com/office/word/2010/wordml" xmlns:w15="http://schemas.microsoft.com/office/word/2012/wordml" xmlns:w16cex="http://schemas.microsoft.com/office/word/2018/wordml/cex" xmlns:w16cid="http://schemas.microsoft.com/office/word/2016/wordml/cid" xmlns:w16="http://schemas.microsoft.com/office/word/2018/wordml" xmlns:w16sdtdh="http://schemas.microsoft.com/office/word/2020/wordml/sdtdatahash" xmlns:w16se="http://schemas.microsoft.com/office/word/2015/wordml/symex" xmlns:wpg="http://schemas.microsoft.com/office/word/2010/wordprocessingGroup" xmlns:wpi="http://schemas.microsoft.com/office/word/2010/wordprocessingInk" xmlns:wne="http://schemas.microsoft.com/office/word/2006/wordml" xmlns:wps="http://schemas.microsoft.com/office/word/2010/wordprocessingShape" mc:Ignorable="w14 w15 w16se w16cid w16 w16cex w16sdtdh wp14">
   <w:p>
     <w:pPr>
       <w:pStyle w:val="Kopfzeile"/>
@@ -3842,7 +3795,7 @@
 </file>
 
 <file path=word/numbering.xml><?xml version="1.0" encoding="utf-8"?>
-<w:numbering xmlns:wpc="http://schemas.microsoft.com/office/word/2010/wordprocessingCanvas" xmlns:cx="http://schemas.microsoft.com/office/drawing/2014/chartex" xmlns:cx1="http://schemas.microsoft.com/office/drawing/2015/9/8/chartex" xmlns:cx2="http://schemas.microsoft.com/office/drawing/2015/10/21/chartex" xmlns:cx3="http://schemas.microsoft.com/office/drawing/2016/5/9/chartex" xmlns:cx4="http://schemas.microsoft.com/office/drawing/2016/5/10/chartex" xmlns:cx5="http://schemas.microsoft.com/office/drawing/2016/5/11/chartex" xmlns:cx6="http://schemas.microsoft.com/office/drawing/2016/5/12/chartex" xmlns:cx7="http://schemas.microsoft.com/office/drawing/2016/5/13/chartex" xmlns:cx8="http://schemas.microsoft.com/office/drawing/2016/5/14/chartex" xmlns:mc="http://schemas.openxmlformats.org/markup-compatibility/2006" xmlns:aink="http://schemas.microsoft.com/office/drawing/2016/ink" xmlns:am3d="http://schemas.microsoft.com/office/drawing/2017/model3d" xmlns:o="urn:schemas-microsoft-com:office:office" xmlns:oel="http://schemas.microsoft.com/office/2019/extlst" xmlns:r="http://schemas.openxmlformats.org/officeDocument/2006/relationships" xmlns:m="http://schemas.openxmlformats.org/officeDocument/2006/math" xmlns:v="urn:schemas-microsoft-com:vml" xmlns:wp14="http://schemas.microsoft.com/office/word/2010/wordprocessingDrawing" xmlns:wp="http://schemas.openxmlformats.org/drawingml/2006/wordprocessingDrawing" xmlns:w10="urn:schemas-microsoft-com:office:word" xmlns:w="http://schemas.openxmlformats.org/wordprocessingml/2006/main" xmlns:w14="http://schemas.microsoft.com/office/word/2010/wordml" xmlns:w15="http://schemas.microsoft.com/office/word/2012/wordml" xmlns:w16cex="http://schemas.microsoft.com/office/word/2018/wordml/cex" xmlns:w16cid="http://schemas.microsoft.com/office/word/2016/wordml/cid" xmlns:w16="http://schemas.microsoft.com/office/word/2018/wordml" xmlns:w16du="http://schemas.microsoft.com/office/word/2023/wordml/word16du" xmlns:w16sdtdh="http://schemas.microsoft.com/office/word/2020/wordml/sdtdatahash" xmlns:w16sdtfl="http://schemas.microsoft.com/office/word/2024/wordml/sdtformatlock" xmlns:w16se="http://schemas.microsoft.com/office/word/2015/wordml/symex" xmlns:wpg="http://schemas.microsoft.com/office/word/2010/wordprocessingGroup" xmlns:wpi="http://schemas.microsoft.com/office/word/2010/wordprocessingInk" xmlns:wne="http://schemas.microsoft.com/office/word/2006/wordml" xmlns:wps="http://schemas.microsoft.com/office/word/2010/wordprocessingShape" mc:Ignorable="w14 w15 w16se w16cid w16 w16cex w16sdtdh w16sdtfl w16du wp14">
+<w:numbering xmlns:wpc="http://schemas.microsoft.com/office/word/2010/wordprocessingCanvas" xmlns:cx="http://schemas.microsoft.com/office/drawing/2014/chartex" xmlns:cx1="http://schemas.microsoft.com/office/drawing/2015/9/8/chartex" xmlns:cx2="http://schemas.microsoft.com/office/drawing/2015/10/21/chartex" xmlns:cx3="http://schemas.microsoft.com/office/drawing/2016/5/9/chartex" xmlns:cx4="http://schemas.microsoft.com/office/drawing/2016/5/10/chartex" xmlns:cx5="http://schemas.microsoft.com/office/drawing/2016/5/11/chartex" xmlns:cx6="http://schemas.microsoft.com/office/drawing/2016/5/12/chartex" xmlns:cx7="http://schemas.microsoft.com/office/drawing/2016/5/13/chartex" xmlns:cx8="http://schemas.microsoft.com/office/drawing/2016/5/14/chartex" xmlns:mc="http://schemas.openxmlformats.org/markup-compatibility/2006" xmlns:aink="http://schemas.microsoft.com/office/drawing/2016/ink" xmlns:am3d="http://schemas.microsoft.com/office/drawing/2017/model3d" xmlns:o="urn:schemas-microsoft-com:office:office" xmlns:r="http://schemas.openxmlformats.org/officeDocument/2006/relationships" xmlns:m="http://schemas.openxmlformats.org/officeDocument/2006/math" xmlns:v="urn:schemas-microsoft-com:vml" xmlns:wp14="http://schemas.microsoft.com/office/word/2010/wordprocessingDrawing" xmlns:wp="http://schemas.openxmlformats.org/drawingml/2006/wordprocessingDrawing" xmlns:w10="urn:schemas-microsoft-com:office:word" xmlns:w="http://schemas.openxmlformats.org/wordprocessingml/2006/main" xmlns:w14="http://schemas.microsoft.com/office/word/2010/wordml" xmlns:w15="http://schemas.microsoft.com/office/word/2012/wordml" xmlns:w16cex="http://schemas.microsoft.com/office/word/2018/wordml/cex" xmlns:w16cid="http://schemas.microsoft.com/office/word/2016/wordml/cid" xmlns:w16="http://schemas.microsoft.com/office/word/2018/wordml" xmlns:w16sdtdh="http://schemas.microsoft.com/office/word/2020/wordml/sdtdatahash" xmlns:w16se="http://schemas.microsoft.com/office/word/2015/wordml/symex" xmlns:wpg="http://schemas.microsoft.com/office/word/2010/wordprocessingGroup" xmlns:wpi="http://schemas.microsoft.com/office/word/2010/wordprocessingInk" xmlns:wne="http://schemas.microsoft.com/office/word/2006/wordml" xmlns:wps="http://schemas.microsoft.com/office/word/2010/wordprocessingShape" mc:Ignorable="w14 w15 w16se w16cid w16 w16cex w16sdtdh wp14">
   <w:abstractNum w:abstractNumId="0" w15:restartNumberingAfterBreak="0">
     <w:nsid w:val="00000001"/>
     <w:multiLevelType w:val="singleLevel"/>
@@ -4570,47 +4523,47 @@
       </w:rPr>
     </w:lvl>
   </w:abstractNum>
-  <w:num w:numId="1" w16cid:durableId="937642343">
+  <w:num w:numId="1">
     <w:abstractNumId w:val="0"/>
   </w:num>
-  <w:num w:numId="2" w16cid:durableId="643004645">
+  <w:num w:numId="2">
     <w:abstractNumId w:val="1"/>
   </w:num>
-  <w:num w:numId="3" w16cid:durableId="262231202">
+  <w:num w:numId="3">
     <w:abstractNumId w:val="2"/>
   </w:num>
-  <w:num w:numId="4" w16cid:durableId="1839732078">
+  <w:num w:numId="4">
     <w:abstractNumId w:val="3"/>
   </w:num>
-  <w:num w:numId="5" w16cid:durableId="940769468">
+  <w:num w:numId="5">
     <w:abstractNumId w:val="4"/>
   </w:num>
-  <w:num w:numId="6" w16cid:durableId="1108238936">
+  <w:num w:numId="6">
     <w:abstractNumId w:val="5"/>
   </w:num>
-  <w:num w:numId="7" w16cid:durableId="1874923490">
+  <w:num w:numId="7">
     <w:abstractNumId w:val="6"/>
   </w:num>
-  <w:num w:numId="8" w16cid:durableId="638656612">
+  <w:num w:numId="8">
     <w:abstractNumId w:val="7"/>
   </w:num>
-  <w:num w:numId="9" w16cid:durableId="1008675964">
+  <w:num w:numId="9">
     <w:abstractNumId w:val="8"/>
   </w:num>
-  <w:num w:numId="10" w16cid:durableId="358361161">
+  <w:num w:numId="10">
     <w:abstractNumId w:val="10"/>
   </w:num>
-  <w:num w:numId="11" w16cid:durableId="1966085599">
+  <w:num w:numId="11">
     <w:abstractNumId w:val="9"/>
   </w:num>
-  <w:num w:numId="12" w16cid:durableId="895898896">
+  <w:num w:numId="12">
     <w:abstractNumId w:val="11"/>
   </w:num>
 </w:numbering>
 </file>
 
 <file path=word/styles.xml><?xml version="1.0" encoding="utf-8"?>
-<w:styles xmlns:mc="http://schemas.openxmlformats.org/markup-compatibility/2006" xmlns:r="http://schemas.openxmlformats.org/officeDocument/2006/relationships" xmlns:w="http://schemas.openxmlformats.org/wordprocessingml/2006/main" xmlns:w14="http://schemas.microsoft.com/office/word/2010/wordml" xmlns:w15="http://schemas.microsoft.com/office/word/2012/wordml" xmlns:w16cex="http://schemas.microsoft.com/office/word/2018/wordml/cex" xmlns:w16cid="http://schemas.microsoft.com/office/word/2016/wordml/cid" xmlns:w16="http://schemas.microsoft.com/office/word/2018/wordml" xmlns:w16du="http://schemas.microsoft.com/office/word/2023/wordml/word16du" xmlns:w16sdtdh="http://schemas.microsoft.com/office/word/2020/wordml/sdtdatahash" xmlns:w16sdtfl="http://schemas.microsoft.com/office/word/2024/wordml/sdtformatlock" xmlns:w16se="http://schemas.microsoft.com/office/word/2015/wordml/symex" mc:Ignorable="w14 w15 w16se w16cid w16 w16cex w16sdtdh w16sdtfl w16du">
+<w:styles xmlns:mc="http://schemas.openxmlformats.org/markup-compatibility/2006" xmlns:r="http://schemas.openxmlformats.org/officeDocument/2006/relationships" xmlns:w="http://schemas.openxmlformats.org/wordprocessingml/2006/main" xmlns:w14="http://schemas.microsoft.com/office/word/2010/wordml" xmlns:w15="http://schemas.microsoft.com/office/word/2012/wordml" xmlns:w16cex="http://schemas.microsoft.com/office/word/2018/wordml/cex" xmlns:w16cid="http://schemas.microsoft.com/office/word/2016/wordml/cid" xmlns:w16="http://schemas.microsoft.com/office/word/2018/wordml" xmlns:w16sdtdh="http://schemas.microsoft.com/office/word/2020/wordml/sdtdatahash" xmlns:w16se="http://schemas.microsoft.com/office/word/2015/wordml/symex" mc:Ignorable="w14 w15 w16se w16cid w16 w16cex w16sdtdh">
   <w:docDefaults>
     <w:rPrDefault>
       <w:rPr>
@@ -6177,7 +6130,6 @@
 <ds:datastoreItem xmlns:ds="http://schemas.openxmlformats.org/officeDocument/2006/customXml" ds:itemID="{297A0875-6137-4D6C-A6C5-B9B388049534}">
   <ds:schemaRefs>
     <ds:schemaRef ds:uri="http://schemas.openxmlformats.org/officeDocument/2006/bibliography"/>
-    <ds:schemaRef ds:uri="http://www.w3.org/2000/xmlns/"/>
   </ds:schemaRefs>
 </ds:datastoreItem>
 </file>
--- a/Protokoll/Heberschutz/PruefungHeberschutz.docx
+++ b/Protokoll/Heberschutz/PruefungHeberschutz.docx
@@ -1,6 +1,6 @@
 
 <file path=word/document.xml><?xml version="1.0" encoding="utf-8"?>
-<w:document xmlns:wpc="http://schemas.microsoft.com/office/word/2010/wordprocessingCanvas" xmlns:cx="http://schemas.microsoft.com/office/drawing/2014/chartex" xmlns:cx1="http://schemas.microsoft.com/office/drawing/2015/9/8/chartex" xmlns:cx2="http://schemas.microsoft.com/office/drawing/2015/10/21/chartex" xmlns:cx3="http://schemas.microsoft.com/office/drawing/2016/5/9/chartex" xmlns:cx4="http://schemas.microsoft.com/office/drawing/2016/5/10/chartex" xmlns:cx5="http://schemas.microsoft.com/office/drawing/2016/5/11/chartex" xmlns:cx6="http://schemas.microsoft.com/office/drawing/2016/5/12/chartex" xmlns:cx7="http://schemas.microsoft.com/office/drawing/2016/5/13/chartex" xmlns:cx8="http://schemas.microsoft.com/office/drawing/2016/5/14/chartex" xmlns:mc="http://schemas.openxmlformats.org/markup-compatibility/2006" xmlns:aink="http://schemas.microsoft.com/office/drawing/2016/ink" xmlns:am3d="http://schemas.microsoft.com/office/drawing/2017/model3d" xmlns:o="urn:schemas-microsoft-com:office:office" xmlns:r="http://schemas.openxmlformats.org/officeDocument/2006/relationships" xmlns:m="http://schemas.openxmlformats.org/officeDocument/2006/math" xmlns:v="urn:schemas-microsoft-com:vml" xmlns:wp14="http://schemas.microsoft.com/office/word/2010/wordprocessingDrawing" xmlns:wp="http://schemas.openxmlformats.org/drawingml/2006/wordprocessingDrawing" xmlns:w10="urn:schemas-microsoft-com:office:word" xmlns:w="http://schemas.openxmlformats.org/wordprocessingml/2006/main" xmlns:w14="http://schemas.microsoft.com/office/word/2010/wordml" xmlns:w15="http://schemas.microsoft.com/office/word/2012/wordml" xmlns:w16cex="http://schemas.microsoft.com/office/word/2018/wordml/cex" xmlns:w16cid="http://schemas.microsoft.com/office/word/2016/wordml/cid" xmlns:w16="http://schemas.microsoft.com/office/word/2018/wordml" xmlns:w16sdtdh="http://schemas.microsoft.com/office/word/2020/wordml/sdtdatahash" xmlns:w16se="http://schemas.microsoft.com/office/word/2015/wordml/symex" xmlns:wpg="http://schemas.microsoft.com/office/word/2010/wordprocessingGroup" xmlns:wpi="http://schemas.microsoft.com/office/word/2010/wordprocessingInk" xmlns:wne="http://schemas.microsoft.com/office/word/2006/wordml" xmlns:wps="http://schemas.microsoft.com/office/word/2010/wordprocessingShape" mc:Ignorable="w14 w15 w16se w16cid w16 w16cex w16sdtdh wp14">
+<w:document xmlns:wpc="http://schemas.microsoft.com/office/word/2010/wordprocessingCanvas" xmlns:cx="http://schemas.microsoft.com/office/drawing/2014/chartex" xmlns:cx1="http://schemas.microsoft.com/office/drawing/2015/9/8/chartex" xmlns:cx2="http://schemas.microsoft.com/office/drawing/2015/10/21/chartex" xmlns:cx3="http://schemas.microsoft.com/office/drawing/2016/5/9/chartex" xmlns:cx4="http://schemas.microsoft.com/office/drawing/2016/5/10/chartex" xmlns:cx5="http://schemas.microsoft.com/office/drawing/2016/5/11/chartex" xmlns:cx6="http://schemas.microsoft.com/office/drawing/2016/5/12/chartex" xmlns:cx7="http://schemas.microsoft.com/office/drawing/2016/5/13/chartex" xmlns:cx8="http://schemas.microsoft.com/office/drawing/2016/5/14/chartex" xmlns:mc="http://schemas.openxmlformats.org/markup-compatibility/2006" xmlns:aink="http://schemas.microsoft.com/office/drawing/2016/ink" xmlns:am3d="http://schemas.microsoft.com/office/drawing/2017/model3d" xmlns:o="urn:schemas-microsoft-com:office:office" xmlns:oel="http://schemas.microsoft.com/office/2019/extlst" xmlns:r="http://schemas.openxmlformats.org/officeDocument/2006/relationships" xmlns:m="http://schemas.openxmlformats.org/officeDocument/2006/math" xmlns:v="urn:schemas-microsoft-com:vml" xmlns:wp14="http://schemas.microsoft.com/office/word/2010/wordprocessingDrawing" xmlns:wp="http://schemas.openxmlformats.org/drawingml/2006/wordprocessingDrawing" xmlns:w10="urn:schemas-microsoft-com:office:word" xmlns:w="http://schemas.openxmlformats.org/wordprocessingml/2006/main" xmlns:w14="http://schemas.microsoft.com/office/word/2010/wordml" xmlns:w15="http://schemas.microsoft.com/office/word/2012/wordml" xmlns:w16cex="http://schemas.microsoft.com/office/word/2018/wordml/cex" xmlns:w16cid="http://schemas.microsoft.com/office/word/2016/wordml/cid" xmlns:w16="http://schemas.microsoft.com/office/word/2018/wordml" xmlns:w16du="http://schemas.microsoft.com/office/word/2023/wordml/word16du" xmlns:w16sdtdh="http://schemas.microsoft.com/office/word/2020/wordml/sdtdatahash" xmlns:w16sdtfl="http://schemas.microsoft.com/office/word/2024/wordml/sdtformatlock" xmlns:w16se="http://schemas.microsoft.com/office/word/2015/wordml/symex" xmlns:wpg="http://schemas.microsoft.com/office/word/2010/wordprocessingGroup" xmlns:wpi="http://schemas.microsoft.com/office/word/2010/wordprocessingInk" xmlns:wne="http://schemas.microsoft.com/office/word/2006/wordml" xmlns:wps="http://schemas.microsoft.com/office/word/2010/wordprocessingShape" mc:Ignorable="w14 w15 w16se w16cid w16 w16cex w16sdtdh w16sdtfl w16du wp14">
   <w:background w:color="FFFFFF"/>
   <w:body>
     <w:p>
@@ -322,6 +322,18 @@
       <w:pPr>
         <w:jc w:val="center"/>
         <w:rPr>
+          <w:rFonts w:ascii="Arial" w:hAnsi="Arial" w:cs="Arial"/>
+          <w:b/>
+          <w:bCs/>
+          <w:sz w:val="24"/>
+          <w:szCs w:val="24"/>
+        </w:rPr>
+      </w:pPr>
+    </w:p>
+    <w:p>
+      <w:pPr>
+        <w:jc w:val="center"/>
+        <w:rPr>
           <w:rFonts w:ascii="Arial" w:eastAsia="Arial" w:hAnsi="Arial" w:cs="Arial"/>
           <w:sz w:val="24"/>
           <w:szCs w:val="24"/>
@@ -2376,23 +2388,13 @@
         </w:rPr>
         <w:t xml:space="preserve">     </w:t>
       </w:r>
-      <w:proofErr w:type="gramStart"/>
       <w:r>
         <w:rPr>
           <w:rFonts w:ascii="Arial" w:hAnsi="Arial" w:cs="Arial"/>
           <w:sz w:val="18"/>
           <w:szCs w:val="18"/>
         </w:rPr>
-        <w:t>Unterschrift  Betreiber</w:t>
-      </w:r>
-      <w:proofErr w:type="gramEnd"/>
-      <w:r>
-        <w:rPr>
-          <w:rFonts w:ascii="Arial" w:hAnsi="Arial" w:cs="Arial"/>
-          <w:sz w:val="18"/>
-          <w:szCs w:val="18"/>
-        </w:rPr>
-        <w:t xml:space="preserve">                                                                                      Unterschrift Tankanlagenservice  </w:t>
+        <w:t xml:space="preserve">Unterschrift  Betreiber                                                                                      Unterschrift Tankanlagenservice  </w:t>
       </w:r>
     </w:p>
     <w:sectPr>
@@ -2412,7 +2414,7 @@
 </file>
 
 <file path=word/endnotes.xml><?xml version="1.0" encoding="utf-8"?>
-<w:endnotes xmlns:wpc="http://schemas.microsoft.com/office/word/2010/wordprocessingCanvas" xmlns:cx="http://schemas.microsoft.com/office/drawing/2014/chartex" xmlns:cx1="http://schemas.microsoft.com/office/drawing/2015/9/8/chartex" xmlns:cx2="http://schemas.microsoft.com/office/drawing/2015/10/21/chartex" xmlns:cx3="http://schemas.microsoft.com/office/drawing/2016/5/9/chartex" xmlns:cx4="http://schemas.microsoft.com/office/drawing/2016/5/10/chartex" xmlns:cx5="http://schemas.microsoft.com/office/drawing/2016/5/11/chartex" xmlns:cx6="http://schemas.microsoft.com/office/drawing/2016/5/12/chartex" xmlns:cx7="http://schemas.microsoft.com/office/drawing/2016/5/13/chartex" xmlns:cx8="http://schemas.microsoft.com/office/drawing/2016/5/14/chartex" xmlns:mc="http://schemas.openxmlformats.org/markup-compatibility/2006" xmlns:aink="http://schemas.microsoft.com/office/drawing/2016/ink" xmlns:am3d="http://schemas.microsoft.com/office/drawing/2017/model3d" xmlns:o="urn:schemas-microsoft-com:office:office" xmlns:r="http://schemas.openxmlformats.org/officeDocument/2006/relationships" xmlns:m="http://schemas.openxmlformats.org/officeDocument/2006/math" xmlns:v="urn:schemas-microsoft-com:vml" xmlns:wp14="http://schemas.microsoft.com/office/word/2010/wordprocessingDrawing" xmlns:wp="http://schemas.openxmlformats.org/drawingml/2006/wordprocessingDrawing" xmlns:w10="urn:schemas-microsoft-com:office:word" xmlns:w="http://schemas.openxmlformats.org/wordprocessingml/2006/main" xmlns:w14="http://schemas.microsoft.com/office/word/2010/wordml" xmlns:w15="http://schemas.microsoft.com/office/word/2012/wordml" xmlns:w16cex="http://schemas.microsoft.com/office/word/2018/wordml/cex" xmlns:w16cid="http://schemas.microsoft.com/office/word/2016/wordml/cid" xmlns:w16="http://schemas.microsoft.com/office/word/2018/wordml" xmlns:w16sdtdh="http://schemas.microsoft.com/office/word/2020/wordml/sdtdatahash" xmlns:w16se="http://schemas.microsoft.com/office/word/2015/wordml/symex" xmlns:wpg="http://schemas.microsoft.com/office/word/2010/wordprocessingGroup" xmlns:wpi="http://schemas.microsoft.com/office/word/2010/wordprocessingInk" xmlns:wne="http://schemas.microsoft.com/office/word/2006/wordml" xmlns:wps="http://schemas.microsoft.com/office/word/2010/wordprocessingShape" mc:Ignorable="w14 w15 w16se w16cid w16 w16cex w16sdtdh wp14">
+<w:endnotes xmlns:wpc="http://schemas.microsoft.com/office/word/2010/wordprocessingCanvas" xmlns:cx="http://schemas.microsoft.com/office/drawing/2014/chartex" xmlns:cx1="http://schemas.microsoft.com/office/drawing/2015/9/8/chartex" xmlns:cx2="http://schemas.microsoft.com/office/drawing/2015/10/21/chartex" xmlns:cx3="http://schemas.microsoft.com/office/drawing/2016/5/9/chartex" xmlns:cx4="http://schemas.microsoft.com/office/drawing/2016/5/10/chartex" xmlns:cx5="http://schemas.microsoft.com/office/drawing/2016/5/11/chartex" xmlns:cx6="http://schemas.microsoft.com/office/drawing/2016/5/12/chartex" xmlns:cx7="http://schemas.microsoft.com/office/drawing/2016/5/13/chartex" xmlns:cx8="http://schemas.microsoft.com/office/drawing/2016/5/14/chartex" xmlns:mc="http://schemas.openxmlformats.org/markup-compatibility/2006" xmlns:aink="http://schemas.microsoft.com/office/drawing/2016/ink" xmlns:am3d="http://schemas.microsoft.com/office/drawing/2017/model3d" xmlns:o="urn:schemas-microsoft-com:office:office" xmlns:oel="http://schemas.microsoft.com/office/2019/extlst" xmlns:r="http://schemas.openxmlformats.org/officeDocument/2006/relationships" xmlns:m="http://schemas.openxmlformats.org/officeDocument/2006/math" xmlns:v="urn:schemas-microsoft-com:vml" xmlns:wp14="http://schemas.microsoft.com/office/word/2010/wordprocessingDrawing" xmlns:wp="http://schemas.openxmlformats.org/drawingml/2006/wordprocessingDrawing" xmlns:w10="urn:schemas-microsoft-com:office:word" xmlns:w="http://schemas.openxmlformats.org/wordprocessingml/2006/main" xmlns:w14="http://schemas.microsoft.com/office/word/2010/wordml" xmlns:w15="http://schemas.microsoft.com/office/word/2012/wordml" xmlns:w16cex="http://schemas.microsoft.com/office/word/2018/wordml/cex" xmlns:w16cid="http://schemas.microsoft.com/office/word/2016/wordml/cid" xmlns:w16="http://schemas.microsoft.com/office/word/2018/wordml" xmlns:w16du="http://schemas.microsoft.com/office/word/2023/wordml/word16du" xmlns:w16sdtdh="http://schemas.microsoft.com/office/word/2020/wordml/sdtdatahash" xmlns:w16sdtfl="http://schemas.microsoft.com/office/word/2024/wordml/sdtformatlock" xmlns:w16se="http://schemas.microsoft.com/office/word/2015/wordml/symex" xmlns:wpg="http://schemas.microsoft.com/office/word/2010/wordprocessingGroup" xmlns:wpi="http://schemas.microsoft.com/office/word/2010/wordprocessingInk" xmlns:wne="http://schemas.microsoft.com/office/word/2006/wordml" xmlns:wps="http://schemas.microsoft.com/office/word/2010/wordprocessingShape" mc:Ignorable="w14 w15 w16se w16cid w16 w16cex w16sdtdh w16sdtfl w16du wp14">
   <w:endnote w:type="separator" w:id="-1">
     <w:p>
       <w:r>
@@ -2431,7 +2433,7 @@
 </file>
 
 <file path=word/footer1.xml><?xml version="1.0" encoding="utf-8"?>
-<w:ftr xmlns:wpc="http://schemas.microsoft.com/office/word/2010/wordprocessingCanvas" xmlns:cx="http://schemas.microsoft.com/office/drawing/2014/chartex" xmlns:cx1="http://schemas.microsoft.com/office/drawing/2015/9/8/chartex" xmlns:cx2="http://schemas.microsoft.com/office/drawing/2015/10/21/chartex" xmlns:cx3="http://schemas.microsoft.com/office/drawing/2016/5/9/chartex" xmlns:cx4="http://schemas.microsoft.com/office/drawing/2016/5/10/chartex" xmlns:cx5="http://schemas.microsoft.com/office/drawing/2016/5/11/chartex" xmlns:cx6="http://schemas.microsoft.com/office/drawing/2016/5/12/chartex" xmlns:cx7="http://schemas.microsoft.com/office/drawing/2016/5/13/chartex" xmlns:cx8="http://schemas.microsoft.com/office/drawing/2016/5/14/chartex" xmlns:mc="http://schemas.openxmlformats.org/markup-compatibility/2006" xmlns:aink="http://schemas.microsoft.com/office/drawing/2016/ink" xmlns:am3d="http://schemas.microsoft.com/office/drawing/2017/model3d" xmlns:o="urn:schemas-microsoft-com:office:office" xmlns:r="http://schemas.openxmlformats.org/officeDocument/2006/relationships" xmlns:m="http://schemas.openxmlformats.org/officeDocument/2006/math" xmlns:v="urn:schemas-microsoft-com:vml" xmlns:wp14="http://schemas.microsoft.com/office/word/2010/wordprocessingDrawing" xmlns:wp="http://schemas.openxmlformats.org/drawingml/2006/wordprocessingDrawing" xmlns:w10="urn:schemas-microsoft-com:office:word" xmlns:w="http://schemas.openxmlformats.org/wordprocessingml/2006/main" xmlns:w14="http://schemas.microsoft.com/office/word/2010/wordml" xmlns:w15="http://schemas.microsoft.com/office/word/2012/wordml" xmlns:w16cex="http://schemas.microsoft.com/office/word/2018/wordml/cex" xmlns:w16cid="http://schemas.microsoft.com/office/word/2016/wordml/cid" xmlns:w16="http://schemas.microsoft.com/office/word/2018/wordml" xmlns:w16sdtdh="http://schemas.microsoft.com/office/word/2020/wordml/sdtdatahash" xmlns:w16se="http://schemas.microsoft.com/office/word/2015/wordml/symex" xmlns:wpg="http://schemas.microsoft.com/office/word/2010/wordprocessingGroup" xmlns:wpi="http://schemas.microsoft.com/office/word/2010/wordprocessingInk" xmlns:wne="http://schemas.microsoft.com/office/word/2006/wordml" xmlns:wps="http://schemas.microsoft.com/office/word/2010/wordprocessingShape" mc:Ignorable="w14 w15 w16se w16cid w16 w16cex w16sdtdh wp14">
+<w:ftr xmlns:wpc="http://schemas.microsoft.com/office/word/2010/wordprocessingCanvas" xmlns:cx="http://schemas.microsoft.com/office/drawing/2014/chartex" xmlns:cx1="http://schemas.microsoft.com/office/drawing/2015/9/8/chartex" xmlns:cx2="http://schemas.microsoft.com/office/drawing/2015/10/21/chartex" xmlns:cx3="http://schemas.microsoft.com/office/drawing/2016/5/9/chartex" xmlns:cx4="http://schemas.microsoft.com/office/drawing/2016/5/10/chartex" xmlns:cx5="http://schemas.microsoft.com/office/drawing/2016/5/11/chartex" xmlns:cx6="http://schemas.microsoft.com/office/drawing/2016/5/12/chartex" xmlns:cx7="http://schemas.microsoft.com/office/drawing/2016/5/13/chartex" xmlns:cx8="http://schemas.microsoft.com/office/drawing/2016/5/14/chartex" xmlns:mc="http://schemas.openxmlformats.org/markup-compatibility/2006" xmlns:aink="http://schemas.microsoft.com/office/drawing/2016/ink" xmlns:am3d="http://schemas.microsoft.com/office/drawing/2017/model3d" xmlns:o="urn:schemas-microsoft-com:office:office" xmlns:oel="http://schemas.microsoft.com/office/2019/extlst" xmlns:r="http://schemas.openxmlformats.org/officeDocument/2006/relationships" xmlns:m="http://schemas.openxmlformats.org/officeDocument/2006/math" xmlns:v="urn:schemas-microsoft-com:vml" xmlns:wp14="http://schemas.microsoft.com/office/word/2010/wordprocessingDrawing" xmlns:wp="http://schemas.openxmlformats.org/drawingml/2006/wordprocessingDrawing" xmlns:w10="urn:schemas-microsoft-com:office:word" xmlns:w="http://schemas.openxmlformats.org/wordprocessingml/2006/main" xmlns:w14="http://schemas.microsoft.com/office/word/2010/wordml" xmlns:w15="http://schemas.microsoft.com/office/word/2012/wordml" xmlns:w16cex="http://schemas.microsoft.com/office/word/2018/wordml/cex" xmlns:w16cid="http://schemas.microsoft.com/office/word/2016/wordml/cid" xmlns:w16="http://schemas.microsoft.com/office/word/2018/wordml" xmlns:w16du="http://schemas.microsoft.com/office/word/2023/wordml/word16du" xmlns:w16sdtdh="http://schemas.microsoft.com/office/word/2020/wordml/sdtdatahash" xmlns:w16sdtfl="http://schemas.microsoft.com/office/word/2024/wordml/sdtformatlock" xmlns:w16se="http://schemas.microsoft.com/office/word/2015/wordml/symex" xmlns:wpg="http://schemas.microsoft.com/office/word/2010/wordprocessingGroup" xmlns:wpi="http://schemas.microsoft.com/office/word/2010/wordprocessingInk" xmlns:wne="http://schemas.microsoft.com/office/word/2006/wordml" xmlns:wps="http://schemas.microsoft.com/office/word/2010/wordprocessingShape" mc:Ignorable="w14 w15 w16se w16cid w16 w16cex w16sdtdh w16sdtfl w16du wp14">
   <w:p>
     <w:pPr>
       <w:pStyle w:val="Fuzeile"/>
@@ -2441,7 +2443,7 @@
 </file>
 
 <file path=word/footer2.xml><?xml version="1.0" encoding="utf-8"?>
-<w:ftr xmlns:wpc="http://schemas.microsoft.com/office/word/2010/wordprocessingCanvas" xmlns:cx="http://schemas.microsoft.com/office/drawing/2014/chartex" xmlns:cx1="http://schemas.microsoft.com/office/drawing/2015/9/8/chartex" xmlns:cx2="http://schemas.microsoft.com/office/drawing/2015/10/21/chartex" xmlns:cx3="http://schemas.microsoft.com/office/drawing/2016/5/9/chartex" xmlns:cx4="http://schemas.microsoft.com/office/drawing/2016/5/10/chartex" xmlns:cx5="http://schemas.microsoft.com/office/drawing/2016/5/11/chartex" xmlns:cx6="http://schemas.microsoft.com/office/drawing/2016/5/12/chartex" xmlns:cx7="http://schemas.microsoft.com/office/drawing/2016/5/13/chartex" xmlns:cx8="http://schemas.microsoft.com/office/drawing/2016/5/14/chartex" xmlns:mc="http://schemas.openxmlformats.org/markup-compatibility/2006" xmlns:aink="http://schemas.microsoft.com/office/drawing/2016/ink" xmlns:am3d="http://schemas.microsoft.com/office/drawing/2017/model3d" xmlns:o="urn:schemas-microsoft-com:office:office" xmlns:r="http://schemas.openxmlformats.org/officeDocument/2006/relationships" xmlns:m="http://schemas.openxmlformats.org/officeDocument/2006/math" xmlns:v="urn:schemas-microsoft-com:vml" xmlns:wp14="http://schemas.microsoft.com/office/word/2010/wordprocessingDrawing" xmlns:wp="http://schemas.openxmlformats.org/drawingml/2006/wordprocessingDrawing" xmlns:w10="urn:schemas-microsoft-com:office:word" xmlns:w="http://schemas.openxmlformats.org/wordprocessingml/2006/main" xmlns:w14="http://schemas.microsoft.com/office/word/2010/wordml" xmlns:w15="http://schemas.microsoft.com/office/word/2012/wordml" xmlns:w16cex="http://schemas.microsoft.com/office/word/2018/wordml/cex" xmlns:w16cid="http://schemas.microsoft.com/office/word/2016/wordml/cid" xmlns:w16="http://schemas.microsoft.com/office/word/2018/wordml" xmlns:w16sdtdh="http://schemas.microsoft.com/office/word/2020/wordml/sdtdatahash" xmlns:w16se="http://schemas.microsoft.com/office/word/2015/wordml/symex" xmlns:wpg="http://schemas.microsoft.com/office/word/2010/wordprocessingGroup" xmlns:wpi="http://schemas.microsoft.com/office/word/2010/wordprocessingInk" xmlns:wne="http://schemas.microsoft.com/office/word/2006/wordml" xmlns:wps="http://schemas.microsoft.com/office/word/2010/wordprocessingShape" mc:Ignorable="w14 w15 w16se w16cid w16 w16cex w16sdtdh wp14">
+<w:ftr xmlns:wpc="http://schemas.microsoft.com/office/word/2010/wordprocessingCanvas" xmlns:cx="http://schemas.microsoft.com/office/drawing/2014/chartex" xmlns:cx1="http://schemas.microsoft.com/office/drawing/2015/9/8/chartex" xmlns:cx2="http://schemas.microsoft.com/office/drawing/2015/10/21/chartex" xmlns:cx3="http://schemas.microsoft.com/office/drawing/2016/5/9/chartex" xmlns:cx4="http://schemas.microsoft.com/office/drawing/2016/5/10/chartex" xmlns:cx5="http://schemas.microsoft.com/office/drawing/2016/5/11/chartex" xmlns:cx6="http://schemas.microsoft.com/office/drawing/2016/5/12/chartex" xmlns:cx7="http://schemas.microsoft.com/office/drawing/2016/5/13/chartex" xmlns:cx8="http://schemas.microsoft.com/office/drawing/2016/5/14/chartex" xmlns:mc="http://schemas.openxmlformats.org/markup-compatibility/2006" xmlns:aink="http://schemas.microsoft.com/office/drawing/2016/ink" xmlns:am3d="http://schemas.microsoft.com/office/drawing/2017/model3d" xmlns:o="urn:schemas-microsoft-com:office:office" xmlns:oel="http://schemas.microsoft.com/office/2019/extlst" xmlns:r="http://schemas.openxmlformats.org/officeDocument/2006/relationships" xmlns:m="http://schemas.openxmlformats.org/officeDocument/2006/math" xmlns:v="urn:schemas-microsoft-com:vml" xmlns:wp14="http://schemas.microsoft.com/office/word/2010/wordprocessingDrawing" xmlns:wp="http://schemas.openxmlformats.org/drawingml/2006/wordprocessingDrawing" xmlns:w10="urn:schemas-microsoft-com:office:word" xmlns:w="http://schemas.openxmlformats.org/wordprocessingml/2006/main" xmlns:w14="http://schemas.microsoft.com/office/word/2010/wordml" xmlns:w15="http://schemas.microsoft.com/office/word/2012/wordml" xmlns:w16cex="http://schemas.microsoft.com/office/word/2018/wordml/cex" xmlns:w16cid="http://schemas.microsoft.com/office/word/2016/wordml/cid" xmlns:w16="http://schemas.microsoft.com/office/word/2018/wordml" xmlns:w16du="http://schemas.microsoft.com/office/word/2023/wordml/word16du" xmlns:w16sdtdh="http://schemas.microsoft.com/office/word/2020/wordml/sdtdatahash" xmlns:w16sdtfl="http://schemas.microsoft.com/office/word/2024/wordml/sdtformatlock" xmlns:w16se="http://schemas.microsoft.com/office/word/2015/wordml/symex" xmlns:wpg="http://schemas.microsoft.com/office/word/2010/wordprocessingGroup" xmlns:wpi="http://schemas.microsoft.com/office/word/2010/wordprocessingInk" xmlns:wne="http://schemas.microsoft.com/office/word/2006/wordml" xmlns:wps="http://schemas.microsoft.com/office/word/2010/wordprocessingShape" mc:Ignorable="w14 w15 w16se w16cid w16 w16cex w16sdtdh w16sdtfl w16du wp14">
   <w:tbl>
     <w:tblPr>
       <w:tblW w:w="12831" w:type="dxa"/>
@@ -3562,7 +3564,7 @@
 </file>
 
 <file path=word/footer3.xml><?xml version="1.0" encoding="utf-8"?>
-<w:ftr xmlns:wpc="http://schemas.microsoft.com/office/word/2010/wordprocessingCanvas" xmlns:cx="http://schemas.microsoft.com/office/drawing/2014/chartex" xmlns:cx1="http://schemas.microsoft.com/office/drawing/2015/9/8/chartex" xmlns:cx2="http://schemas.microsoft.com/office/drawing/2015/10/21/chartex" xmlns:cx3="http://schemas.microsoft.com/office/drawing/2016/5/9/chartex" xmlns:cx4="http://schemas.microsoft.com/office/drawing/2016/5/10/chartex" xmlns:cx5="http://schemas.microsoft.com/office/drawing/2016/5/11/chartex" xmlns:cx6="http://schemas.microsoft.com/office/drawing/2016/5/12/chartex" xmlns:cx7="http://schemas.microsoft.com/office/drawing/2016/5/13/chartex" xmlns:cx8="http://schemas.microsoft.com/office/drawing/2016/5/14/chartex" xmlns:mc="http://schemas.openxmlformats.org/markup-compatibility/2006" xmlns:aink="http://schemas.microsoft.com/office/drawing/2016/ink" xmlns:am3d="http://schemas.microsoft.com/office/drawing/2017/model3d" xmlns:o="urn:schemas-microsoft-com:office:office" xmlns:r="http://schemas.openxmlformats.org/officeDocument/2006/relationships" xmlns:m="http://schemas.openxmlformats.org/officeDocument/2006/math" xmlns:v="urn:schemas-microsoft-com:vml" xmlns:wp14="http://schemas.microsoft.com/office/word/2010/wordprocessingDrawing" xmlns:wp="http://schemas.openxmlformats.org/drawingml/2006/wordprocessingDrawing" xmlns:w10="urn:schemas-microsoft-com:office:word" xmlns:w="http://schemas.openxmlformats.org/wordprocessingml/2006/main" xmlns:w14="http://schemas.microsoft.com/office/word/2010/wordml" xmlns:w15="http://schemas.microsoft.com/office/word/2012/wordml" xmlns:w16cex="http://schemas.microsoft.com/office/word/2018/wordml/cex" xmlns:w16cid="http://schemas.microsoft.com/office/word/2016/wordml/cid" xmlns:w16="http://schemas.microsoft.com/office/word/2018/wordml" xmlns:w16sdtdh="http://schemas.microsoft.com/office/word/2020/wordml/sdtdatahash" xmlns:w16se="http://schemas.microsoft.com/office/word/2015/wordml/symex" xmlns:wpg="http://schemas.microsoft.com/office/word/2010/wordprocessingGroup" xmlns:wpi="http://schemas.microsoft.com/office/word/2010/wordprocessingInk" xmlns:wne="http://schemas.microsoft.com/office/word/2006/wordml" xmlns:wps="http://schemas.microsoft.com/office/word/2010/wordprocessingShape" mc:Ignorable="w14 w15 w16se w16cid w16 w16cex w16sdtdh wp14">
+<w:ftr xmlns:wpc="http://schemas.microsoft.com/office/word/2010/wordprocessingCanvas" xmlns:cx="http://schemas.microsoft.com/office/drawing/2014/chartex" xmlns:cx1="http://schemas.microsoft.com/office/drawing/2015/9/8/chartex" xmlns:cx2="http://schemas.microsoft.com/office/drawing/2015/10/21/chartex" xmlns:cx3="http://schemas.microsoft.com/office/drawing/2016/5/9/chartex" xmlns:cx4="http://schemas.microsoft.com/office/drawing/2016/5/10/chartex" xmlns:cx5="http://schemas.microsoft.com/office/drawing/2016/5/11/chartex" xmlns:cx6="http://schemas.microsoft.com/office/drawing/2016/5/12/chartex" xmlns:cx7="http://schemas.microsoft.com/office/drawing/2016/5/13/chartex" xmlns:cx8="http://schemas.microsoft.com/office/drawing/2016/5/14/chartex" xmlns:mc="http://schemas.openxmlformats.org/markup-compatibility/2006" xmlns:aink="http://schemas.microsoft.com/office/drawing/2016/ink" xmlns:am3d="http://schemas.microsoft.com/office/drawing/2017/model3d" xmlns:o="urn:schemas-microsoft-com:office:office" xmlns:oel="http://schemas.microsoft.com/office/2019/extlst" xmlns:r="http://schemas.openxmlformats.org/officeDocument/2006/relationships" xmlns:m="http://schemas.openxmlformats.org/officeDocument/2006/math" xmlns:v="urn:schemas-microsoft-com:vml" xmlns:wp14="http://schemas.microsoft.com/office/word/2010/wordprocessingDrawing" xmlns:wp="http://schemas.openxmlformats.org/drawingml/2006/wordprocessingDrawing" xmlns:w10="urn:schemas-microsoft-com:office:word" xmlns:w="http://schemas.openxmlformats.org/wordprocessingml/2006/main" xmlns:w14="http://schemas.microsoft.com/office/word/2010/wordml" xmlns:w15="http://schemas.microsoft.com/office/word/2012/wordml" xmlns:w16cex="http://schemas.microsoft.com/office/word/2018/wordml/cex" xmlns:w16cid="http://schemas.microsoft.com/office/word/2016/wordml/cid" xmlns:w16="http://schemas.microsoft.com/office/word/2018/wordml" xmlns:w16du="http://schemas.microsoft.com/office/word/2023/wordml/word16du" xmlns:w16sdtdh="http://schemas.microsoft.com/office/word/2020/wordml/sdtdatahash" xmlns:w16sdtfl="http://schemas.microsoft.com/office/word/2024/wordml/sdtformatlock" xmlns:w16se="http://schemas.microsoft.com/office/word/2015/wordml/symex" xmlns:wpg="http://schemas.microsoft.com/office/word/2010/wordprocessingGroup" xmlns:wpi="http://schemas.microsoft.com/office/word/2010/wordprocessingInk" xmlns:wne="http://schemas.microsoft.com/office/word/2006/wordml" xmlns:wps="http://schemas.microsoft.com/office/word/2010/wordprocessingShape" mc:Ignorable="w14 w15 w16se w16cid w16 w16cex w16sdtdh w16sdtfl w16du wp14">
   <w:p>
     <w:pPr>
       <w:pStyle w:val="Fuzeile"/>
@@ -3572,7 +3574,7 @@
 </file>
 
 <file path=word/footnotes.xml><?xml version="1.0" encoding="utf-8"?>
-<w:footnotes xmlns:wpc="http://schemas.microsoft.com/office/word/2010/wordprocessingCanvas" xmlns:cx="http://schemas.microsoft.com/office/drawing/2014/chartex" xmlns:cx1="http://schemas.microsoft.com/office/drawing/2015/9/8/chartex" xmlns:cx2="http://schemas.microsoft.com/office/drawing/2015/10/21/chartex" xmlns:cx3="http://schemas.microsoft.com/office/drawing/2016/5/9/chartex" xmlns:cx4="http://schemas.microsoft.com/office/drawing/2016/5/10/chartex" xmlns:cx5="http://schemas.microsoft.com/office/drawing/2016/5/11/chartex" xmlns:cx6="http://schemas.microsoft.com/office/drawing/2016/5/12/chartex" xmlns:cx7="http://schemas.microsoft.com/office/drawing/2016/5/13/chartex" xmlns:cx8="http://schemas.microsoft.com/office/drawing/2016/5/14/chartex" xmlns:mc="http://schemas.openxmlformats.org/markup-compatibility/2006" xmlns:aink="http://schemas.microsoft.com/office/drawing/2016/ink" xmlns:am3d="http://schemas.microsoft.com/office/drawing/2017/model3d" xmlns:o="urn:schemas-microsoft-com:office:office" xmlns:r="http://schemas.openxmlformats.org/officeDocument/2006/relationships" xmlns:m="http://schemas.openxmlformats.org/officeDocument/2006/math" xmlns:v="urn:schemas-microsoft-com:vml" xmlns:wp14="http://schemas.microsoft.com/office/word/2010/wordprocessingDrawing" xmlns:wp="http://schemas.openxmlformats.org/drawingml/2006/wordprocessingDrawing" xmlns:w10="urn:schemas-microsoft-com:office:word" xmlns:w="http://schemas.openxmlformats.org/wordprocessingml/2006/main" xmlns:w14="http://schemas.microsoft.com/office/word/2010/wordml" xmlns:w15="http://schemas.microsoft.com/office/word/2012/wordml" xmlns:w16cex="http://schemas.microsoft.com/office/word/2018/wordml/cex" xmlns:w16cid="http://schemas.microsoft.com/office/word/2016/wordml/cid" xmlns:w16="http://schemas.microsoft.com/office/word/2018/wordml" xmlns:w16sdtdh="http://schemas.microsoft.com/office/word/2020/wordml/sdtdatahash" xmlns:w16se="http://schemas.microsoft.com/office/word/2015/wordml/symex" xmlns:wpg="http://schemas.microsoft.com/office/word/2010/wordprocessingGroup" xmlns:wpi="http://schemas.microsoft.com/office/word/2010/wordprocessingInk" xmlns:wne="http://schemas.microsoft.com/office/word/2006/wordml" xmlns:wps="http://schemas.microsoft.com/office/word/2010/wordprocessingShape" mc:Ignorable="w14 w15 w16se w16cid w16 w16cex w16sdtdh wp14">
+<w:footnotes xmlns:wpc="http://schemas.microsoft.com/office/word/2010/wordprocessingCanvas" xmlns:cx="http://schemas.microsoft.com/office/drawing/2014/chartex" xmlns:cx1="http://schemas.microsoft.com/office/drawing/2015/9/8/chartex" xmlns:cx2="http://schemas.microsoft.com/office/drawing/2015/10/21/chartex" xmlns:cx3="http://schemas.microsoft.com/office/drawing/2016/5/9/chartex" xmlns:cx4="http://schemas.microsoft.com/office/drawing/2016/5/10/chartex" xmlns:cx5="http://schemas.microsoft.com/office/drawing/2016/5/11/chartex" xmlns:cx6="http://schemas.microsoft.com/office/drawing/2016/5/12/chartex" xmlns:cx7="http://schemas.microsoft.com/office/drawing/2016/5/13/chartex" xmlns:cx8="http://schemas.microsoft.com/office/drawing/2016/5/14/chartex" xmlns:mc="http://schemas.openxmlformats.org/markup-compatibility/2006" xmlns:aink="http://schemas.microsoft.com/office/drawing/2016/ink" xmlns:am3d="http://schemas.microsoft.com/office/drawing/2017/model3d" xmlns:o="urn:schemas-microsoft-com:office:office" xmlns:oel="http://schemas.microsoft.com/office/2019/extlst" xmlns:r="http://schemas.openxmlformats.org/officeDocument/2006/relationships" xmlns:m="http://schemas.openxmlformats.org/officeDocument/2006/math" xmlns:v="urn:schemas-microsoft-com:vml" xmlns:wp14="http://schemas.microsoft.com/office/word/2010/wordprocessingDrawing" xmlns:wp="http://schemas.openxmlformats.org/drawingml/2006/wordprocessingDrawing" xmlns:w10="urn:schemas-microsoft-com:office:word" xmlns:w="http://schemas.openxmlformats.org/wordprocessingml/2006/main" xmlns:w14="http://schemas.microsoft.com/office/word/2010/wordml" xmlns:w15="http://schemas.microsoft.com/office/word/2012/wordml" xmlns:w16cex="http://schemas.microsoft.com/office/word/2018/wordml/cex" xmlns:w16cid="http://schemas.microsoft.com/office/word/2016/wordml/cid" xmlns:w16="http://schemas.microsoft.com/office/word/2018/wordml" xmlns:w16du="http://schemas.microsoft.com/office/word/2023/wordml/word16du" xmlns:w16sdtdh="http://schemas.microsoft.com/office/word/2020/wordml/sdtdatahash" xmlns:w16sdtfl="http://schemas.microsoft.com/office/word/2024/wordml/sdtformatlock" xmlns:w16se="http://schemas.microsoft.com/office/word/2015/wordml/symex" xmlns:wpg="http://schemas.microsoft.com/office/word/2010/wordprocessingGroup" xmlns:wpi="http://schemas.microsoft.com/office/word/2010/wordprocessingInk" xmlns:wne="http://schemas.microsoft.com/office/word/2006/wordml" xmlns:wps="http://schemas.microsoft.com/office/word/2010/wordprocessingShape" mc:Ignorable="w14 w15 w16se w16cid w16 w16cex w16sdtdh w16sdtfl w16du wp14">
   <w:footnote w:type="separator" w:id="-1">
     <w:p>
       <w:r>
@@ -3591,7 +3593,7 @@
 </file>
 
 <file path=word/header1.xml><?xml version="1.0" encoding="utf-8"?>
-<w:hdr xmlns:wpc="http://schemas.microsoft.com/office/word/2010/wordprocessingCanvas" xmlns:cx="http://schemas.microsoft.com/office/drawing/2014/chartex" xmlns:cx1="http://schemas.microsoft.com/office/drawing/2015/9/8/chartex" xmlns:cx2="http://schemas.microsoft.com/office/drawing/2015/10/21/chartex" xmlns:cx3="http://schemas.microsoft.com/office/drawing/2016/5/9/chartex" xmlns:cx4="http://schemas.microsoft.com/office/drawing/2016/5/10/chartex" xmlns:cx5="http://schemas.microsoft.com/office/drawing/2016/5/11/chartex" xmlns:cx6="http://schemas.microsoft.com/office/drawing/2016/5/12/chartex" xmlns:cx7="http://schemas.microsoft.com/office/drawing/2016/5/13/chartex" xmlns:cx8="http://schemas.microsoft.com/office/drawing/2016/5/14/chartex" xmlns:mc="http://schemas.openxmlformats.org/markup-compatibility/2006" xmlns:aink="http://schemas.microsoft.com/office/drawing/2016/ink" xmlns:am3d="http://schemas.microsoft.com/office/drawing/2017/model3d" xmlns:o="urn:schemas-microsoft-com:office:office" xmlns:r="http://schemas.openxmlformats.org/officeDocument/2006/relationships" xmlns:m="http://schemas.openxmlformats.org/officeDocument/2006/math" xmlns:v="urn:schemas-microsoft-com:vml" xmlns:wp14="http://schemas.microsoft.com/office/word/2010/wordprocessingDrawing" xmlns:wp="http://schemas.openxmlformats.org/drawingml/2006/wordprocessingDrawing" xmlns:w10="urn:schemas-microsoft-com:office:word" xmlns:w="http://schemas.openxmlformats.org/wordprocessingml/2006/main" xmlns:w14="http://schemas.microsoft.com/office/word/2010/wordml" xmlns:w15="http://schemas.microsoft.com/office/word/2012/wordml" xmlns:w16cex="http://schemas.microsoft.com/office/word/2018/wordml/cex" xmlns:w16cid="http://schemas.microsoft.com/office/word/2016/wordml/cid" xmlns:w16="http://schemas.microsoft.com/office/word/2018/wordml" xmlns:w16sdtdh="http://schemas.microsoft.com/office/word/2020/wordml/sdtdatahash" xmlns:w16se="http://schemas.microsoft.com/office/word/2015/wordml/symex" xmlns:wpg="http://schemas.microsoft.com/office/word/2010/wordprocessingGroup" xmlns:wpi="http://schemas.microsoft.com/office/word/2010/wordprocessingInk" xmlns:wne="http://schemas.microsoft.com/office/word/2006/wordml" xmlns:wps="http://schemas.microsoft.com/office/word/2010/wordprocessingShape" mc:Ignorable="w14 w15 w16se w16cid w16 w16cex w16sdtdh wp14">
+<w:hdr xmlns:wpc="http://schemas.microsoft.com/office/word/2010/wordprocessingCanvas" xmlns:cx="http://schemas.microsoft.com/office/drawing/2014/chartex" xmlns:cx1="http://schemas.microsoft.com/office/drawing/2015/9/8/chartex" xmlns:cx2="http://schemas.microsoft.com/office/drawing/2015/10/21/chartex" xmlns:cx3="http://schemas.microsoft.com/office/drawing/2016/5/9/chartex" xmlns:cx4="http://schemas.microsoft.com/office/drawing/2016/5/10/chartex" xmlns:cx5="http://schemas.microsoft.com/office/drawing/2016/5/11/chartex" xmlns:cx6="http://schemas.microsoft.com/office/drawing/2016/5/12/chartex" xmlns:cx7="http://schemas.microsoft.com/office/drawing/2016/5/13/chartex" xmlns:cx8="http://schemas.microsoft.com/office/drawing/2016/5/14/chartex" xmlns:mc="http://schemas.openxmlformats.org/markup-compatibility/2006" xmlns:aink="http://schemas.microsoft.com/office/drawing/2016/ink" xmlns:am3d="http://schemas.microsoft.com/office/drawing/2017/model3d" xmlns:o="urn:schemas-microsoft-com:office:office" xmlns:oel="http://schemas.microsoft.com/office/2019/extlst" xmlns:r="http://schemas.openxmlformats.org/officeDocument/2006/relationships" xmlns:m="http://schemas.openxmlformats.org/officeDocument/2006/math" xmlns:v="urn:schemas-microsoft-com:vml" xmlns:wp14="http://schemas.microsoft.com/office/word/2010/wordprocessingDrawing" xmlns:wp="http://schemas.openxmlformats.org/drawingml/2006/wordprocessingDrawing" xmlns:w10="urn:schemas-microsoft-com:office:word" xmlns:w="http://schemas.openxmlformats.org/wordprocessingml/2006/main" xmlns:w14="http://schemas.microsoft.com/office/word/2010/wordml" xmlns:w15="http://schemas.microsoft.com/office/word/2012/wordml" xmlns:w16cex="http://schemas.microsoft.com/office/word/2018/wordml/cex" xmlns:w16cid="http://schemas.microsoft.com/office/word/2016/wordml/cid" xmlns:w16="http://schemas.microsoft.com/office/word/2018/wordml" xmlns:w16du="http://schemas.microsoft.com/office/word/2023/wordml/word16du" xmlns:w16sdtdh="http://schemas.microsoft.com/office/word/2020/wordml/sdtdatahash" xmlns:w16sdtfl="http://schemas.microsoft.com/office/word/2024/wordml/sdtformatlock" xmlns:w16se="http://schemas.microsoft.com/office/word/2015/wordml/symex" xmlns:wpg="http://schemas.microsoft.com/office/word/2010/wordprocessingGroup" xmlns:wpi="http://schemas.microsoft.com/office/word/2010/wordprocessingInk" xmlns:wne="http://schemas.microsoft.com/office/word/2006/wordml" xmlns:wps="http://schemas.microsoft.com/office/word/2010/wordprocessingShape" mc:Ignorable="w14 w15 w16se w16cid w16 w16cex w16sdtdh w16sdtfl w16du wp14">
   <w:p>
     <w:pPr>
       <w:pStyle w:val="Kopfzeile"/>
@@ -3601,7 +3603,7 @@
 </file>
 
 <file path=word/header2.xml><?xml version="1.0" encoding="utf-8"?>
-<w:hdr xmlns:wpc="http://schemas.microsoft.com/office/word/2010/wordprocessingCanvas" xmlns:cx="http://schemas.microsoft.com/office/drawing/2014/chartex" xmlns:cx1="http://schemas.microsoft.com/office/drawing/2015/9/8/chartex" xmlns:cx2="http://schemas.microsoft.com/office/drawing/2015/10/21/chartex" xmlns:cx3="http://schemas.microsoft.com/office/drawing/2016/5/9/chartex" xmlns:cx4="http://schemas.microsoft.com/office/drawing/2016/5/10/chartex" xmlns:cx5="http://schemas.microsoft.com/office/drawing/2016/5/11/chartex" xmlns:cx6="http://schemas.microsoft.com/office/drawing/2016/5/12/chartex" xmlns:cx7="http://schemas.microsoft.com/office/drawing/2016/5/13/chartex" xmlns:cx8="http://schemas.microsoft.com/office/drawing/2016/5/14/chartex" xmlns:mc="http://schemas.openxmlformats.org/markup-compatibility/2006" xmlns:aink="http://schemas.microsoft.com/office/drawing/2016/ink" xmlns:am3d="http://schemas.microsoft.com/office/drawing/2017/model3d" xmlns:o="urn:schemas-microsoft-com:office:office" xmlns:r="http://schemas.openxmlformats.org/officeDocument/2006/relationships" xmlns:m="http://schemas.openxmlformats.org/officeDocument/2006/math" xmlns:v="urn:schemas-microsoft-com:vml" xmlns:wp14="http://schemas.microsoft.com/office/word/2010/wordprocessingDrawing" xmlns:wp="http://schemas.openxmlformats.org/drawingml/2006/wordprocessingDrawing" xmlns:w10="urn:schemas-microsoft-com:office:word" xmlns:w="http://schemas.openxmlformats.org/wordprocessingml/2006/main" xmlns:w14="http://schemas.microsoft.com/office/word/2010/wordml" xmlns:w15="http://schemas.microsoft.com/office/word/2012/wordml" xmlns:w16cex="http://schemas.microsoft.com/office/word/2018/wordml/cex" xmlns:w16cid="http://schemas.microsoft.com/office/word/2016/wordml/cid" xmlns:w16="http://schemas.microsoft.com/office/word/2018/wordml" xmlns:w16sdtdh="http://schemas.microsoft.com/office/word/2020/wordml/sdtdatahash" xmlns:w16se="http://schemas.microsoft.com/office/word/2015/wordml/symex" xmlns:wpg="http://schemas.microsoft.com/office/word/2010/wordprocessingGroup" xmlns:wpi="http://schemas.microsoft.com/office/word/2010/wordprocessingInk" xmlns:wne="http://schemas.microsoft.com/office/word/2006/wordml" xmlns:wps="http://schemas.microsoft.com/office/word/2010/wordprocessingShape" mc:Ignorable="w14 w15 w16se w16cid w16 w16cex w16sdtdh wp14">
+<w:hdr xmlns:wpc="http://schemas.microsoft.com/office/word/2010/wordprocessingCanvas" xmlns:cx="http://schemas.microsoft.com/office/drawing/2014/chartex" xmlns:cx1="http://schemas.microsoft.com/office/drawing/2015/9/8/chartex" xmlns:cx2="http://schemas.microsoft.com/office/drawing/2015/10/21/chartex" xmlns:cx3="http://schemas.microsoft.com/office/drawing/2016/5/9/chartex" xmlns:cx4="http://schemas.microsoft.com/office/drawing/2016/5/10/chartex" xmlns:cx5="http://schemas.microsoft.com/office/drawing/2016/5/11/chartex" xmlns:cx6="http://schemas.microsoft.com/office/drawing/2016/5/12/chartex" xmlns:cx7="http://schemas.microsoft.com/office/drawing/2016/5/13/chartex" xmlns:cx8="http://schemas.microsoft.com/office/drawing/2016/5/14/chartex" xmlns:mc="http://schemas.openxmlformats.org/markup-compatibility/2006" xmlns:aink="http://schemas.microsoft.com/office/drawing/2016/ink" xmlns:am3d="http://schemas.microsoft.com/office/drawing/2017/model3d" xmlns:o="urn:schemas-microsoft-com:office:office" xmlns:oel="http://schemas.microsoft.com/office/2019/extlst" xmlns:r="http://schemas.openxmlformats.org/officeDocument/2006/relationships" xmlns:m="http://schemas.openxmlformats.org/officeDocument/2006/math" xmlns:v="urn:schemas-microsoft-com:vml" xmlns:wp14="http://schemas.microsoft.com/office/word/2010/wordprocessingDrawing" xmlns:wp="http://schemas.openxmlformats.org/drawingml/2006/wordprocessingDrawing" xmlns:w10="urn:schemas-microsoft-com:office:word" xmlns:w="http://schemas.openxmlformats.org/wordprocessingml/2006/main" xmlns:w14="http://schemas.microsoft.com/office/word/2010/wordml" xmlns:w15="http://schemas.microsoft.com/office/word/2012/wordml" xmlns:w16cex="http://schemas.microsoft.com/office/word/2018/wordml/cex" xmlns:w16cid="http://schemas.microsoft.com/office/word/2016/wordml/cid" xmlns:w16="http://schemas.microsoft.com/office/word/2018/wordml" xmlns:w16du="http://schemas.microsoft.com/office/word/2023/wordml/word16du" xmlns:w16sdtdh="http://schemas.microsoft.com/office/word/2020/wordml/sdtdatahash" xmlns:w16sdtfl="http://schemas.microsoft.com/office/word/2024/wordml/sdtformatlock" xmlns:w16se="http://schemas.microsoft.com/office/word/2015/wordml/symex" xmlns:wpg="http://schemas.microsoft.com/office/word/2010/wordprocessingGroup" xmlns:wpi="http://schemas.microsoft.com/office/word/2010/wordprocessingInk" xmlns:wne="http://schemas.microsoft.com/office/word/2006/wordml" xmlns:wps="http://schemas.microsoft.com/office/word/2010/wordprocessingShape" mc:Ignorable="w14 w15 w16se w16cid w16 w16cex w16sdtdh w16sdtfl w16du wp14">
   <w:tbl>
     <w:tblPr>
       <w:tblW w:w="10065" w:type="dxa"/>
@@ -3785,7 +3787,7 @@
 </file>
 
 <file path=word/header3.xml><?xml version="1.0" encoding="utf-8"?>
-<w:hdr xmlns:wpc="http://schemas.microsoft.com/office/word/2010/wordprocessingCanvas" xmlns:cx="http://schemas.microsoft.com/office/drawing/2014/chartex" xmlns:cx1="http://schemas.microsoft.com/office/drawing/2015/9/8/chartex" xmlns:cx2="http://schemas.microsoft.com/office/drawing/2015/10/21/chartex" xmlns:cx3="http://schemas.microsoft.com/office/drawing/2016/5/9/chartex" xmlns:cx4="http://schemas.microsoft.com/office/drawing/2016/5/10/chartex" xmlns:cx5="http://schemas.microsoft.com/office/drawing/2016/5/11/chartex" xmlns:cx6="http://schemas.microsoft.com/office/drawing/2016/5/12/chartex" xmlns:cx7="http://schemas.microsoft.com/office/drawing/2016/5/13/chartex" xmlns:cx8="http://schemas.microsoft.com/office/drawing/2016/5/14/chartex" xmlns:mc="http://schemas.openxmlformats.org/markup-compatibility/2006" xmlns:aink="http://schemas.microsoft.com/office/drawing/2016/ink" xmlns:am3d="http://schemas.microsoft.com/office/drawing/2017/model3d" xmlns:o="urn:schemas-microsoft-com:office:office" xmlns:r="http://schemas.openxmlformats.org/officeDocument/2006/relationships" xmlns:m="http://schemas.openxmlformats.org/officeDocument/2006/math" xmlns:v="urn:schemas-microsoft-com:vml" xmlns:wp14="http://schemas.microsoft.com/office/word/2010/wordprocessingDrawing" xmlns:wp="http://schemas.openxmlformats.org/drawingml/2006/wordprocessingDrawing" xmlns:w10="urn:schemas-microsoft-com:office:word" xmlns:w="http://schemas.openxmlformats.org/wordprocessingml/2006/main" xmlns:w14="http://schemas.microsoft.com/office/word/2010/wordml" xmlns:w15="http://schemas.microsoft.com/office/word/2012/wordml" xmlns:w16cex="http://schemas.microsoft.com/office/word/2018/wordml/cex" xmlns:w16cid="http://schemas.microsoft.com/office/word/2016/wordml/cid" xmlns:w16="http://schemas.microsoft.com/office/word/2018/wordml" xmlns:w16sdtdh="http://schemas.microsoft.com/office/word/2020/wordml/sdtdatahash" xmlns:w16se="http://schemas.microsoft.com/office/word/2015/wordml/symex" xmlns:wpg="http://schemas.microsoft.com/office/word/2010/wordprocessingGroup" xmlns:wpi="http://schemas.microsoft.com/office/word/2010/wordprocessingInk" xmlns:wne="http://schemas.microsoft.com/office/word/2006/wordml" xmlns:wps="http://schemas.microsoft.com/office/word/2010/wordprocessingShape" mc:Ignorable="w14 w15 w16se w16cid w16 w16cex w16sdtdh wp14">
+<w:hdr xmlns:wpc="http://schemas.microsoft.com/office/word/2010/wordprocessingCanvas" xmlns:cx="http://schemas.microsoft.com/office/drawing/2014/chartex" xmlns:cx1="http://schemas.microsoft.com/office/drawing/2015/9/8/chartex" xmlns:cx2="http://schemas.microsoft.com/office/drawing/2015/10/21/chartex" xmlns:cx3="http://schemas.microsoft.com/office/drawing/2016/5/9/chartex" xmlns:cx4="http://schemas.microsoft.com/office/drawing/2016/5/10/chartex" xmlns:cx5="http://schemas.microsoft.com/office/drawing/2016/5/11/chartex" xmlns:cx6="http://schemas.microsoft.com/office/drawing/2016/5/12/chartex" xmlns:cx7="http://schemas.microsoft.com/office/drawing/2016/5/13/chartex" xmlns:cx8="http://schemas.microsoft.com/office/drawing/2016/5/14/chartex" xmlns:mc="http://schemas.openxmlformats.org/markup-compatibility/2006" xmlns:aink="http://schemas.microsoft.com/office/drawing/2016/ink" xmlns:am3d="http://schemas.microsoft.com/office/drawing/2017/model3d" xmlns:o="urn:schemas-microsoft-com:office:office" xmlns:oel="http://schemas.microsoft.com/office/2019/extlst" xmlns:r="http://schemas.openxmlformats.org/officeDocument/2006/relationships" xmlns:m="http://schemas.openxmlformats.org/officeDocument/2006/math" xmlns:v="urn:schemas-microsoft-com:vml" xmlns:wp14="http://schemas.microsoft.com/office/word/2010/wordprocessingDrawing" xmlns:wp="http://schemas.openxmlformats.org/drawingml/2006/wordprocessingDrawing" xmlns:w10="urn:schemas-microsoft-com:office:word" xmlns:w="http://schemas.openxmlformats.org/wordprocessingml/2006/main" xmlns:w14="http://schemas.microsoft.com/office/word/2010/wordml" xmlns:w15="http://schemas.microsoft.com/office/word/2012/wordml" xmlns:w16cex="http://schemas.microsoft.com/office/word/2018/wordml/cex" xmlns:w16cid="http://schemas.microsoft.com/office/word/2016/wordml/cid" xmlns:w16="http://schemas.microsoft.com/office/word/2018/wordml" xmlns:w16du="http://schemas.microsoft.com/office/word/2023/wordml/word16du" xmlns:w16sdtdh="http://schemas.microsoft.com/office/word/2020/wordml/sdtdatahash" xmlns:w16sdtfl="http://schemas.microsoft.com/office/word/2024/wordml/sdtformatlock" xmlns:w16se="http://schemas.microsoft.com/office/word/2015/wordml/symex" xmlns:wpg="http://schemas.microsoft.com/office/word/2010/wordprocessingGroup" xmlns:wpi="http://schemas.microsoft.com/office/word/2010/wordprocessingInk" xmlns:wne="http://schemas.microsoft.com/office/word/2006/wordml" xmlns:wps="http://schemas.microsoft.com/office/word/2010/wordprocessingShape" mc:Ignorable="w14 w15 w16se w16cid w16 w16cex w16sdtdh w16sdtfl w16du wp14">
   <w:p>
     <w:pPr>
       <w:pStyle w:val="Kopfzeile"/>
@@ -3795,7 +3797,7 @@
 </file>
 
 <file path=word/numbering.xml><?xml version="1.0" encoding="utf-8"?>
-<w:numbering xmlns:wpc="http://schemas.microsoft.com/office/word/2010/wordprocessingCanvas" xmlns:cx="http://schemas.microsoft.com/office/drawing/2014/chartex" xmlns:cx1="http://schemas.microsoft.com/office/drawing/2015/9/8/chartex" xmlns:cx2="http://schemas.microsoft.com/office/drawing/2015/10/21/chartex" xmlns:cx3="http://schemas.microsoft.com/office/drawing/2016/5/9/chartex" xmlns:cx4="http://schemas.microsoft.com/office/drawing/2016/5/10/chartex" xmlns:cx5="http://schemas.microsoft.com/office/drawing/2016/5/11/chartex" xmlns:cx6="http://schemas.microsoft.com/office/drawing/2016/5/12/chartex" xmlns:cx7="http://schemas.microsoft.com/office/drawing/2016/5/13/chartex" xmlns:cx8="http://schemas.microsoft.com/office/drawing/2016/5/14/chartex" xmlns:mc="http://schemas.openxmlformats.org/markup-compatibility/2006" xmlns:aink="http://schemas.microsoft.com/office/drawing/2016/ink" xmlns:am3d="http://schemas.microsoft.com/office/drawing/2017/model3d" xmlns:o="urn:schemas-microsoft-com:office:office" xmlns:r="http://schemas.openxmlformats.org/officeDocument/2006/relationships" xmlns:m="http://schemas.openxmlformats.org/officeDocument/2006/math" xmlns:v="urn:schemas-microsoft-com:vml" xmlns:wp14="http://schemas.microsoft.com/office/word/2010/wordprocessingDrawing" xmlns:wp="http://schemas.openxmlformats.org/drawingml/2006/wordprocessingDrawing" xmlns:w10="urn:schemas-microsoft-com:office:word" xmlns:w="http://schemas.openxmlformats.org/wordprocessingml/2006/main" xmlns:w14="http://schemas.microsoft.com/office/word/2010/wordml" xmlns:w15="http://schemas.microsoft.com/office/word/2012/wordml" xmlns:w16cex="http://schemas.microsoft.com/office/word/2018/wordml/cex" xmlns:w16cid="http://schemas.microsoft.com/office/word/2016/wordml/cid" xmlns:w16="http://schemas.microsoft.com/office/word/2018/wordml" xmlns:w16sdtdh="http://schemas.microsoft.com/office/word/2020/wordml/sdtdatahash" xmlns:w16se="http://schemas.microsoft.com/office/word/2015/wordml/symex" xmlns:wpg="http://schemas.microsoft.com/office/word/2010/wordprocessingGroup" xmlns:wpi="http://schemas.microsoft.com/office/word/2010/wordprocessingInk" xmlns:wne="http://schemas.microsoft.com/office/word/2006/wordml" xmlns:wps="http://schemas.microsoft.com/office/word/2010/wordprocessingShape" mc:Ignorable="w14 w15 w16se w16cid w16 w16cex w16sdtdh wp14">
+<w:numbering xmlns:wpc="http://schemas.microsoft.com/office/word/2010/wordprocessingCanvas" xmlns:cx="http://schemas.microsoft.com/office/drawing/2014/chartex" xmlns:cx1="http://schemas.microsoft.com/office/drawing/2015/9/8/chartex" xmlns:cx2="http://schemas.microsoft.com/office/drawing/2015/10/21/chartex" xmlns:cx3="http://schemas.microsoft.com/office/drawing/2016/5/9/chartex" xmlns:cx4="http://schemas.microsoft.com/office/drawing/2016/5/10/chartex" xmlns:cx5="http://schemas.microsoft.com/office/drawing/2016/5/11/chartex" xmlns:cx6="http://schemas.microsoft.com/office/drawing/2016/5/12/chartex" xmlns:cx7="http://schemas.microsoft.com/office/drawing/2016/5/13/chartex" xmlns:cx8="http://schemas.microsoft.com/office/drawing/2016/5/14/chartex" xmlns:mc="http://schemas.openxmlformats.org/markup-compatibility/2006" xmlns:aink="http://schemas.microsoft.com/office/drawing/2016/ink" xmlns:am3d="http://schemas.microsoft.com/office/drawing/2017/model3d" xmlns:o="urn:schemas-microsoft-com:office:office" xmlns:oel="http://schemas.microsoft.com/office/2019/extlst" xmlns:r="http://schemas.openxmlformats.org/officeDocument/2006/relationships" xmlns:m="http://schemas.openxmlformats.org/officeDocument/2006/math" xmlns:v="urn:schemas-microsoft-com:vml" xmlns:wp14="http://schemas.microsoft.com/office/word/2010/wordprocessingDrawing" xmlns:wp="http://schemas.openxmlformats.org/drawingml/2006/wordprocessingDrawing" xmlns:w10="urn:schemas-microsoft-com:office:word" xmlns:w="http://schemas.openxmlformats.org/wordprocessingml/2006/main" xmlns:w14="http://schemas.microsoft.com/office/word/2010/wordml" xmlns:w15="http://schemas.microsoft.com/office/word/2012/wordml" xmlns:w16cex="http://schemas.microsoft.com/office/word/2018/wordml/cex" xmlns:w16cid="http://schemas.microsoft.com/office/word/2016/wordml/cid" xmlns:w16="http://schemas.microsoft.com/office/word/2018/wordml" xmlns:w16du="http://schemas.microsoft.com/office/word/2023/wordml/word16du" xmlns:w16sdtdh="http://schemas.microsoft.com/office/word/2020/wordml/sdtdatahash" xmlns:w16sdtfl="http://schemas.microsoft.com/office/word/2024/wordml/sdtformatlock" xmlns:w16se="http://schemas.microsoft.com/office/word/2015/wordml/symex" xmlns:wpg="http://schemas.microsoft.com/office/word/2010/wordprocessingGroup" xmlns:wpi="http://schemas.microsoft.com/office/word/2010/wordprocessingInk" xmlns:wne="http://schemas.microsoft.com/office/word/2006/wordml" xmlns:wps="http://schemas.microsoft.com/office/word/2010/wordprocessingShape" mc:Ignorable="w14 w15 w16se w16cid w16 w16cex w16sdtdh w16sdtfl w16du wp14">
   <w:abstractNum w:abstractNumId="0" w15:restartNumberingAfterBreak="0">
     <w:nsid w:val="00000001"/>
     <w:multiLevelType w:val="singleLevel"/>
@@ -4523,47 +4525,47 @@
       </w:rPr>
     </w:lvl>
   </w:abstractNum>
-  <w:num w:numId="1">
+  <w:num w:numId="1" w16cid:durableId="1424456569">
     <w:abstractNumId w:val="0"/>
   </w:num>
-  <w:num w:numId="2">
+  <w:num w:numId="2" w16cid:durableId="2142964841">
     <w:abstractNumId w:val="1"/>
   </w:num>
-  <w:num w:numId="3">
+  <w:num w:numId="3" w16cid:durableId="1678456255">
     <w:abstractNumId w:val="2"/>
   </w:num>
-  <w:num w:numId="4">
+  <w:num w:numId="4" w16cid:durableId="859006141">
     <w:abstractNumId w:val="3"/>
   </w:num>
-  <w:num w:numId="5">
+  <w:num w:numId="5" w16cid:durableId="849568103">
     <w:abstractNumId w:val="4"/>
   </w:num>
-  <w:num w:numId="6">
+  <w:num w:numId="6" w16cid:durableId="943461641">
     <w:abstractNumId w:val="5"/>
   </w:num>
-  <w:num w:numId="7">
+  <w:num w:numId="7" w16cid:durableId="1477650184">
     <w:abstractNumId w:val="6"/>
   </w:num>
-  <w:num w:numId="8">
+  <w:num w:numId="8" w16cid:durableId="1896967093">
     <w:abstractNumId w:val="7"/>
   </w:num>
-  <w:num w:numId="9">
+  <w:num w:numId="9" w16cid:durableId="1835952636">
     <w:abstractNumId w:val="8"/>
   </w:num>
-  <w:num w:numId="10">
+  <w:num w:numId="10" w16cid:durableId="1468428913">
     <w:abstractNumId w:val="10"/>
   </w:num>
-  <w:num w:numId="11">
+  <w:num w:numId="11" w16cid:durableId="2009479233">
     <w:abstractNumId w:val="9"/>
   </w:num>
-  <w:num w:numId="12">
+  <w:num w:numId="12" w16cid:durableId="1866215089">
     <w:abstractNumId w:val="11"/>
   </w:num>
 </w:numbering>
 </file>
 
 <file path=word/styles.xml><?xml version="1.0" encoding="utf-8"?>
-<w:styles xmlns:mc="http://schemas.openxmlformats.org/markup-compatibility/2006" xmlns:r="http://schemas.openxmlformats.org/officeDocument/2006/relationships" xmlns:w="http://schemas.openxmlformats.org/wordprocessingml/2006/main" xmlns:w14="http://schemas.microsoft.com/office/word/2010/wordml" xmlns:w15="http://schemas.microsoft.com/office/word/2012/wordml" xmlns:w16cex="http://schemas.microsoft.com/office/word/2018/wordml/cex" xmlns:w16cid="http://schemas.microsoft.com/office/word/2016/wordml/cid" xmlns:w16="http://schemas.microsoft.com/office/word/2018/wordml" xmlns:w16sdtdh="http://schemas.microsoft.com/office/word/2020/wordml/sdtdatahash" xmlns:w16se="http://schemas.microsoft.com/office/word/2015/wordml/symex" mc:Ignorable="w14 w15 w16se w16cid w16 w16cex w16sdtdh">
+<w:styles xmlns:mc="http://schemas.openxmlformats.org/markup-compatibility/2006" xmlns:r="http://schemas.openxmlformats.org/officeDocument/2006/relationships" xmlns:w="http://schemas.openxmlformats.org/wordprocessingml/2006/main" xmlns:w14="http://schemas.microsoft.com/office/word/2010/wordml" xmlns:w15="http://schemas.microsoft.com/office/word/2012/wordml" xmlns:w16cex="http://schemas.microsoft.com/office/word/2018/wordml/cex" xmlns:w16cid="http://schemas.microsoft.com/office/word/2016/wordml/cid" xmlns:w16="http://schemas.microsoft.com/office/word/2018/wordml" xmlns:w16du="http://schemas.microsoft.com/office/word/2023/wordml/word16du" xmlns:w16sdtdh="http://schemas.microsoft.com/office/word/2020/wordml/sdtdatahash" xmlns:w16sdtfl="http://schemas.microsoft.com/office/word/2024/wordml/sdtformatlock" xmlns:w16se="http://schemas.microsoft.com/office/word/2015/wordml/symex" mc:Ignorable="w14 w15 w16se w16cid w16 w16cex w16sdtdh w16sdtfl w16du">
   <w:docDefaults>
     <w:rPrDefault>
       <w:rPr>
@@ -6130,6 +6132,7 @@
 <ds:datastoreItem xmlns:ds="http://schemas.openxmlformats.org/officeDocument/2006/customXml" ds:itemID="{297A0875-6137-4D6C-A6C5-B9B388049534}">
   <ds:schemaRefs>
     <ds:schemaRef ds:uri="http://schemas.openxmlformats.org/officeDocument/2006/bibliography"/>
+    <ds:schemaRef ds:uri="http://www.w3.org/2000/xmlns/"/>
   </ds:schemaRefs>
 </ds:datastoreItem>
 </file>
--- a/Protokoll/Heberschutz/PruefungHeberschutz.docx
+++ b/Protokoll/Heberschutz/PruefungHeberschutz.docx
@@ -1256,6 +1256,13 @@
               </w:rPr>
               <w:t>Ventilkörper</w:t>
             </w:r>
+            <w:r>
+              <w:rPr>
+                <w:b w:val="0"/>
+                <w:bCs w:val="0"/>
+              </w:rPr>
+              <w:t>:</w:t>
+            </w:r>
           </w:p>
         </w:tc>
         <w:tc>
@@ -1331,6 +1338,13 @@
               </w:rPr>
               <w:t>Dichtungen</w:t>
             </w:r>
+            <w:r>
+              <w:rPr>
+                <w:b w:val="0"/>
+                <w:bCs w:val="0"/>
+              </w:rPr>
+              <w:t>:</w:t>
+            </w:r>
           </w:p>
         </w:tc>
         <w:tc>
@@ -1386,6 +1400,13 @@
                 <w:bCs w:val="0"/>
               </w:rPr>
               <w:t>Einstellung</w:t>
+            </w:r>
+            <w:r>
+              <w:rPr>
+                <w:b w:val="0"/>
+                <w:bCs w:val="0"/>
+              </w:rPr>
+              <w:t>:</w:t>
             </w:r>
           </w:p>
         </w:tc>
@@ -1682,6 +1703,13 @@
               </w:rPr>
               <w:t>Max. Füllstand</w:t>
             </w:r>
+            <w:r>
+              <w:rPr>
+                <w:b w:val="0"/>
+                <w:bCs w:val="0"/>
+              </w:rPr>
+              <w:t>:</w:t>
+            </w:r>
           </w:p>
         </w:tc>
         <w:tc>
@@ -1870,6 +1898,13 @@
                 <w:bCs w:val="0"/>
               </w:rPr>
               <w:t>Aktueller Füllstand</w:t>
+            </w:r>
+            <w:r>
+              <w:rPr>
+                <w:b w:val="0"/>
+                <w:bCs w:val="0"/>
+              </w:rPr>
+              <w:t>:</w:t>
             </w:r>
           </w:p>
         </w:tc>

--- a/Protokoll/Heberschutz/PruefungHeberschutz.docx
+++ b/Protokoll/Heberschutz/PruefungHeberschutz.docx
@@ -2406,7 +2406,19 @@
         <w:rPr>
           <w:rFonts w:ascii="Arial" w:hAnsi="Arial" w:cs="Arial"/>
         </w:rPr>
-        <w:t>____________________                                                                          _______________________</w:t>
+        <w:t>____________________                                                                      _______________________</w:t>
+      </w:r>
+      <w:r>
+        <w:rPr>
+          <w:rFonts w:ascii="Arial" w:hAnsi="Arial" w:cs="Arial"/>
+        </w:rPr>
+        <w:t>__</w:t>
+      </w:r>
+      <w:r>
+        <w:rPr>
+          <w:rFonts w:ascii="Arial" w:hAnsi="Arial" w:cs="Arial"/>
+        </w:rPr>
+        <w:t>_</w:t>
       </w:r>
     </w:p>
     <w:p>
